--- a/04组织级运维服务目录/CYYH-ITSS-04-01-运维服务目录管理制度.docx
+++ b/04组织级运维服务目录/CYYH-ITSS-04-01-运维服务目录管理制度.docx
@@ -38,7 +38,7 @@
                     <pic:cNvPicPr/>
                   </pic:nvPicPr>
                   <pic:blipFill>
-                    <a:blip r:embed="rId13"/>
+                    <a:blip r:embed="rId12"/>
                     <a:stretch>
                       <a:fillRect/>
                     </a:stretch>
@@ -493,246 +493,6 @@
     </w:p>
     <w:p>
       <w:pPr>
-        <w:pStyle w:val="2"/>
-        <w:keepNext w:val="0"/>
-        <w:keepLines w:val="0"/>
-        <w:pageBreakBefore w:val="0"/>
-        <w:widowControl w:val="0"/>
-        <w:kinsoku w:val="0"/>
-        <w:wordWrap/>
-        <w:overflowPunct/>
-        <w:topLinePunct w:val="0"/>
-        <w:autoSpaceDE w:val="0"/>
-        <w:autoSpaceDN w:val="0"/>
-        <w:bidi w:val="0"/>
-        <w:adjustRightInd w:val="0"/>
-        <w:snapToGrid w:val="0"/>
-        <w:spacing w:line="249" w:lineRule="auto"/>
-        <w:textAlignment w:val="baseline"/>
-      </w:pPr>
-    </w:p>
-    <w:p>
-      <w:pPr>
-        <w:pStyle w:val="2"/>
-        <w:keepNext w:val="0"/>
-        <w:keepLines w:val="0"/>
-        <w:pageBreakBefore w:val="0"/>
-        <w:widowControl w:val="0"/>
-        <w:kinsoku w:val="0"/>
-        <w:wordWrap/>
-        <w:overflowPunct/>
-        <w:topLinePunct w:val="0"/>
-        <w:autoSpaceDE w:val="0"/>
-        <w:autoSpaceDN w:val="0"/>
-        <w:bidi w:val="0"/>
-        <w:adjustRightInd w:val="0"/>
-        <w:snapToGrid w:val="0"/>
-        <w:spacing w:line="249" w:lineRule="auto"/>
-        <w:textAlignment w:val="baseline"/>
-      </w:pPr>
-    </w:p>
-    <w:p>
-      <w:pPr>
-        <w:pStyle w:val="2"/>
-        <w:keepNext w:val="0"/>
-        <w:keepLines w:val="0"/>
-        <w:pageBreakBefore w:val="0"/>
-        <w:widowControl w:val="0"/>
-        <w:kinsoku w:val="0"/>
-        <w:wordWrap/>
-        <w:overflowPunct/>
-        <w:topLinePunct w:val="0"/>
-        <w:autoSpaceDE w:val="0"/>
-        <w:autoSpaceDN w:val="0"/>
-        <w:bidi w:val="0"/>
-        <w:adjustRightInd w:val="0"/>
-        <w:snapToGrid w:val="0"/>
-        <w:spacing w:line="249" w:lineRule="auto"/>
-        <w:textAlignment w:val="baseline"/>
-      </w:pPr>
-    </w:p>
-    <w:p>
-      <w:pPr>
-        <w:pStyle w:val="2"/>
-        <w:keepNext w:val="0"/>
-        <w:keepLines w:val="0"/>
-        <w:pageBreakBefore w:val="0"/>
-        <w:widowControl w:val="0"/>
-        <w:kinsoku w:val="0"/>
-        <w:wordWrap/>
-        <w:overflowPunct/>
-        <w:topLinePunct w:val="0"/>
-        <w:autoSpaceDE w:val="0"/>
-        <w:autoSpaceDN w:val="0"/>
-        <w:bidi w:val="0"/>
-        <w:adjustRightInd w:val="0"/>
-        <w:snapToGrid w:val="0"/>
-        <w:spacing w:line="249" w:lineRule="auto"/>
-        <w:textAlignment w:val="baseline"/>
-      </w:pPr>
-    </w:p>
-    <w:p>
-      <w:pPr>
-        <w:pStyle w:val="2"/>
-        <w:keepNext w:val="0"/>
-        <w:keepLines w:val="0"/>
-        <w:pageBreakBefore w:val="0"/>
-        <w:widowControl w:val="0"/>
-        <w:kinsoku w:val="0"/>
-        <w:wordWrap/>
-        <w:overflowPunct/>
-        <w:topLinePunct w:val="0"/>
-        <w:autoSpaceDE w:val="0"/>
-        <w:autoSpaceDN w:val="0"/>
-        <w:bidi w:val="0"/>
-        <w:adjustRightInd w:val="0"/>
-        <w:snapToGrid w:val="0"/>
-        <w:spacing w:line="249" w:lineRule="auto"/>
-        <w:textAlignment w:val="baseline"/>
-      </w:pPr>
-    </w:p>
-    <w:p>
-      <w:pPr>
-        <w:pStyle w:val="2"/>
-        <w:keepNext w:val="0"/>
-        <w:keepLines w:val="0"/>
-        <w:pageBreakBefore w:val="0"/>
-        <w:widowControl w:val="0"/>
-        <w:kinsoku w:val="0"/>
-        <w:wordWrap/>
-        <w:overflowPunct/>
-        <w:topLinePunct w:val="0"/>
-        <w:autoSpaceDE w:val="0"/>
-        <w:autoSpaceDN w:val="0"/>
-        <w:bidi w:val="0"/>
-        <w:adjustRightInd w:val="0"/>
-        <w:snapToGrid w:val="0"/>
-        <w:spacing w:line="249" w:lineRule="auto"/>
-        <w:textAlignment w:val="baseline"/>
-      </w:pPr>
-    </w:p>
-    <w:p>
-      <w:pPr>
-        <w:pStyle w:val="2"/>
-        <w:keepNext w:val="0"/>
-        <w:keepLines w:val="0"/>
-        <w:pageBreakBefore w:val="0"/>
-        <w:widowControl w:val="0"/>
-        <w:kinsoku w:val="0"/>
-        <w:wordWrap/>
-        <w:overflowPunct/>
-        <w:topLinePunct w:val="0"/>
-        <w:autoSpaceDE w:val="0"/>
-        <w:autoSpaceDN w:val="0"/>
-        <w:bidi w:val="0"/>
-        <w:adjustRightInd w:val="0"/>
-        <w:snapToGrid w:val="0"/>
-        <w:spacing w:line="249" w:lineRule="auto"/>
-        <w:textAlignment w:val="baseline"/>
-      </w:pPr>
-    </w:p>
-    <w:p>
-      <w:pPr>
-        <w:pStyle w:val="2"/>
-        <w:keepNext w:val="0"/>
-        <w:keepLines w:val="0"/>
-        <w:pageBreakBefore w:val="0"/>
-        <w:widowControl w:val="0"/>
-        <w:kinsoku w:val="0"/>
-        <w:wordWrap/>
-        <w:overflowPunct/>
-        <w:topLinePunct w:val="0"/>
-        <w:autoSpaceDE w:val="0"/>
-        <w:autoSpaceDN w:val="0"/>
-        <w:bidi w:val="0"/>
-        <w:adjustRightInd w:val="0"/>
-        <w:snapToGrid w:val="0"/>
-        <w:spacing w:line="249" w:lineRule="auto"/>
-        <w:textAlignment w:val="baseline"/>
-      </w:pPr>
-    </w:p>
-    <w:p>
-      <w:pPr>
-        <w:pStyle w:val="2"/>
-        <w:keepNext w:val="0"/>
-        <w:keepLines w:val="0"/>
-        <w:pageBreakBefore w:val="0"/>
-        <w:widowControl w:val="0"/>
-        <w:kinsoku w:val="0"/>
-        <w:wordWrap/>
-        <w:overflowPunct/>
-        <w:topLinePunct w:val="0"/>
-        <w:autoSpaceDE w:val="0"/>
-        <w:autoSpaceDN w:val="0"/>
-        <w:bidi w:val="0"/>
-        <w:adjustRightInd w:val="0"/>
-        <w:snapToGrid w:val="0"/>
-        <w:spacing w:line="250" w:lineRule="auto"/>
-        <w:textAlignment w:val="baseline"/>
-      </w:pPr>
-    </w:p>
-    <w:p>
-      <w:pPr>
-        <w:pStyle w:val="2"/>
-        <w:keepNext w:val="0"/>
-        <w:keepLines w:val="0"/>
-        <w:pageBreakBefore w:val="0"/>
-        <w:widowControl w:val="0"/>
-        <w:kinsoku w:val="0"/>
-        <w:wordWrap/>
-        <w:overflowPunct/>
-        <w:topLinePunct w:val="0"/>
-        <w:autoSpaceDE w:val="0"/>
-        <w:autoSpaceDN w:val="0"/>
-        <w:bidi w:val="0"/>
-        <w:adjustRightInd w:val="0"/>
-        <w:snapToGrid w:val="0"/>
-        <w:spacing w:line="250" w:lineRule="auto"/>
-        <w:textAlignment w:val="baseline"/>
-      </w:pPr>
-    </w:p>
-    <w:p>
-      <w:pPr>
-        <w:pStyle w:val="2"/>
-        <w:keepNext w:val="0"/>
-        <w:keepLines w:val="0"/>
-        <w:pageBreakBefore w:val="0"/>
-        <w:widowControl w:val="0"/>
-        <w:kinsoku w:val="0"/>
-        <w:wordWrap/>
-        <w:overflowPunct/>
-        <w:topLinePunct w:val="0"/>
-        <w:autoSpaceDE w:val="0"/>
-        <w:autoSpaceDN w:val="0"/>
-        <w:bidi w:val="0"/>
-        <w:adjustRightInd w:val="0"/>
-        <w:snapToGrid w:val="0"/>
-        <w:spacing w:line="250" w:lineRule="auto"/>
-        <w:textAlignment w:val="baseline"/>
-      </w:pPr>
-    </w:p>
-    <w:p>
-      <w:pPr>
-        <w:pStyle w:val="2"/>
-        <w:keepNext w:val="0"/>
-        <w:keepLines w:val="0"/>
-        <w:pageBreakBefore w:val="0"/>
-        <w:widowControl w:val="0"/>
-        <w:kinsoku w:val="0"/>
-        <w:wordWrap/>
-        <w:overflowPunct/>
-        <w:topLinePunct w:val="0"/>
-        <w:autoSpaceDE w:val="0"/>
-        <w:autoSpaceDN w:val="0"/>
-        <w:bidi w:val="0"/>
-        <w:adjustRightInd w:val="0"/>
-        <w:snapToGrid w:val="0"/>
-        <w:spacing w:line="250" w:lineRule="auto"/>
-        <w:textAlignment w:val="baseline"/>
-      </w:pPr>
-    </w:p>
-    <w:p>
-      <w:pPr>
         <w:keepNext w:val="0"/>
         <w:keepLines w:val="0"/>
         <w:pageBreakBefore w:val="0"/>
@@ -1112,7 +872,7 @@
                     <pic:cNvPicPr/>
                   </pic:nvPicPr>
                   <pic:blipFill>
-                    <a:blip r:embed="rId13"/>
+                    <a:blip r:embed="rId12"/>
                     <a:stretch>
                       <a:fillRect/>
                     </a:stretch>
@@ -2199,7 +1959,7 @@
                     <pic:cNvPicPr/>
                   </pic:nvPicPr>
                   <pic:blipFill>
-                    <a:blip r:embed="rId13"/>
+                    <a:blip r:embed="rId12"/>
                     <a:stretch>
                       <a:fillRect/>
                     </a:stretch>
@@ -3598,7 +3358,7 @@
                     <pic:cNvPicPr/>
                   </pic:nvPicPr>
                   <pic:blipFill>
-                    <a:blip r:embed="rId13"/>
+                    <a:blip r:embed="rId12"/>
                     <a:stretch>
                       <a:fillRect/>
                     </a:stretch>
@@ -4313,7 +4073,7 @@
                     <pic:cNvPicPr/>
                   </pic:nvPicPr>
                   <pic:blipFill>
-                    <a:blip r:embed="rId14"/>
+                    <a:blip r:embed="rId13"/>
                     <a:stretch>
                       <a:fillRect/>
                     </a:stretch>
@@ -7991,26 +7751,6 @@
     </w:p>
     <w:p>
       <w:pPr>
-        <w:pStyle w:val="2"/>
-        <w:keepNext w:val="0"/>
-        <w:keepLines w:val="0"/>
-        <w:pageBreakBefore w:val="0"/>
-        <w:widowControl w:val="0"/>
-        <w:kinsoku w:val="0"/>
-        <w:wordWrap/>
-        <w:overflowPunct/>
-        <w:topLinePunct w:val="0"/>
-        <w:autoSpaceDE w:val="0"/>
-        <w:autoSpaceDN w:val="0"/>
-        <w:bidi w:val="0"/>
-        <w:adjustRightInd w:val="0"/>
-        <w:snapToGrid w:val="0"/>
-        <w:spacing w:line="288" w:lineRule="auto"/>
-        <w:textAlignment w:val="baseline"/>
-      </w:pPr>
-    </w:p>
-    <w:p>
-      <w:pPr>
         <w:keepNext w:val="0"/>
         <w:keepLines w:val="0"/>
         <w:pageBreakBefore w:val="0"/>
@@ -8033,6 +7773,8 @@
           <w:szCs w:val="24"/>
         </w:rPr>
       </w:pPr>
+      <w:bookmarkStart w:id="11" w:name="_GoBack"/>
+      <w:bookmarkEnd w:id="11"/>
       <w:r>
         <w:rPr>
           <w:rFonts w:ascii="宋体" w:hAnsi="宋体" w:eastAsia="宋体" w:cs="宋体"/>
@@ -8213,7 +7955,7 @@
                     <pic:cNvPicPr/>
                   </pic:nvPicPr>
                   <pic:blipFill>
-                    <a:blip r:embed="rId13"/>
+                    <a:blip r:embed="rId12"/>
                     <a:stretch>
                       <a:fillRect/>
                     </a:stretch>
@@ -8283,7 +8025,7 @@
                     <pic:cNvPicPr/>
                   </pic:nvPicPr>
                   <pic:blipFill>
-                    <a:blip r:embed="rId15"/>
+                    <a:blip r:embed="rId14"/>
                     <a:stretch>
                       <a:fillRect/>
                     </a:stretch>
@@ -8375,7 +8117,7 @@
                     </pic:cNvPicPr>
                   </pic:nvPicPr>
                   <pic:blipFill>
-                    <a:blip r:embed="rId16"/>
+                    <a:blip r:embed="rId15"/>
                     <a:stretch>
                       <a:fillRect/>
                     </a:stretch>
@@ -8422,7 +8164,7 @@
     <w:tbl>
       <w:tblPr>
         <w:tblStyle w:val="7"/>
-        <w:tblW w:w="9298" w:type="dxa"/>
+        <w:tblW w:w="9303" w:type="dxa"/>
         <w:tblInd w:w="26" w:type="dxa"/>
         <w:tblBorders>
           <w:top w:val="single" w:color="000000" w:sz="2" w:space="0"/>
@@ -8441,11 +8183,17 @@
         </w:tblCellMar>
       </w:tblPr>
       <w:tblGrid>
-        <w:gridCol w:w="1017"/>
-        <w:gridCol w:w="3207"/>
-        <w:gridCol w:w="1701"/>
-        <w:gridCol w:w="1852"/>
-        <w:gridCol w:w="1521"/>
+        <w:gridCol w:w="5"/>
+        <w:gridCol w:w="1012"/>
+        <w:gridCol w:w="5"/>
+        <w:gridCol w:w="3202"/>
+        <w:gridCol w:w="5"/>
+        <w:gridCol w:w="1696"/>
+        <w:gridCol w:w="5"/>
+        <w:gridCol w:w="1847"/>
+        <w:gridCol w:w="5"/>
+        <w:gridCol w:w="1516"/>
+        <w:gridCol w:w="5"/>
       </w:tblGrid>
       <w:tr>
         <w:tblPrEx>
@@ -8465,11 +8213,14 @@
           </w:tblCellMar>
         </w:tblPrEx>
         <w:trPr>
+          <w:gridAfter w:val="1"/>
+          <w:wAfter w:w="5" w:type="dxa"/>
           <w:trHeight w:val="531" w:hRule="atLeast"/>
         </w:trPr>
         <w:tc>
           <w:tcPr>
             <w:tcW w:w="1017" w:type="dxa"/>
+            <w:gridSpan w:val="2"/>
             <w:shd w:val="clear" w:color="auto" w:fill="00B0F0"/>
           </w:tcPr>
           <w:p>
@@ -8512,6 +8263,7 @@
         <w:tc>
           <w:tcPr>
             <w:tcW w:w="3207" w:type="dxa"/>
+            <w:gridSpan w:val="2"/>
             <w:shd w:val="clear" w:color="auto" w:fill="00B0F0"/>
           </w:tcPr>
           <w:p>
@@ -8554,6 +8306,7 @@
         <w:tc>
           <w:tcPr>
             <w:tcW w:w="1701" w:type="dxa"/>
+            <w:gridSpan w:val="2"/>
             <w:shd w:val="clear" w:color="auto" w:fill="00B0F0"/>
           </w:tcPr>
           <w:p>
@@ -8596,6 +8349,7 @@
         <w:tc>
           <w:tcPr>
             <w:tcW w:w="1852" w:type="dxa"/>
+            <w:gridSpan w:val="2"/>
             <w:shd w:val="clear" w:color="auto" w:fill="00B0F0"/>
           </w:tcPr>
           <w:p>
@@ -8638,6 +8392,7 @@
         <w:tc>
           <w:tcPr>
             <w:tcW w:w="1521" w:type="dxa"/>
+            <w:gridSpan w:val="2"/>
             <w:shd w:val="clear" w:color="auto" w:fill="00B0F0"/>
           </w:tcPr>
           <w:p>
@@ -8696,11 +8451,14 @@
           </w:tblCellMar>
         </w:tblPrEx>
         <w:trPr>
+          <w:gridAfter w:val="1"/>
+          <w:wAfter w:w="5" w:type="dxa"/>
           <w:trHeight w:val="2401" w:hRule="atLeast"/>
         </w:trPr>
         <w:tc>
           <w:tcPr>
             <w:tcW w:w="1017" w:type="dxa"/>
+            <w:gridSpan w:val="2"/>
           </w:tcPr>
           <w:p>
             <w:pPr>
@@ -8837,6 +8595,7 @@
         <w:tc>
           <w:tcPr>
             <w:tcW w:w="3207" w:type="dxa"/>
+            <w:gridSpan w:val="2"/>
           </w:tcPr>
           <w:p>
             <w:pPr>
@@ -8910,6 +8669,7 @@
         <w:tc>
           <w:tcPr>
             <w:tcW w:w="1701" w:type="dxa"/>
+            <w:gridSpan w:val="2"/>
           </w:tcPr>
           <w:p>
             <w:pPr>
@@ -9037,6 +8797,7 @@
         <w:tc>
           <w:tcPr>
             <w:tcW w:w="1852" w:type="dxa"/>
+            <w:gridSpan w:val="2"/>
           </w:tcPr>
           <w:p>
             <w:pPr>
@@ -9156,6 +8917,7 @@
         <w:tc>
           <w:tcPr>
             <w:tcW w:w="1521" w:type="dxa"/>
+            <w:gridSpan w:val="2"/>
           </w:tcPr>
           <w:p>
             <w:pPr>
@@ -9268,11 +9030,14 @@
           </w:tblCellMar>
         </w:tblPrEx>
         <w:trPr>
+          <w:gridAfter w:val="1"/>
+          <w:wAfter w:w="5" w:type="dxa"/>
           <w:trHeight w:val="3333" w:hRule="atLeast"/>
         </w:trPr>
         <w:tc>
           <w:tcPr>
             <w:tcW w:w="1017" w:type="dxa"/>
+            <w:gridSpan w:val="2"/>
           </w:tcPr>
           <w:p>
             <w:pPr>
@@ -9412,6 +9177,7 @@
         <w:tc>
           <w:tcPr>
             <w:tcW w:w="3207" w:type="dxa"/>
+            <w:gridSpan w:val="2"/>
           </w:tcPr>
           <w:p>
             <w:pPr>
@@ -9487,6 +9253,7 @@
         <w:tc>
           <w:tcPr>
             <w:tcW w:w="1701" w:type="dxa"/>
+            <w:gridSpan w:val="2"/>
           </w:tcPr>
           <w:p>
             <w:pPr>
@@ -9644,6 +9411,7 @@
         <w:tc>
           <w:tcPr>
             <w:tcW w:w="1852" w:type="dxa"/>
+            <w:gridSpan w:val="2"/>
           </w:tcPr>
           <w:p>
             <w:pPr>
@@ -9782,6 +9550,7 @@
         <w:tc>
           <w:tcPr>
             <w:tcW w:w="1521" w:type="dxa"/>
+            <w:gridSpan w:val="2"/>
           </w:tcPr>
           <w:p>
             <w:pPr>
@@ -9913,11 +9682,14 @@
           </w:tblCellMar>
         </w:tblPrEx>
         <w:trPr>
+          <w:gridAfter w:val="1"/>
+          <w:wAfter w:w="5" w:type="dxa"/>
           <w:trHeight w:val="2873" w:hRule="atLeast"/>
         </w:trPr>
         <w:tc>
           <w:tcPr>
             <w:tcW w:w="1017" w:type="dxa"/>
+            <w:gridSpan w:val="2"/>
           </w:tcPr>
           <w:p>
             <w:pPr>
@@ -10037,6 +9809,7 @@
         <w:tc>
           <w:tcPr>
             <w:tcW w:w="3207" w:type="dxa"/>
+            <w:gridSpan w:val="2"/>
           </w:tcPr>
           <w:p>
             <w:pPr>
@@ -10137,6 +9910,7 @@
         <w:tc>
           <w:tcPr>
             <w:tcW w:w="1701" w:type="dxa"/>
+            <w:gridSpan w:val="2"/>
           </w:tcPr>
           <w:p>
             <w:pPr>
@@ -10284,6 +10058,7 @@
         <w:tc>
           <w:tcPr>
             <w:tcW w:w="1852" w:type="dxa"/>
+            <w:gridSpan w:val="2"/>
           </w:tcPr>
           <w:p>
             <w:pPr>
@@ -10402,6 +10177,7 @@
         <w:tc>
           <w:tcPr>
             <w:tcW w:w="1521" w:type="dxa"/>
+            <w:gridSpan w:val="2"/>
           </w:tcPr>
           <w:p>
             <w:pPr>
@@ -10515,6 +10291,1840 @@
                 <w:szCs w:val="24"/>
               </w:rPr>
               <w:t>组织级运维服务目录</w:t>
+            </w:r>
+          </w:p>
+        </w:tc>
+      </w:tr>
+      <w:tr>
+        <w:tblPrEx>
+          <w:tblBorders>
+            <w:top w:val="single" w:color="000000" w:sz="2" w:space="0"/>
+            <w:left w:val="single" w:color="000000" w:sz="2" w:space="0"/>
+            <w:bottom w:val="single" w:color="000000" w:sz="2" w:space="0"/>
+            <w:right w:val="single" w:color="000000" w:sz="2" w:space="0"/>
+            <w:insideH w:val="single" w:color="000000" w:sz="2" w:space="0"/>
+            <w:insideV w:val="single" w:color="000000" w:sz="2" w:space="0"/>
+          </w:tblBorders>
+          <w:tblCellMar>
+            <w:top w:w="0" w:type="dxa"/>
+            <w:left w:w="0" w:type="dxa"/>
+            <w:bottom w:w="0" w:type="dxa"/>
+            <w:right w:w="0" w:type="dxa"/>
+          </w:tblCellMar>
+        </w:tblPrEx>
+        <w:trPr>
+          <w:gridBefore w:val="1"/>
+          <w:wBefore w:w="5" w:type="dxa"/>
+          <w:trHeight w:val="5672" w:hRule="atLeast"/>
+        </w:trPr>
+        <w:tc>
+          <w:tcPr>
+            <w:tcW w:w="1017" w:type="dxa"/>
+            <w:gridSpan w:val="2"/>
+          </w:tcPr>
+          <w:p>
+            <w:pPr>
+              <w:pStyle w:val="8"/>
+              <w:keepNext w:val="0"/>
+              <w:keepLines w:val="0"/>
+              <w:pageBreakBefore w:val="0"/>
+              <w:widowControl w:val="0"/>
+              <w:kinsoku w:val="0"/>
+              <w:wordWrap/>
+              <w:overflowPunct/>
+              <w:topLinePunct w:val="0"/>
+              <w:autoSpaceDE w:val="0"/>
+              <w:autoSpaceDN w:val="0"/>
+              <w:bidi w:val="0"/>
+              <w:adjustRightInd w:val="0"/>
+              <w:snapToGrid w:val="0"/>
+              <w:spacing w:line="243" w:lineRule="auto"/>
+              <w:textAlignment w:val="baseline"/>
+            </w:pPr>
+          </w:p>
+          <w:p>
+            <w:pPr>
+              <w:pStyle w:val="8"/>
+              <w:keepNext w:val="0"/>
+              <w:keepLines w:val="0"/>
+              <w:pageBreakBefore w:val="0"/>
+              <w:widowControl w:val="0"/>
+              <w:kinsoku w:val="0"/>
+              <w:wordWrap/>
+              <w:overflowPunct/>
+              <w:topLinePunct w:val="0"/>
+              <w:autoSpaceDE w:val="0"/>
+              <w:autoSpaceDN w:val="0"/>
+              <w:bidi w:val="0"/>
+              <w:adjustRightInd w:val="0"/>
+              <w:snapToGrid w:val="0"/>
+              <w:spacing w:line="243" w:lineRule="auto"/>
+              <w:textAlignment w:val="baseline"/>
+            </w:pPr>
+          </w:p>
+          <w:p>
+            <w:pPr>
+              <w:pStyle w:val="8"/>
+              <w:keepNext w:val="0"/>
+              <w:keepLines w:val="0"/>
+              <w:pageBreakBefore w:val="0"/>
+              <w:widowControl w:val="0"/>
+              <w:kinsoku w:val="0"/>
+              <w:wordWrap/>
+              <w:overflowPunct/>
+              <w:topLinePunct w:val="0"/>
+              <w:autoSpaceDE w:val="0"/>
+              <w:autoSpaceDN w:val="0"/>
+              <w:bidi w:val="0"/>
+              <w:adjustRightInd w:val="0"/>
+              <w:snapToGrid w:val="0"/>
+              <w:spacing w:line="243" w:lineRule="auto"/>
+              <w:textAlignment w:val="baseline"/>
+            </w:pPr>
+          </w:p>
+          <w:p>
+            <w:pPr>
+              <w:pStyle w:val="8"/>
+              <w:keepNext w:val="0"/>
+              <w:keepLines w:val="0"/>
+              <w:pageBreakBefore w:val="0"/>
+              <w:widowControl w:val="0"/>
+              <w:kinsoku w:val="0"/>
+              <w:wordWrap/>
+              <w:overflowPunct/>
+              <w:topLinePunct w:val="0"/>
+              <w:autoSpaceDE w:val="0"/>
+              <w:autoSpaceDN w:val="0"/>
+              <w:bidi w:val="0"/>
+              <w:adjustRightInd w:val="0"/>
+              <w:snapToGrid w:val="0"/>
+              <w:spacing w:line="243" w:lineRule="auto"/>
+              <w:textAlignment w:val="baseline"/>
+            </w:pPr>
+          </w:p>
+          <w:p>
+            <w:pPr>
+              <w:pStyle w:val="8"/>
+              <w:keepNext w:val="0"/>
+              <w:keepLines w:val="0"/>
+              <w:pageBreakBefore w:val="0"/>
+              <w:widowControl w:val="0"/>
+              <w:kinsoku w:val="0"/>
+              <w:wordWrap/>
+              <w:overflowPunct/>
+              <w:topLinePunct w:val="0"/>
+              <w:autoSpaceDE w:val="0"/>
+              <w:autoSpaceDN w:val="0"/>
+              <w:bidi w:val="0"/>
+              <w:adjustRightInd w:val="0"/>
+              <w:snapToGrid w:val="0"/>
+              <w:spacing w:line="243" w:lineRule="auto"/>
+              <w:textAlignment w:val="baseline"/>
+            </w:pPr>
+          </w:p>
+          <w:p>
+            <w:pPr>
+              <w:pStyle w:val="8"/>
+              <w:keepNext w:val="0"/>
+              <w:keepLines w:val="0"/>
+              <w:pageBreakBefore w:val="0"/>
+              <w:widowControl w:val="0"/>
+              <w:kinsoku w:val="0"/>
+              <w:wordWrap/>
+              <w:overflowPunct/>
+              <w:topLinePunct w:val="0"/>
+              <w:autoSpaceDE w:val="0"/>
+              <w:autoSpaceDN w:val="0"/>
+              <w:bidi w:val="0"/>
+              <w:adjustRightInd w:val="0"/>
+              <w:snapToGrid w:val="0"/>
+              <w:spacing w:line="244" w:lineRule="auto"/>
+              <w:textAlignment w:val="baseline"/>
+            </w:pPr>
+          </w:p>
+          <w:p>
+            <w:pPr>
+              <w:pStyle w:val="8"/>
+              <w:keepNext w:val="0"/>
+              <w:keepLines w:val="0"/>
+              <w:pageBreakBefore w:val="0"/>
+              <w:widowControl w:val="0"/>
+              <w:kinsoku w:val="0"/>
+              <w:wordWrap/>
+              <w:overflowPunct/>
+              <w:topLinePunct w:val="0"/>
+              <w:autoSpaceDE w:val="0"/>
+              <w:autoSpaceDN w:val="0"/>
+              <w:bidi w:val="0"/>
+              <w:adjustRightInd w:val="0"/>
+              <w:snapToGrid w:val="0"/>
+              <w:spacing w:line="244" w:lineRule="auto"/>
+              <w:textAlignment w:val="baseline"/>
+            </w:pPr>
+          </w:p>
+          <w:p>
+            <w:pPr>
+              <w:pStyle w:val="8"/>
+              <w:keepNext w:val="0"/>
+              <w:keepLines w:val="0"/>
+              <w:pageBreakBefore w:val="0"/>
+              <w:widowControl w:val="0"/>
+              <w:kinsoku w:val="0"/>
+              <w:wordWrap/>
+              <w:overflowPunct/>
+              <w:topLinePunct w:val="0"/>
+              <w:autoSpaceDE w:val="0"/>
+              <w:autoSpaceDN w:val="0"/>
+              <w:bidi w:val="0"/>
+              <w:adjustRightInd w:val="0"/>
+              <w:snapToGrid w:val="0"/>
+              <w:spacing w:line="244" w:lineRule="auto"/>
+              <w:textAlignment w:val="baseline"/>
+            </w:pPr>
+          </w:p>
+          <w:p>
+            <w:pPr>
+              <w:keepNext w:val="0"/>
+              <w:keepLines w:val="0"/>
+              <w:pageBreakBefore w:val="0"/>
+              <w:widowControl w:val="0"/>
+              <w:kinsoku w:val="0"/>
+              <w:wordWrap/>
+              <w:overflowPunct/>
+              <w:topLinePunct w:val="0"/>
+              <w:autoSpaceDE w:val="0"/>
+              <w:autoSpaceDN w:val="0"/>
+              <w:bidi w:val="0"/>
+              <w:adjustRightInd w:val="0"/>
+              <w:snapToGrid w:val="0"/>
+              <w:spacing w:before="78" w:line="365" w:lineRule="auto"/>
+              <w:ind w:left="71" w:right="109" w:firstLine="5"/>
+              <w:textAlignment w:val="baseline"/>
+              <w:rPr>
+                <w:rFonts w:ascii="宋体" w:hAnsi="宋体" w:eastAsia="宋体" w:cs="宋体"/>
+                <w:sz w:val="24"/>
+                <w:szCs w:val="24"/>
+              </w:rPr>
+            </w:pPr>
+            <w:r>
+              <w:rPr>
+                <w:rFonts w:ascii="宋体" w:hAnsi="宋体" w:eastAsia="宋体" w:cs="宋体"/>
+                <w:spacing w:val="-6"/>
+                <w:sz w:val="24"/>
+                <w:szCs w:val="24"/>
+              </w:rPr>
+              <w:t>定期检</w:t>
+            </w:r>
+            <w:r>
+              <w:rPr>
+                <w:rFonts w:ascii="宋体" w:hAnsi="宋体" w:eastAsia="宋体" w:cs="宋体"/>
+                <w:spacing w:val="-3"/>
+                <w:sz w:val="24"/>
+                <w:szCs w:val="24"/>
+              </w:rPr>
+              <w:t>查/回顾</w:t>
+            </w:r>
+            <w:r>
+              <w:rPr>
+                <w:rFonts w:ascii="宋体" w:hAnsi="宋体" w:eastAsia="宋体" w:cs="宋体"/>
+                <w:spacing w:val="-4"/>
+                <w:sz w:val="24"/>
+                <w:szCs w:val="24"/>
+              </w:rPr>
+              <w:t>服务目</w:t>
+            </w:r>
+            <w:r>
+              <w:rPr>
+                <w:rFonts w:ascii="宋体" w:hAnsi="宋体" w:eastAsia="宋体" w:cs="宋体"/>
+                <w:sz w:val="24"/>
+                <w:szCs w:val="24"/>
+              </w:rPr>
+              <w:t>录</w:t>
+            </w:r>
+          </w:p>
+        </w:tc>
+        <w:tc>
+          <w:tcPr>
+            <w:tcW w:w="3207" w:type="dxa"/>
+            <w:gridSpan w:val="2"/>
+          </w:tcPr>
+          <w:p>
+            <w:pPr>
+              <w:keepNext w:val="0"/>
+              <w:keepLines w:val="0"/>
+              <w:pageBreakBefore w:val="0"/>
+              <w:widowControl w:val="0"/>
+              <w:kinsoku w:val="0"/>
+              <w:wordWrap/>
+              <w:overflowPunct/>
+              <w:topLinePunct w:val="0"/>
+              <w:autoSpaceDE w:val="0"/>
+              <w:autoSpaceDN w:val="0"/>
+              <w:bidi w:val="0"/>
+              <w:adjustRightInd w:val="0"/>
+              <w:snapToGrid w:val="0"/>
+              <w:spacing w:before="148" w:line="363" w:lineRule="auto"/>
+              <w:ind w:left="66" w:right="69"/>
+              <w:textAlignment w:val="baseline"/>
+              <w:rPr>
+                <w:rFonts w:ascii="宋体" w:hAnsi="宋体" w:eastAsia="宋体" w:cs="宋体"/>
+                <w:sz w:val="24"/>
+                <w:szCs w:val="24"/>
+              </w:rPr>
+            </w:pPr>
+            <w:r>
+              <w:rPr>
+                <w:rFonts w:ascii="宋体" w:hAnsi="宋体" w:eastAsia="宋体" w:cs="宋体"/>
+                <w:spacing w:val="-1"/>
+                <w:sz w:val="24"/>
+                <w:szCs w:val="24"/>
+              </w:rPr>
+              <w:t>服务目录经理根据服务级别</w:t>
+            </w:r>
+            <w:r>
+              <w:rPr>
+                <w:rFonts w:ascii="宋体" w:hAnsi="宋体" w:eastAsia="宋体" w:cs="宋体"/>
+                <w:spacing w:val="-5"/>
+                <w:sz w:val="24"/>
+                <w:szCs w:val="24"/>
+              </w:rPr>
+              <w:t>管理的服务级别协议（技术协议）执行情况和服务报告，定</w:t>
+            </w:r>
+            <w:r>
+              <w:rPr>
+                <w:rFonts w:ascii="宋体" w:hAnsi="宋体" w:eastAsia="宋体" w:cs="宋体"/>
+                <w:spacing w:val="-6"/>
+                <w:sz w:val="24"/>
+                <w:szCs w:val="24"/>
+              </w:rPr>
+              <w:t>期回顾检查运维服务目录，了</w:t>
+            </w:r>
+            <w:r>
+              <w:rPr>
+                <w:rFonts w:ascii="宋体" w:hAnsi="宋体" w:eastAsia="宋体" w:cs="宋体"/>
+                <w:spacing w:val="-1"/>
+                <w:sz w:val="24"/>
+                <w:szCs w:val="24"/>
+              </w:rPr>
+              <w:t>解用户满意度以及用户需求</w:t>
+            </w:r>
+            <w:r>
+              <w:rPr>
+                <w:rFonts w:ascii="宋体" w:hAnsi="宋体" w:eastAsia="宋体" w:cs="宋体"/>
+                <w:spacing w:val="-2"/>
+                <w:sz w:val="24"/>
+                <w:szCs w:val="24"/>
+              </w:rPr>
+              <w:t>变化信息。</w:t>
+            </w:r>
+          </w:p>
+          <w:p>
+            <w:pPr>
+              <w:keepNext w:val="0"/>
+              <w:keepLines w:val="0"/>
+              <w:pageBreakBefore w:val="0"/>
+              <w:widowControl w:val="0"/>
+              <w:kinsoku w:val="0"/>
+              <w:wordWrap/>
+              <w:overflowPunct/>
+              <w:topLinePunct w:val="0"/>
+              <w:autoSpaceDE w:val="0"/>
+              <w:autoSpaceDN w:val="0"/>
+              <w:bidi w:val="0"/>
+              <w:adjustRightInd w:val="0"/>
+              <w:snapToGrid w:val="0"/>
+              <w:spacing w:before="4" w:line="363" w:lineRule="auto"/>
+              <w:ind w:left="67" w:right="50"/>
+              <w:textAlignment w:val="baseline"/>
+              <w:rPr>
+                <w:rFonts w:ascii="宋体" w:hAnsi="宋体" w:eastAsia="宋体" w:cs="宋体"/>
+                <w:sz w:val="24"/>
+                <w:szCs w:val="24"/>
+              </w:rPr>
+            </w:pPr>
+            <w:r>
+              <w:rPr>
+                <w:rFonts w:ascii="宋体" w:hAnsi="宋体" w:eastAsia="宋体" w:cs="宋体"/>
+                <w:spacing w:val="-11"/>
+                <w:sz w:val="24"/>
+                <w:szCs w:val="24"/>
+              </w:rPr>
+              <w:t>服务目录经理每年 1 月份，定</w:t>
+            </w:r>
+            <w:r>
+              <w:rPr>
+                <w:rFonts w:ascii="宋体" w:hAnsi="宋体" w:eastAsia="宋体" w:cs="宋体"/>
+                <w:spacing w:val="-1"/>
+                <w:sz w:val="24"/>
+                <w:szCs w:val="24"/>
+              </w:rPr>
+              <w:t>期组织召开服务目录评审回</w:t>
+            </w:r>
+            <w:r>
+              <w:rPr>
+                <w:rFonts w:ascii="宋体" w:hAnsi="宋体" w:eastAsia="宋体" w:cs="宋体"/>
+                <w:spacing w:val="-7"/>
+                <w:sz w:val="24"/>
+                <w:szCs w:val="24"/>
+              </w:rPr>
+              <w:t>顾会，回顾一年的服务执行情</w:t>
+            </w:r>
+            <w:r>
+              <w:rPr>
+                <w:rFonts w:ascii="宋体" w:hAnsi="宋体" w:eastAsia="宋体" w:cs="宋体"/>
+                <w:spacing w:val="-8"/>
+                <w:sz w:val="24"/>
+                <w:szCs w:val="24"/>
+              </w:rPr>
+              <w:t>况，根据回顾会议的讨论内容</w:t>
+            </w:r>
+            <w:r>
+              <w:rPr>
+                <w:rFonts w:ascii="宋体" w:hAnsi="宋体" w:eastAsia="宋体" w:cs="宋体"/>
+                <w:spacing w:val="-5"/>
+                <w:sz w:val="24"/>
+                <w:szCs w:val="24"/>
+              </w:rPr>
+              <w:t>生成回顾记录，并形成对服务</w:t>
+            </w:r>
+          </w:p>
+          <w:p>
+            <w:pPr>
+              <w:keepNext w:val="0"/>
+              <w:keepLines w:val="0"/>
+              <w:pageBreakBefore w:val="0"/>
+              <w:widowControl w:val="0"/>
+              <w:kinsoku w:val="0"/>
+              <w:wordWrap/>
+              <w:overflowPunct/>
+              <w:topLinePunct w:val="0"/>
+              <w:autoSpaceDE w:val="0"/>
+              <w:autoSpaceDN w:val="0"/>
+              <w:bidi w:val="0"/>
+              <w:adjustRightInd w:val="0"/>
+              <w:snapToGrid w:val="0"/>
+              <w:spacing w:line="219" w:lineRule="auto"/>
+              <w:ind w:left="113"/>
+              <w:textAlignment w:val="baseline"/>
+              <w:rPr>
+                <w:rFonts w:ascii="宋体" w:hAnsi="宋体" w:eastAsia="宋体" w:cs="宋体"/>
+                <w:sz w:val="24"/>
+                <w:szCs w:val="24"/>
+              </w:rPr>
+            </w:pPr>
+            <w:r>
+              <w:rPr>
+                <w:rFonts w:ascii="宋体" w:hAnsi="宋体" w:eastAsia="宋体" w:cs="宋体"/>
+                <w:spacing w:val="-7"/>
+                <w:sz w:val="24"/>
+                <w:szCs w:val="24"/>
+              </w:rPr>
+              <w:t>目录的改进建议。</w:t>
+            </w:r>
+          </w:p>
+        </w:tc>
+        <w:tc>
+          <w:tcPr>
+            <w:tcW w:w="1701" w:type="dxa"/>
+            <w:gridSpan w:val="2"/>
+          </w:tcPr>
+          <w:p>
+            <w:pPr>
+              <w:pStyle w:val="8"/>
+              <w:keepNext w:val="0"/>
+              <w:keepLines w:val="0"/>
+              <w:pageBreakBefore w:val="0"/>
+              <w:widowControl w:val="0"/>
+              <w:kinsoku w:val="0"/>
+              <w:wordWrap/>
+              <w:overflowPunct/>
+              <w:topLinePunct w:val="0"/>
+              <w:autoSpaceDE w:val="0"/>
+              <w:autoSpaceDN w:val="0"/>
+              <w:bidi w:val="0"/>
+              <w:adjustRightInd w:val="0"/>
+              <w:snapToGrid w:val="0"/>
+              <w:spacing w:line="242" w:lineRule="auto"/>
+              <w:textAlignment w:val="baseline"/>
+            </w:pPr>
+          </w:p>
+          <w:p>
+            <w:pPr>
+              <w:pStyle w:val="8"/>
+              <w:keepNext w:val="0"/>
+              <w:keepLines w:val="0"/>
+              <w:pageBreakBefore w:val="0"/>
+              <w:widowControl w:val="0"/>
+              <w:kinsoku w:val="0"/>
+              <w:wordWrap/>
+              <w:overflowPunct/>
+              <w:topLinePunct w:val="0"/>
+              <w:autoSpaceDE w:val="0"/>
+              <w:autoSpaceDN w:val="0"/>
+              <w:bidi w:val="0"/>
+              <w:adjustRightInd w:val="0"/>
+              <w:snapToGrid w:val="0"/>
+              <w:spacing w:line="242" w:lineRule="auto"/>
+              <w:textAlignment w:val="baseline"/>
+            </w:pPr>
+          </w:p>
+          <w:p>
+            <w:pPr>
+              <w:pStyle w:val="8"/>
+              <w:keepNext w:val="0"/>
+              <w:keepLines w:val="0"/>
+              <w:pageBreakBefore w:val="0"/>
+              <w:widowControl w:val="0"/>
+              <w:kinsoku w:val="0"/>
+              <w:wordWrap/>
+              <w:overflowPunct/>
+              <w:topLinePunct w:val="0"/>
+              <w:autoSpaceDE w:val="0"/>
+              <w:autoSpaceDN w:val="0"/>
+              <w:bidi w:val="0"/>
+              <w:adjustRightInd w:val="0"/>
+              <w:snapToGrid w:val="0"/>
+              <w:spacing w:line="242" w:lineRule="auto"/>
+              <w:textAlignment w:val="baseline"/>
+            </w:pPr>
+          </w:p>
+          <w:p>
+            <w:pPr>
+              <w:pStyle w:val="8"/>
+              <w:keepNext w:val="0"/>
+              <w:keepLines w:val="0"/>
+              <w:pageBreakBefore w:val="0"/>
+              <w:widowControl w:val="0"/>
+              <w:kinsoku w:val="0"/>
+              <w:wordWrap/>
+              <w:overflowPunct/>
+              <w:topLinePunct w:val="0"/>
+              <w:autoSpaceDE w:val="0"/>
+              <w:autoSpaceDN w:val="0"/>
+              <w:bidi w:val="0"/>
+              <w:adjustRightInd w:val="0"/>
+              <w:snapToGrid w:val="0"/>
+              <w:spacing w:line="242" w:lineRule="auto"/>
+              <w:textAlignment w:val="baseline"/>
+            </w:pPr>
+          </w:p>
+          <w:p>
+            <w:pPr>
+              <w:pStyle w:val="8"/>
+              <w:keepNext w:val="0"/>
+              <w:keepLines w:val="0"/>
+              <w:pageBreakBefore w:val="0"/>
+              <w:widowControl w:val="0"/>
+              <w:kinsoku w:val="0"/>
+              <w:wordWrap/>
+              <w:overflowPunct/>
+              <w:topLinePunct w:val="0"/>
+              <w:autoSpaceDE w:val="0"/>
+              <w:autoSpaceDN w:val="0"/>
+              <w:bidi w:val="0"/>
+              <w:adjustRightInd w:val="0"/>
+              <w:snapToGrid w:val="0"/>
+              <w:spacing w:line="242" w:lineRule="auto"/>
+              <w:textAlignment w:val="baseline"/>
+            </w:pPr>
+          </w:p>
+          <w:p>
+            <w:pPr>
+              <w:pStyle w:val="8"/>
+              <w:keepNext w:val="0"/>
+              <w:keepLines w:val="0"/>
+              <w:pageBreakBefore w:val="0"/>
+              <w:widowControl w:val="0"/>
+              <w:kinsoku w:val="0"/>
+              <w:wordWrap/>
+              <w:overflowPunct/>
+              <w:topLinePunct w:val="0"/>
+              <w:autoSpaceDE w:val="0"/>
+              <w:autoSpaceDN w:val="0"/>
+              <w:bidi w:val="0"/>
+              <w:adjustRightInd w:val="0"/>
+              <w:snapToGrid w:val="0"/>
+              <w:spacing w:line="242" w:lineRule="auto"/>
+              <w:textAlignment w:val="baseline"/>
+            </w:pPr>
+          </w:p>
+          <w:p>
+            <w:pPr>
+              <w:pStyle w:val="8"/>
+              <w:keepNext w:val="0"/>
+              <w:keepLines w:val="0"/>
+              <w:pageBreakBefore w:val="0"/>
+              <w:widowControl w:val="0"/>
+              <w:kinsoku w:val="0"/>
+              <w:wordWrap/>
+              <w:overflowPunct/>
+              <w:topLinePunct w:val="0"/>
+              <w:autoSpaceDE w:val="0"/>
+              <w:autoSpaceDN w:val="0"/>
+              <w:bidi w:val="0"/>
+              <w:adjustRightInd w:val="0"/>
+              <w:snapToGrid w:val="0"/>
+              <w:spacing w:line="242" w:lineRule="auto"/>
+              <w:textAlignment w:val="baseline"/>
+            </w:pPr>
+          </w:p>
+          <w:p>
+            <w:pPr>
+              <w:pStyle w:val="8"/>
+              <w:keepNext w:val="0"/>
+              <w:keepLines w:val="0"/>
+              <w:pageBreakBefore w:val="0"/>
+              <w:widowControl w:val="0"/>
+              <w:kinsoku w:val="0"/>
+              <w:wordWrap/>
+              <w:overflowPunct/>
+              <w:topLinePunct w:val="0"/>
+              <w:autoSpaceDE w:val="0"/>
+              <w:autoSpaceDN w:val="0"/>
+              <w:bidi w:val="0"/>
+              <w:adjustRightInd w:val="0"/>
+              <w:snapToGrid w:val="0"/>
+              <w:spacing w:line="242" w:lineRule="auto"/>
+              <w:textAlignment w:val="baseline"/>
+            </w:pPr>
+          </w:p>
+          <w:p>
+            <w:pPr>
+              <w:pStyle w:val="8"/>
+              <w:keepNext w:val="0"/>
+              <w:keepLines w:val="0"/>
+              <w:pageBreakBefore w:val="0"/>
+              <w:widowControl w:val="0"/>
+              <w:kinsoku w:val="0"/>
+              <w:wordWrap/>
+              <w:overflowPunct/>
+              <w:topLinePunct w:val="0"/>
+              <w:autoSpaceDE w:val="0"/>
+              <w:autoSpaceDN w:val="0"/>
+              <w:bidi w:val="0"/>
+              <w:adjustRightInd w:val="0"/>
+              <w:snapToGrid w:val="0"/>
+              <w:spacing w:line="243" w:lineRule="auto"/>
+              <w:textAlignment w:val="baseline"/>
+            </w:pPr>
+          </w:p>
+          <w:p>
+            <w:pPr>
+              <w:pStyle w:val="8"/>
+              <w:keepNext w:val="0"/>
+              <w:keepLines w:val="0"/>
+              <w:pageBreakBefore w:val="0"/>
+              <w:widowControl w:val="0"/>
+              <w:kinsoku w:val="0"/>
+              <w:wordWrap/>
+              <w:overflowPunct/>
+              <w:topLinePunct w:val="0"/>
+              <w:autoSpaceDE w:val="0"/>
+              <w:autoSpaceDN w:val="0"/>
+              <w:bidi w:val="0"/>
+              <w:adjustRightInd w:val="0"/>
+              <w:snapToGrid w:val="0"/>
+              <w:spacing w:line="243" w:lineRule="auto"/>
+              <w:textAlignment w:val="baseline"/>
+            </w:pPr>
+          </w:p>
+          <w:p>
+            <w:pPr>
+              <w:keepNext w:val="0"/>
+              <w:keepLines w:val="0"/>
+              <w:pageBreakBefore w:val="0"/>
+              <w:widowControl w:val="0"/>
+              <w:kinsoku w:val="0"/>
+              <w:wordWrap/>
+              <w:overflowPunct/>
+              <w:topLinePunct w:val="0"/>
+              <w:autoSpaceDE w:val="0"/>
+              <w:autoSpaceDN w:val="0"/>
+              <w:bidi w:val="0"/>
+              <w:adjustRightInd w:val="0"/>
+              <w:snapToGrid w:val="0"/>
+              <w:spacing w:before="78" w:line="364" w:lineRule="auto"/>
+              <w:ind w:left="80" w:right="195" w:hanging="11"/>
+              <w:textAlignment w:val="baseline"/>
+              <w:rPr>
+                <w:rFonts w:ascii="宋体" w:hAnsi="宋体" w:eastAsia="宋体" w:cs="宋体"/>
+                <w:sz w:val="24"/>
+                <w:szCs w:val="24"/>
+              </w:rPr>
+            </w:pPr>
+            <w:r>
+              <w:rPr>
+                <w:rFonts w:ascii="宋体" w:hAnsi="宋体" w:eastAsia="宋体" w:cs="宋体"/>
+                <w:spacing w:val="-2"/>
+                <w:sz w:val="24"/>
+                <w:szCs w:val="24"/>
+              </w:rPr>
+              <w:t>服务目录经理</w:t>
+            </w:r>
+            <w:r>
+              <w:rPr>
+                <w:rFonts w:ascii="宋体" w:hAnsi="宋体" w:eastAsia="宋体" w:cs="宋体"/>
+                <w:spacing w:val="-4"/>
+                <w:sz w:val="24"/>
+                <w:szCs w:val="24"/>
+              </w:rPr>
+              <w:t>（运维经理）</w:t>
+            </w:r>
+          </w:p>
+        </w:tc>
+        <w:tc>
+          <w:tcPr>
+            <w:tcW w:w="1852" w:type="dxa"/>
+            <w:gridSpan w:val="2"/>
+          </w:tcPr>
+          <w:p>
+            <w:pPr>
+              <w:pStyle w:val="8"/>
+              <w:keepNext w:val="0"/>
+              <w:keepLines w:val="0"/>
+              <w:pageBreakBefore w:val="0"/>
+              <w:widowControl w:val="0"/>
+              <w:kinsoku w:val="0"/>
+              <w:wordWrap/>
+              <w:overflowPunct/>
+              <w:topLinePunct w:val="0"/>
+              <w:autoSpaceDE w:val="0"/>
+              <w:autoSpaceDN w:val="0"/>
+              <w:bidi w:val="0"/>
+              <w:adjustRightInd w:val="0"/>
+              <w:snapToGrid w:val="0"/>
+              <w:spacing w:line="242" w:lineRule="auto"/>
+              <w:textAlignment w:val="baseline"/>
+            </w:pPr>
+          </w:p>
+          <w:p>
+            <w:pPr>
+              <w:pStyle w:val="8"/>
+              <w:keepNext w:val="0"/>
+              <w:keepLines w:val="0"/>
+              <w:pageBreakBefore w:val="0"/>
+              <w:widowControl w:val="0"/>
+              <w:kinsoku w:val="0"/>
+              <w:wordWrap/>
+              <w:overflowPunct/>
+              <w:topLinePunct w:val="0"/>
+              <w:autoSpaceDE w:val="0"/>
+              <w:autoSpaceDN w:val="0"/>
+              <w:bidi w:val="0"/>
+              <w:adjustRightInd w:val="0"/>
+              <w:snapToGrid w:val="0"/>
+              <w:spacing w:line="242" w:lineRule="auto"/>
+              <w:textAlignment w:val="baseline"/>
+            </w:pPr>
+          </w:p>
+          <w:p>
+            <w:pPr>
+              <w:pStyle w:val="8"/>
+              <w:keepNext w:val="0"/>
+              <w:keepLines w:val="0"/>
+              <w:pageBreakBefore w:val="0"/>
+              <w:widowControl w:val="0"/>
+              <w:kinsoku w:val="0"/>
+              <w:wordWrap/>
+              <w:overflowPunct/>
+              <w:topLinePunct w:val="0"/>
+              <w:autoSpaceDE w:val="0"/>
+              <w:autoSpaceDN w:val="0"/>
+              <w:bidi w:val="0"/>
+              <w:adjustRightInd w:val="0"/>
+              <w:snapToGrid w:val="0"/>
+              <w:spacing w:line="243" w:lineRule="auto"/>
+              <w:textAlignment w:val="baseline"/>
+            </w:pPr>
+          </w:p>
+          <w:p>
+            <w:pPr>
+              <w:pStyle w:val="8"/>
+              <w:keepNext w:val="0"/>
+              <w:keepLines w:val="0"/>
+              <w:pageBreakBefore w:val="0"/>
+              <w:widowControl w:val="0"/>
+              <w:kinsoku w:val="0"/>
+              <w:wordWrap/>
+              <w:overflowPunct/>
+              <w:topLinePunct w:val="0"/>
+              <w:autoSpaceDE w:val="0"/>
+              <w:autoSpaceDN w:val="0"/>
+              <w:bidi w:val="0"/>
+              <w:adjustRightInd w:val="0"/>
+              <w:snapToGrid w:val="0"/>
+              <w:spacing w:line="243" w:lineRule="auto"/>
+              <w:textAlignment w:val="baseline"/>
+            </w:pPr>
+          </w:p>
+          <w:p>
+            <w:pPr>
+              <w:pStyle w:val="8"/>
+              <w:keepNext w:val="0"/>
+              <w:keepLines w:val="0"/>
+              <w:pageBreakBefore w:val="0"/>
+              <w:widowControl w:val="0"/>
+              <w:kinsoku w:val="0"/>
+              <w:wordWrap/>
+              <w:overflowPunct/>
+              <w:topLinePunct w:val="0"/>
+              <w:autoSpaceDE w:val="0"/>
+              <w:autoSpaceDN w:val="0"/>
+              <w:bidi w:val="0"/>
+              <w:adjustRightInd w:val="0"/>
+              <w:snapToGrid w:val="0"/>
+              <w:spacing w:line="243" w:lineRule="auto"/>
+              <w:textAlignment w:val="baseline"/>
+            </w:pPr>
+          </w:p>
+          <w:p>
+            <w:pPr>
+              <w:pStyle w:val="8"/>
+              <w:keepNext w:val="0"/>
+              <w:keepLines w:val="0"/>
+              <w:pageBreakBefore w:val="0"/>
+              <w:widowControl w:val="0"/>
+              <w:kinsoku w:val="0"/>
+              <w:wordWrap/>
+              <w:overflowPunct/>
+              <w:topLinePunct w:val="0"/>
+              <w:autoSpaceDE w:val="0"/>
+              <w:autoSpaceDN w:val="0"/>
+              <w:bidi w:val="0"/>
+              <w:adjustRightInd w:val="0"/>
+              <w:snapToGrid w:val="0"/>
+              <w:spacing w:line="243" w:lineRule="auto"/>
+              <w:textAlignment w:val="baseline"/>
+            </w:pPr>
+          </w:p>
+          <w:p>
+            <w:pPr>
+              <w:pStyle w:val="8"/>
+              <w:keepNext w:val="0"/>
+              <w:keepLines w:val="0"/>
+              <w:pageBreakBefore w:val="0"/>
+              <w:widowControl w:val="0"/>
+              <w:kinsoku w:val="0"/>
+              <w:wordWrap/>
+              <w:overflowPunct/>
+              <w:topLinePunct w:val="0"/>
+              <w:autoSpaceDE w:val="0"/>
+              <w:autoSpaceDN w:val="0"/>
+              <w:bidi w:val="0"/>
+              <w:adjustRightInd w:val="0"/>
+              <w:snapToGrid w:val="0"/>
+              <w:spacing w:line="243" w:lineRule="auto"/>
+              <w:textAlignment w:val="baseline"/>
+            </w:pPr>
+          </w:p>
+          <w:p>
+            <w:pPr>
+              <w:pStyle w:val="8"/>
+              <w:keepNext w:val="0"/>
+              <w:keepLines w:val="0"/>
+              <w:pageBreakBefore w:val="0"/>
+              <w:widowControl w:val="0"/>
+              <w:kinsoku w:val="0"/>
+              <w:wordWrap/>
+              <w:overflowPunct/>
+              <w:topLinePunct w:val="0"/>
+              <w:autoSpaceDE w:val="0"/>
+              <w:autoSpaceDN w:val="0"/>
+              <w:bidi w:val="0"/>
+              <w:adjustRightInd w:val="0"/>
+              <w:snapToGrid w:val="0"/>
+              <w:spacing w:line="243" w:lineRule="auto"/>
+              <w:textAlignment w:val="baseline"/>
+            </w:pPr>
+          </w:p>
+          <w:p>
+            <w:pPr>
+              <w:pStyle w:val="8"/>
+              <w:keepNext w:val="0"/>
+              <w:keepLines w:val="0"/>
+              <w:pageBreakBefore w:val="0"/>
+              <w:widowControl w:val="0"/>
+              <w:kinsoku w:val="0"/>
+              <w:wordWrap/>
+              <w:overflowPunct/>
+              <w:topLinePunct w:val="0"/>
+              <w:autoSpaceDE w:val="0"/>
+              <w:autoSpaceDN w:val="0"/>
+              <w:bidi w:val="0"/>
+              <w:adjustRightInd w:val="0"/>
+              <w:snapToGrid w:val="0"/>
+              <w:spacing w:line="243" w:lineRule="auto"/>
+              <w:textAlignment w:val="baseline"/>
+            </w:pPr>
+          </w:p>
+          <w:p>
+            <w:pPr>
+              <w:keepNext w:val="0"/>
+              <w:keepLines w:val="0"/>
+              <w:pageBreakBefore w:val="0"/>
+              <w:widowControl w:val="0"/>
+              <w:kinsoku w:val="0"/>
+              <w:wordWrap/>
+              <w:overflowPunct/>
+              <w:topLinePunct w:val="0"/>
+              <w:autoSpaceDE w:val="0"/>
+              <w:autoSpaceDN w:val="0"/>
+              <w:bidi w:val="0"/>
+              <w:adjustRightInd w:val="0"/>
+              <w:snapToGrid w:val="0"/>
+              <w:spacing w:before="78" w:line="364" w:lineRule="auto"/>
+              <w:ind w:left="65" w:right="106" w:firstLine="2"/>
+              <w:jc w:val="both"/>
+              <w:textAlignment w:val="baseline"/>
+              <w:rPr>
+                <w:rFonts w:ascii="宋体" w:hAnsi="宋体" w:eastAsia="宋体" w:cs="宋体"/>
+                <w:sz w:val="24"/>
+                <w:szCs w:val="24"/>
+              </w:rPr>
+            </w:pPr>
+            <w:r>
+              <w:rPr>
+                <w:rFonts w:ascii="宋体" w:hAnsi="宋体" w:eastAsia="宋体" w:cs="宋体"/>
+                <w:spacing w:val="-2"/>
+                <w:sz w:val="24"/>
+                <w:szCs w:val="24"/>
+              </w:rPr>
+              <w:t>技术协议、服务</w:t>
+            </w:r>
+            <w:r>
+              <w:rPr>
+                <w:rFonts w:ascii="宋体" w:hAnsi="宋体" w:eastAsia="宋体" w:cs="宋体"/>
+                <w:spacing w:val="-1"/>
+                <w:sz w:val="24"/>
+                <w:szCs w:val="24"/>
+              </w:rPr>
+              <w:t>报告、用户反馈</w:t>
+            </w:r>
+            <w:r>
+              <w:rPr>
+                <w:rFonts w:ascii="宋体" w:hAnsi="宋体" w:eastAsia="宋体" w:cs="宋体"/>
+                <w:spacing w:val="-4"/>
+                <w:sz w:val="24"/>
+                <w:szCs w:val="24"/>
+              </w:rPr>
+              <w:t>信息</w:t>
+            </w:r>
+          </w:p>
+        </w:tc>
+        <w:tc>
+          <w:tcPr>
+            <w:tcW w:w="1521" w:type="dxa"/>
+            <w:gridSpan w:val="2"/>
+          </w:tcPr>
+          <w:p>
+            <w:pPr>
+              <w:pStyle w:val="8"/>
+              <w:keepNext w:val="0"/>
+              <w:keepLines w:val="0"/>
+              <w:pageBreakBefore w:val="0"/>
+              <w:widowControl w:val="0"/>
+              <w:kinsoku w:val="0"/>
+              <w:wordWrap/>
+              <w:overflowPunct/>
+              <w:topLinePunct w:val="0"/>
+              <w:autoSpaceDE w:val="0"/>
+              <w:autoSpaceDN w:val="0"/>
+              <w:bidi w:val="0"/>
+              <w:adjustRightInd w:val="0"/>
+              <w:snapToGrid w:val="0"/>
+              <w:spacing w:line="243" w:lineRule="auto"/>
+              <w:textAlignment w:val="baseline"/>
+            </w:pPr>
+          </w:p>
+          <w:p>
+            <w:pPr>
+              <w:pStyle w:val="8"/>
+              <w:keepNext w:val="0"/>
+              <w:keepLines w:val="0"/>
+              <w:pageBreakBefore w:val="0"/>
+              <w:widowControl w:val="0"/>
+              <w:kinsoku w:val="0"/>
+              <w:wordWrap/>
+              <w:overflowPunct/>
+              <w:topLinePunct w:val="0"/>
+              <w:autoSpaceDE w:val="0"/>
+              <w:autoSpaceDN w:val="0"/>
+              <w:bidi w:val="0"/>
+              <w:adjustRightInd w:val="0"/>
+              <w:snapToGrid w:val="0"/>
+              <w:spacing w:line="243" w:lineRule="auto"/>
+              <w:textAlignment w:val="baseline"/>
+            </w:pPr>
+          </w:p>
+          <w:p>
+            <w:pPr>
+              <w:pStyle w:val="8"/>
+              <w:keepNext w:val="0"/>
+              <w:keepLines w:val="0"/>
+              <w:pageBreakBefore w:val="0"/>
+              <w:widowControl w:val="0"/>
+              <w:kinsoku w:val="0"/>
+              <w:wordWrap/>
+              <w:overflowPunct/>
+              <w:topLinePunct w:val="0"/>
+              <w:autoSpaceDE w:val="0"/>
+              <w:autoSpaceDN w:val="0"/>
+              <w:bidi w:val="0"/>
+              <w:adjustRightInd w:val="0"/>
+              <w:snapToGrid w:val="0"/>
+              <w:spacing w:line="244" w:lineRule="auto"/>
+              <w:textAlignment w:val="baseline"/>
+            </w:pPr>
+          </w:p>
+          <w:p>
+            <w:pPr>
+              <w:pStyle w:val="8"/>
+              <w:keepNext w:val="0"/>
+              <w:keepLines w:val="0"/>
+              <w:pageBreakBefore w:val="0"/>
+              <w:widowControl w:val="0"/>
+              <w:kinsoku w:val="0"/>
+              <w:wordWrap/>
+              <w:overflowPunct/>
+              <w:topLinePunct w:val="0"/>
+              <w:autoSpaceDE w:val="0"/>
+              <w:autoSpaceDN w:val="0"/>
+              <w:bidi w:val="0"/>
+              <w:adjustRightInd w:val="0"/>
+              <w:snapToGrid w:val="0"/>
+              <w:spacing w:line="244" w:lineRule="auto"/>
+              <w:textAlignment w:val="baseline"/>
+            </w:pPr>
+          </w:p>
+          <w:p>
+            <w:pPr>
+              <w:pStyle w:val="8"/>
+              <w:keepNext w:val="0"/>
+              <w:keepLines w:val="0"/>
+              <w:pageBreakBefore w:val="0"/>
+              <w:widowControl w:val="0"/>
+              <w:kinsoku w:val="0"/>
+              <w:wordWrap/>
+              <w:overflowPunct/>
+              <w:topLinePunct w:val="0"/>
+              <w:autoSpaceDE w:val="0"/>
+              <w:autoSpaceDN w:val="0"/>
+              <w:bidi w:val="0"/>
+              <w:adjustRightInd w:val="0"/>
+              <w:snapToGrid w:val="0"/>
+              <w:spacing w:line="244" w:lineRule="auto"/>
+              <w:textAlignment w:val="baseline"/>
+            </w:pPr>
+          </w:p>
+          <w:p>
+            <w:pPr>
+              <w:pStyle w:val="8"/>
+              <w:keepNext w:val="0"/>
+              <w:keepLines w:val="0"/>
+              <w:pageBreakBefore w:val="0"/>
+              <w:widowControl w:val="0"/>
+              <w:kinsoku w:val="0"/>
+              <w:wordWrap/>
+              <w:overflowPunct/>
+              <w:topLinePunct w:val="0"/>
+              <w:autoSpaceDE w:val="0"/>
+              <w:autoSpaceDN w:val="0"/>
+              <w:bidi w:val="0"/>
+              <w:adjustRightInd w:val="0"/>
+              <w:snapToGrid w:val="0"/>
+              <w:spacing w:line="244" w:lineRule="auto"/>
+              <w:textAlignment w:val="baseline"/>
+            </w:pPr>
+          </w:p>
+          <w:p>
+            <w:pPr>
+              <w:pStyle w:val="8"/>
+              <w:keepNext w:val="0"/>
+              <w:keepLines w:val="0"/>
+              <w:pageBreakBefore w:val="0"/>
+              <w:widowControl w:val="0"/>
+              <w:kinsoku w:val="0"/>
+              <w:wordWrap/>
+              <w:overflowPunct/>
+              <w:topLinePunct w:val="0"/>
+              <w:autoSpaceDE w:val="0"/>
+              <w:autoSpaceDN w:val="0"/>
+              <w:bidi w:val="0"/>
+              <w:adjustRightInd w:val="0"/>
+              <w:snapToGrid w:val="0"/>
+              <w:spacing w:line="244" w:lineRule="auto"/>
+              <w:textAlignment w:val="baseline"/>
+            </w:pPr>
+          </w:p>
+          <w:p>
+            <w:pPr>
+              <w:pStyle w:val="8"/>
+              <w:keepNext w:val="0"/>
+              <w:keepLines w:val="0"/>
+              <w:pageBreakBefore w:val="0"/>
+              <w:widowControl w:val="0"/>
+              <w:kinsoku w:val="0"/>
+              <w:wordWrap/>
+              <w:overflowPunct/>
+              <w:topLinePunct w:val="0"/>
+              <w:autoSpaceDE w:val="0"/>
+              <w:autoSpaceDN w:val="0"/>
+              <w:bidi w:val="0"/>
+              <w:adjustRightInd w:val="0"/>
+              <w:snapToGrid w:val="0"/>
+              <w:spacing w:line="244" w:lineRule="auto"/>
+              <w:textAlignment w:val="baseline"/>
+            </w:pPr>
+          </w:p>
+          <w:p>
+            <w:pPr>
+              <w:keepNext w:val="0"/>
+              <w:keepLines w:val="0"/>
+              <w:pageBreakBefore w:val="0"/>
+              <w:widowControl w:val="0"/>
+              <w:kinsoku w:val="0"/>
+              <w:wordWrap/>
+              <w:overflowPunct/>
+              <w:topLinePunct w:val="0"/>
+              <w:autoSpaceDE w:val="0"/>
+              <w:autoSpaceDN w:val="0"/>
+              <w:bidi w:val="0"/>
+              <w:adjustRightInd w:val="0"/>
+              <w:snapToGrid w:val="0"/>
+              <w:spacing w:before="78" w:line="364" w:lineRule="auto"/>
+              <w:ind w:left="66" w:right="75" w:firstLine="1"/>
+              <w:jc w:val="both"/>
+              <w:textAlignment w:val="baseline"/>
+              <w:rPr>
+                <w:rFonts w:ascii="宋体" w:hAnsi="宋体" w:eastAsia="宋体" w:cs="宋体"/>
+                <w:sz w:val="24"/>
+                <w:szCs w:val="24"/>
+              </w:rPr>
+            </w:pPr>
+            <w:r>
+              <w:rPr>
+                <w:rFonts w:ascii="宋体" w:hAnsi="宋体" w:eastAsia="宋体" w:cs="宋体"/>
+                <w:spacing w:val="-2"/>
+                <w:sz w:val="24"/>
+                <w:szCs w:val="24"/>
+              </w:rPr>
+              <w:t>运维服务回</w:t>
+            </w:r>
+            <w:r>
+              <w:rPr>
+                <w:rFonts w:ascii="宋体" w:hAnsi="宋体" w:eastAsia="宋体" w:cs="宋体"/>
+                <w:spacing w:val="-12"/>
+                <w:sz w:val="24"/>
+                <w:szCs w:val="24"/>
+              </w:rPr>
+              <w:t>顾会议记录、</w:t>
+            </w:r>
+            <w:r>
+              <w:rPr>
+                <w:rFonts w:ascii="宋体" w:hAnsi="宋体" w:eastAsia="宋体" w:cs="宋体"/>
+                <w:spacing w:val="-2"/>
+                <w:sz w:val="24"/>
+                <w:szCs w:val="24"/>
+              </w:rPr>
+              <w:t>服务目录改</w:t>
+            </w:r>
+            <w:r>
+              <w:rPr>
+                <w:rFonts w:ascii="宋体" w:hAnsi="宋体" w:eastAsia="宋体" w:cs="宋体"/>
+                <w:spacing w:val="-3"/>
+                <w:sz w:val="24"/>
+                <w:szCs w:val="24"/>
+              </w:rPr>
+              <w:t>进建议</w:t>
+            </w:r>
+          </w:p>
+        </w:tc>
+      </w:tr>
+      <w:tr>
+        <w:tblPrEx>
+          <w:tblBorders>
+            <w:top w:val="single" w:color="000000" w:sz="2" w:space="0"/>
+            <w:left w:val="single" w:color="000000" w:sz="2" w:space="0"/>
+            <w:bottom w:val="single" w:color="000000" w:sz="2" w:space="0"/>
+            <w:right w:val="single" w:color="000000" w:sz="2" w:space="0"/>
+            <w:insideH w:val="single" w:color="000000" w:sz="2" w:space="0"/>
+            <w:insideV w:val="single" w:color="000000" w:sz="2" w:space="0"/>
+          </w:tblBorders>
+          <w:tblCellMar>
+            <w:top w:w="0" w:type="dxa"/>
+            <w:left w:w="0" w:type="dxa"/>
+            <w:bottom w:w="0" w:type="dxa"/>
+            <w:right w:w="0" w:type="dxa"/>
+          </w:tblCellMar>
+        </w:tblPrEx>
+        <w:trPr>
+          <w:gridBefore w:val="1"/>
+          <w:wBefore w:w="5" w:type="dxa"/>
+          <w:trHeight w:val="2401" w:hRule="atLeast"/>
+        </w:trPr>
+        <w:tc>
+          <w:tcPr>
+            <w:tcW w:w="1017" w:type="dxa"/>
+            <w:gridSpan w:val="2"/>
+          </w:tcPr>
+          <w:p>
+            <w:pPr>
+              <w:pStyle w:val="8"/>
+              <w:keepNext w:val="0"/>
+              <w:keepLines w:val="0"/>
+              <w:pageBreakBefore w:val="0"/>
+              <w:widowControl w:val="0"/>
+              <w:kinsoku w:val="0"/>
+              <w:wordWrap/>
+              <w:overflowPunct/>
+              <w:topLinePunct w:val="0"/>
+              <w:autoSpaceDE w:val="0"/>
+              <w:autoSpaceDN w:val="0"/>
+              <w:bidi w:val="0"/>
+              <w:adjustRightInd w:val="0"/>
+              <w:snapToGrid w:val="0"/>
+              <w:spacing w:line="257" w:lineRule="auto"/>
+              <w:textAlignment w:val="baseline"/>
+            </w:pPr>
+          </w:p>
+          <w:p>
+            <w:pPr>
+              <w:pStyle w:val="8"/>
+              <w:keepNext w:val="0"/>
+              <w:keepLines w:val="0"/>
+              <w:pageBreakBefore w:val="0"/>
+              <w:widowControl w:val="0"/>
+              <w:kinsoku w:val="0"/>
+              <w:wordWrap/>
+              <w:overflowPunct/>
+              <w:topLinePunct w:val="0"/>
+              <w:autoSpaceDE w:val="0"/>
+              <w:autoSpaceDN w:val="0"/>
+              <w:bidi w:val="0"/>
+              <w:adjustRightInd w:val="0"/>
+              <w:snapToGrid w:val="0"/>
+              <w:spacing w:line="258" w:lineRule="auto"/>
+              <w:textAlignment w:val="baseline"/>
+            </w:pPr>
+          </w:p>
+          <w:p>
+            <w:pPr>
+              <w:pStyle w:val="8"/>
+              <w:keepNext w:val="0"/>
+              <w:keepLines w:val="0"/>
+              <w:pageBreakBefore w:val="0"/>
+              <w:widowControl w:val="0"/>
+              <w:kinsoku w:val="0"/>
+              <w:wordWrap/>
+              <w:overflowPunct/>
+              <w:topLinePunct w:val="0"/>
+              <w:autoSpaceDE w:val="0"/>
+              <w:autoSpaceDN w:val="0"/>
+              <w:bidi w:val="0"/>
+              <w:adjustRightInd w:val="0"/>
+              <w:snapToGrid w:val="0"/>
+              <w:spacing w:line="258" w:lineRule="auto"/>
+              <w:textAlignment w:val="baseline"/>
+            </w:pPr>
+          </w:p>
+          <w:p>
+            <w:pPr>
+              <w:keepNext w:val="0"/>
+              <w:keepLines w:val="0"/>
+              <w:pageBreakBefore w:val="0"/>
+              <w:widowControl w:val="0"/>
+              <w:kinsoku w:val="0"/>
+              <w:wordWrap/>
+              <w:overflowPunct/>
+              <w:topLinePunct w:val="0"/>
+              <w:autoSpaceDE w:val="0"/>
+              <w:autoSpaceDN w:val="0"/>
+              <w:bidi w:val="0"/>
+              <w:adjustRightInd w:val="0"/>
+              <w:snapToGrid w:val="0"/>
+              <w:spacing w:before="78" w:line="366" w:lineRule="auto"/>
+              <w:ind w:left="73" w:right="229"/>
+              <w:textAlignment w:val="baseline"/>
+              <w:rPr>
+                <w:rFonts w:ascii="宋体" w:hAnsi="宋体" w:eastAsia="宋体" w:cs="宋体"/>
+                <w:sz w:val="24"/>
+                <w:szCs w:val="24"/>
+              </w:rPr>
+            </w:pPr>
+            <w:r>
+              <w:rPr>
+                <w:rFonts w:ascii="宋体" w:hAnsi="宋体" w:eastAsia="宋体" w:cs="宋体"/>
+                <w:spacing w:val="-5"/>
+                <w:sz w:val="24"/>
+                <w:szCs w:val="24"/>
+              </w:rPr>
+              <w:t>更新服</w:t>
+            </w:r>
+            <w:r>
+              <w:rPr>
+                <w:rFonts w:ascii="宋体" w:hAnsi="宋体" w:eastAsia="宋体" w:cs="宋体"/>
+                <w:spacing w:val="-4"/>
+                <w:sz w:val="24"/>
+                <w:szCs w:val="24"/>
+              </w:rPr>
+              <w:t>务目录</w:t>
+            </w:r>
+          </w:p>
+        </w:tc>
+        <w:tc>
+          <w:tcPr>
+            <w:tcW w:w="3207" w:type="dxa"/>
+            <w:gridSpan w:val="2"/>
+          </w:tcPr>
+          <w:p>
+            <w:pPr>
+              <w:keepNext w:val="0"/>
+              <w:keepLines w:val="0"/>
+              <w:pageBreakBefore w:val="0"/>
+              <w:widowControl w:val="0"/>
+              <w:kinsoku w:val="0"/>
+              <w:wordWrap/>
+              <w:overflowPunct/>
+              <w:topLinePunct w:val="0"/>
+              <w:autoSpaceDE w:val="0"/>
+              <w:autoSpaceDN w:val="0"/>
+              <w:bidi w:val="0"/>
+              <w:adjustRightInd w:val="0"/>
+              <w:snapToGrid w:val="0"/>
+              <w:spacing w:before="145" w:line="364" w:lineRule="auto"/>
+              <w:ind w:left="67" w:right="95"/>
+              <w:textAlignment w:val="baseline"/>
+              <w:rPr>
+                <w:rFonts w:ascii="宋体" w:hAnsi="宋体" w:eastAsia="宋体" w:cs="宋体"/>
+                <w:sz w:val="24"/>
+                <w:szCs w:val="24"/>
+              </w:rPr>
+            </w:pPr>
+            <w:r>
+              <w:rPr>
+                <w:rFonts w:ascii="宋体" w:hAnsi="宋体" w:eastAsia="宋体" w:cs="宋体"/>
+                <w:spacing w:val="-1"/>
+                <w:sz w:val="24"/>
+                <w:szCs w:val="24"/>
+              </w:rPr>
+              <w:t>服务目录经理按照回顾会议</w:t>
+            </w:r>
+            <w:r>
+              <w:rPr>
+                <w:rFonts w:ascii="宋体" w:hAnsi="宋体" w:eastAsia="宋体" w:cs="宋体"/>
+                <w:spacing w:val="-7"/>
+                <w:sz w:val="24"/>
+                <w:szCs w:val="24"/>
+              </w:rPr>
+              <w:t>的改进建议，对服务目录进行</w:t>
+            </w:r>
+            <w:r>
+              <w:rPr>
+                <w:rFonts w:ascii="宋体" w:hAnsi="宋体" w:eastAsia="宋体" w:cs="宋体"/>
+                <w:spacing w:val="-4"/>
+                <w:sz w:val="24"/>
+                <w:szCs w:val="24"/>
+              </w:rPr>
+              <w:t>修订。</w:t>
+            </w:r>
+          </w:p>
+          <w:p>
+            <w:pPr>
+              <w:keepNext w:val="0"/>
+              <w:keepLines w:val="0"/>
+              <w:pageBreakBefore w:val="0"/>
+              <w:widowControl w:val="0"/>
+              <w:kinsoku w:val="0"/>
+              <w:wordWrap/>
+              <w:overflowPunct/>
+              <w:topLinePunct w:val="0"/>
+              <w:autoSpaceDE w:val="0"/>
+              <w:autoSpaceDN w:val="0"/>
+              <w:bidi w:val="0"/>
+              <w:adjustRightInd w:val="0"/>
+              <w:snapToGrid w:val="0"/>
+              <w:spacing w:before="1" w:line="317" w:lineRule="auto"/>
+              <w:ind w:left="69" w:right="23" w:hanging="3"/>
+              <w:textAlignment w:val="baseline"/>
+              <w:rPr>
+                <w:rFonts w:ascii="宋体" w:hAnsi="宋体" w:eastAsia="宋体" w:cs="宋体"/>
+                <w:sz w:val="24"/>
+                <w:szCs w:val="24"/>
+              </w:rPr>
+            </w:pPr>
+            <w:r>
+              <w:rPr>
+                <w:rFonts w:ascii="宋体" w:hAnsi="宋体" w:eastAsia="宋体" w:cs="宋体"/>
+                <w:spacing w:val="-1"/>
+                <w:sz w:val="24"/>
+                <w:szCs w:val="24"/>
+              </w:rPr>
+              <w:t>对服务目录的变更，要依据变</w:t>
+            </w:r>
+            <w:r>
+              <w:rPr>
+                <w:rFonts w:ascii="宋体" w:hAnsi="宋体" w:eastAsia="宋体" w:cs="宋体"/>
+                <w:spacing w:val="-2"/>
+                <w:sz w:val="24"/>
+                <w:szCs w:val="24"/>
+              </w:rPr>
+              <w:t>更管理流程进行更改。</w:t>
+            </w:r>
+          </w:p>
+        </w:tc>
+        <w:tc>
+          <w:tcPr>
+            <w:tcW w:w="1701" w:type="dxa"/>
+            <w:gridSpan w:val="2"/>
+          </w:tcPr>
+          <w:p>
+            <w:pPr>
+              <w:pStyle w:val="8"/>
+              <w:keepNext w:val="0"/>
+              <w:keepLines w:val="0"/>
+              <w:pageBreakBefore w:val="0"/>
+              <w:widowControl w:val="0"/>
+              <w:kinsoku w:val="0"/>
+              <w:wordWrap/>
+              <w:overflowPunct/>
+              <w:topLinePunct w:val="0"/>
+              <w:autoSpaceDE w:val="0"/>
+              <w:autoSpaceDN w:val="0"/>
+              <w:bidi w:val="0"/>
+              <w:adjustRightInd w:val="0"/>
+              <w:snapToGrid w:val="0"/>
+              <w:spacing w:line="258" w:lineRule="auto"/>
+              <w:textAlignment w:val="baseline"/>
+            </w:pPr>
+          </w:p>
+          <w:p>
+            <w:pPr>
+              <w:pStyle w:val="8"/>
+              <w:keepNext w:val="0"/>
+              <w:keepLines w:val="0"/>
+              <w:pageBreakBefore w:val="0"/>
+              <w:widowControl w:val="0"/>
+              <w:kinsoku w:val="0"/>
+              <w:wordWrap/>
+              <w:overflowPunct/>
+              <w:topLinePunct w:val="0"/>
+              <w:autoSpaceDE w:val="0"/>
+              <w:autoSpaceDN w:val="0"/>
+              <w:bidi w:val="0"/>
+              <w:adjustRightInd w:val="0"/>
+              <w:snapToGrid w:val="0"/>
+              <w:spacing w:line="258" w:lineRule="auto"/>
+              <w:textAlignment w:val="baseline"/>
+            </w:pPr>
+          </w:p>
+          <w:p>
+            <w:pPr>
+              <w:pStyle w:val="8"/>
+              <w:keepNext w:val="0"/>
+              <w:keepLines w:val="0"/>
+              <w:pageBreakBefore w:val="0"/>
+              <w:widowControl w:val="0"/>
+              <w:kinsoku w:val="0"/>
+              <w:wordWrap/>
+              <w:overflowPunct/>
+              <w:topLinePunct w:val="0"/>
+              <w:autoSpaceDE w:val="0"/>
+              <w:autoSpaceDN w:val="0"/>
+              <w:bidi w:val="0"/>
+              <w:adjustRightInd w:val="0"/>
+              <w:snapToGrid w:val="0"/>
+              <w:spacing w:line="259" w:lineRule="auto"/>
+              <w:textAlignment w:val="baseline"/>
+            </w:pPr>
+          </w:p>
+          <w:p>
+            <w:pPr>
+              <w:keepNext w:val="0"/>
+              <w:keepLines w:val="0"/>
+              <w:pageBreakBefore w:val="0"/>
+              <w:widowControl w:val="0"/>
+              <w:kinsoku w:val="0"/>
+              <w:wordWrap/>
+              <w:overflowPunct/>
+              <w:topLinePunct w:val="0"/>
+              <w:autoSpaceDE w:val="0"/>
+              <w:autoSpaceDN w:val="0"/>
+              <w:bidi w:val="0"/>
+              <w:adjustRightInd w:val="0"/>
+              <w:snapToGrid w:val="0"/>
+              <w:spacing w:before="78" w:line="364" w:lineRule="auto"/>
+              <w:ind w:left="80" w:right="195" w:hanging="11"/>
+              <w:textAlignment w:val="baseline"/>
+              <w:rPr>
+                <w:rFonts w:ascii="宋体" w:hAnsi="宋体" w:eastAsia="宋体" w:cs="宋体"/>
+                <w:sz w:val="24"/>
+                <w:szCs w:val="24"/>
+              </w:rPr>
+            </w:pPr>
+            <w:r>
+              <w:rPr>
+                <w:rFonts w:ascii="宋体" w:hAnsi="宋体" w:eastAsia="宋体" w:cs="宋体"/>
+                <w:spacing w:val="-2"/>
+                <w:sz w:val="24"/>
+                <w:szCs w:val="24"/>
+              </w:rPr>
+              <w:t>服务目录经理</w:t>
+            </w:r>
+            <w:r>
+              <w:rPr>
+                <w:rFonts w:ascii="宋体" w:hAnsi="宋体" w:eastAsia="宋体" w:cs="宋体"/>
+                <w:spacing w:val="-4"/>
+                <w:sz w:val="24"/>
+                <w:szCs w:val="24"/>
+              </w:rPr>
+              <w:t>（运维经理）</w:t>
+            </w:r>
+          </w:p>
+        </w:tc>
+        <w:tc>
+          <w:tcPr>
+            <w:tcW w:w="1852" w:type="dxa"/>
+            <w:gridSpan w:val="2"/>
+          </w:tcPr>
+          <w:p>
+            <w:pPr>
+              <w:pStyle w:val="8"/>
+              <w:keepNext w:val="0"/>
+              <w:keepLines w:val="0"/>
+              <w:pageBreakBefore w:val="0"/>
+              <w:widowControl w:val="0"/>
+              <w:kinsoku w:val="0"/>
+              <w:wordWrap/>
+              <w:overflowPunct/>
+              <w:topLinePunct w:val="0"/>
+              <w:autoSpaceDE w:val="0"/>
+              <w:autoSpaceDN w:val="0"/>
+              <w:bidi w:val="0"/>
+              <w:adjustRightInd w:val="0"/>
+              <w:snapToGrid w:val="0"/>
+              <w:spacing w:line="258" w:lineRule="auto"/>
+              <w:textAlignment w:val="baseline"/>
+            </w:pPr>
+          </w:p>
+          <w:p>
+            <w:pPr>
+              <w:pStyle w:val="8"/>
+              <w:keepNext w:val="0"/>
+              <w:keepLines w:val="0"/>
+              <w:pageBreakBefore w:val="0"/>
+              <w:widowControl w:val="0"/>
+              <w:kinsoku w:val="0"/>
+              <w:wordWrap/>
+              <w:overflowPunct/>
+              <w:topLinePunct w:val="0"/>
+              <w:autoSpaceDE w:val="0"/>
+              <w:autoSpaceDN w:val="0"/>
+              <w:bidi w:val="0"/>
+              <w:adjustRightInd w:val="0"/>
+              <w:snapToGrid w:val="0"/>
+              <w:spacing w:line="258" w:lineRule="auto"/>
+              <w:textAlignment w:val="baseline"/>
+            </w:pPr>
+          </w:p>
+          <w:p>
+            <w:pPr>
+              <w:pStyle w:val="8"/>
+              <w:keepNext w:val="0"/>
+              <w:keepLines w:val="0"/>
+              <w:pageBreakBefore w:val="0"/>
+              <w:widowControl w:val="0"/>
+              <w:kinsoku w:val="0"/>
+              <w:wordWrap/>
+              <w:overflowPunct/>
+              <w:topLinePunct w:val="0"/>
+              <w:autoSpaceDE w:val="0"/>
+              <w:autoSpaceDN w:val="0"/>
+              <w:bidi w:val="0"/>
+              <w:adjustRightInd w:val="0"/>
+              <w:snapToGrid w:val="0"/>
+              <w:spacing w:line="258" w:lineRule="auto"/>
+              <w:textAlignment w:val="baseline"/>
+            </w:pPr>
+          </w:p>
+          <w:p>
+            <w:pPr>
+              <w:keepNext w:val="0"/>
+              <w:keepLines w:val="0"/>
+              <w:pageBreakBefore w:val="0"/>
+              <w:widowControl w:val="0"/>
+              <w:kinsoku w:val="0"/>
+              <w:wordWrap/>
+              <w:overflowPunct/>
+              <w:topLinePunct w:val="0"/>
+              <w:autoSpaceDE w:val="0"/>
+              <w:autoSpaceDN w:val="0"/>
+              <w:bidi w:val="0"/>
+              <w:adjustRightInd w:val="0"/>
+              <w:snapToGrid w:val="0"/>
+              <w:spacing w:before="78" w:line="366" w:lineRule="auto"/>
+              <w:ind w:left="69" w:right="108" w:hanging="2"/>
+              <w:textAlignment w:val="baseline"/>
+              <w:rPr>
+                <w:rFonts w:ascii="宋体" w:hAnsi="宋体" w:eastAsia="宋体" w:cs="宋体"/>
+                <w:sz w:val="24"/>
+                <w:szCs w:val="24"/>
+              </w:rPr>
+            </w:pPr>
+            <w:r>
+              <w:rPr>
+                <w:rFonts w:ascii="宋体" w:hAnsi="宋体" w:eastAsia="宋体" w:cs="宋体"/>
+                <w:spacing w:val="-2"/>
+                <w:sz w:val="24"/>
+                <w:szCs w:val="24"/>
+              </w:rPr>
+              <w:t>服务目录的改进</w:t>
+            </w:r>
+            <w:r>
+              <w:rPr>
+                <w:rFonts w:ascii="宋体" w:hAnsi="宋体" w:eastAsia="宋体" w:cs="宋体"/>
+                <w:spacing w:val="-7"/>
+                <w:sz w:val="24"/>
+                <w:szCs w:val="24"/>
+              </w:rPr>
+              <w:t>建议</w:t>
+            </w:r>
+          </w:p>
+        </w:tc>
+        <w:tc>
+          <w:tcPr>
+            <w:tcW w:w="1521" w:type="dxa"/>
+            <w:gridSpan w:val="2"/>
+          </w:tcPr>
+          <w:p>
+            <w:pPr>
+              <w:pStyle w:val="8"/>
+              <w:keepNext w:val="0"/>
+              <w:keepLines w:val="0"/>
+              <w:pageBreakBefore w:val="0"/>
+              <w:widowControl w:val="0"/>
+              <w:kinsoku w:val="0"/>
+              <w:wordWrap/>
+              <w:overflowPunct/>
+              <w:topLinePunct w:val="0"/>
+              <w:autoSpaceDE w:val="0"/>
+              <w:autoSpaceDN w:val="0"/>
+              <w:bidi w:val="0"/>
+              <w:adjustRightInd w:val="0"/>
+              <w:snapToGrid w:val="0"/>
+              <w:spacing w:line="271" w:lineRule="auto"/>
+              <w:textAlignment w:val="baseline"/>
+            </w:pPr>
+          </w:p>
+          <w:p>
+            <w:pPr>
+              <w:pStyle w:val="8"/>
+              <w:keepNext w:val="0"/>
+              <w:keepLines w:val="0"/>
+              <w:pageBreakBefore w:val="0"/>
+              <w:widowControl w:val="0"/>
+              <w:kinsoku w:val="0"/>
+              <w:wordWrap/>
+              <w:overflowPunct/>
+              <w:topLinePunct w:val="0"/>
+              <w:autoSpaceDE w:val="0"/>
+              <w:autoSpaceDN w:val="0"/>
+              <w:bidi w:val="0"/>
+              <w:adjustRightInd w:val="0"/>
+              <w:snapToGrid w:val="0"/>
+              <w:spacing w:line="271" w:lineRule="auto"/>
+              <w:textAlignment w:val="baseline"/>
+            </w:pPr>
+          </w:p>
+          <w:p>
+            <w:pPr>
+              <w:keepNext w:val="0"/>
+              <w:keepLines w:val="0"/>
+              <w:pageBreakBefore w:val="0"/>
+              <w:widowControl w:val="0"/>
+              <w:kinsoku w:val="0"/>
+              <w:wordWrap/>
+              <w:overflowPunct/>
+              <w:topLinePunct w:val="0"/>
+              <w:autoSpaceDE w:val="0"/>
+              <w:autoSpaceDN w:val="0"/>
+              <w:bidi w:val="0"/>
+              <w:adjustRightInd w:val="0"/>
+              <w:snapToGrid w:val="0"/>
+              <w:spacing w:before="78" w:line="364" w:lineRule="auto"/>
+              <w:ind w:left="68" w:right="52" w:firstLine="2"/>
+              <w:textAlignment w:val="baseline"/>
+              <w:rPr>
+                <w:rFonts w:ascii="宋体" w:hAnsi="宋体" w:eastAsia="宋体" w:cs="宋体"/>
+                <w:sz w:val="24"/>
+                <w:szCs w:val="24"/>
+              </w:rPr>
+            </w:pPr>
+            <w:r>
+              <w:rPr>
+                <w:rFonts w:ascii="宋体" w:hAnsi="宋体" w:eastAsia="宋体" w:cs="宋体"/>
+                <w:spacing w:val="-3"/>
+                <w:sz w:val="24"/>
+                <w:szCs w:val="24"/>
+              </w:rPr>
+              <w:t>组织级运维</w:t>
+            </w:r>
+            <w:r>
+              <w:rPr>
+                <w:rFonts w:ascii="宋体" w:hAnsi="宋体" w:eastAsia="宋体" w:cs="宋体"/>
+                <w:spacing w:val="-8"/>
+                <w:sz w:val="24"/>
+                <w:szCs w:val="24"/>
+              </w:rPr>
+              <w:t>服务目录（修</w:t>
+            </w:r>
+            <w:r>
+              <w:rPr>
+                <w:rFonts w:ascii="宋体" w:hAnsi="宋体" w:eastAsia="宋体" w:cs="宋体"/>
+                <w:spacing w:val="-4"/>
+                <w:sz w:val="24"/>
+                <w:szCs w:val="24"/>
+              </w:rPr>
+              <w:t>订版）</w:t>
+            </w:r>
+          </w:p>
+        </w:tc>
+      </w:tr>
+      <w:tr>
+        <w:tblPrEx>
+          <w:tblBorders>
+            <w:top w:val="single" w:color="000000" w:sz="2" w:space="0"/>
+            <w:left w:val="single" w:color="000000" w:sz="2" w:space="0"/>
+            <w:bottom w:val="single" w:color="000000" w:sz="2" w:space="0"/>
+            <w:right w:val="single" w:color="000000" w:sz="2" w:space="0"/>
+            <w:insideH w:val="single" w:color="000000" w:sz="2" w:space="0"/>
+            <w:insideV w:val="single" w:color="000000" w:sz="2" w:space="0"/>
+          </w:tblBorders>
+          <w:tblCellMar>
+            <w:top w:w="0" w:type="dxa"/>
+            <w:left w:w="0" w:type="dxa"/>
+            <w:bottom w:w="0" w:type="dxa"/>
+            <w:right w:w="0" w:type="dxa"/>
+          </w:tblCellMar>
+        </w:tblPrEx>
+        <w:trPr>
+          <w:gridBefore w:val="1"/>
+          <w:wBefore w:w="5" w:type="dxa"/>
+          <w:trHeight w:val="999" w:hRule="atLeast"/>
+        </w:trPr>
+        <w:tc>
+          <w:tcPr>
+            <w:tcW w:w="1017" w:type="dxa"/>
+            <w:gridSpan w:val="2"/>
+          </w:tcPr>
+          <w:p>
+            <w:pPr>
+              <w:pStyle w:val="8"/>
+              <w:keepNext w:val="0"/>
+              <w:keepLines w:val="0"/>
+              <w:pageBreakBefore w:val="0"/>
+              <w:widowControl w:val="0"/>
+              <w:kinsoku w:val="0"/>
+              <w:wordWrap/>
+              <w:overflowPunct/>
+              <w:topLinePunct w:val="0"/>
+              <w:autoSpaceDE w:val="0"/>
+              <w:autoSpaceDN w:val="0"/>
+              <w:bidi w:val="0"/>
+              <w:adjustRightInd w:val="0"/>
+              <w:snapToGrid w:val="0"/>
+              <w:spacing w:line="305" w:lineRule="auto"/>
+              <w:textAlignment w:val="baseline"/>
+            </w:pPr>
+          </w:p>
+          <w:p>
+            <w:pPr>
+              <w:keepNext w:val="0"/>
+              <w:keepLines w:val="0"/>
+              <w:pageBreakBefore w:val="0"/>
+              <w:widowControl w:val="0"/>
+              <w:kinsoku w:val="0"/>
+              <w:wordWrap/>
+              <w:overflowPunct/>
+              <w:topLinePunct w:val="0"/>
+              <w:autoSpaceDE w:val="0"/>
+              <w:autoSpaceDN w:val="0"/>
+              <w:bidi w:val="0"/>
+              <w:adjustRightInd w:val="0"/>
+              <w:snapToGrid w:val="0"/>
+              <w:spacing w:before="78" w:line="224" w:lineRule="auto"/>
+              <w:ind w:left="71"/>
+              <w:textAlignment w:val="baseline"/>
+              <w:rPr>
+                <w:rFonts w:ascii="宋体" w:hAnsi="宋体" w:eastAsia="宋体" w:cs="宋体"/>
+                <w:sz w:val="24"/>
+                <w:szCs w:val="24"/>
+              </w:rPr>
+            </w:pPr>
+            <w:r>
+              <w:rPr>
+                <w:rFonts w:ascii="宋体" w:hAnsi="宋体" w:eastAsia="宋体" w:cs="宋体"/>
+                <w:spacing w:val="-5"/>
+                <w:sz w:val="24"/>
+                <w:szCs w:val="24"/>
+              </w:rPr>
+              <w:t>注：</w:t>
+            </w:r>
+          </w:p>
+        </w:tc>
+        <w:tc>
+          <w:tcPr>
+            <w:tcW w:w="8281" w:type="dxa"/>
+            <w:gridSpan w:val="8"/>
+          </w:tcPr>
+          <w:p>
+            <w:pPr>
+              <w:keepNext w:val="0"/>
+              <w:keepLines w:val="0"/>
+              <w:pageBreakBefore w:val="0"/>
+              <w:widowControl w:val="0"/>
+              <w:kinsoku w:val="0"/>
+              <w:wordWrap/>
+              <w:overflowPunct/>
+              <w:topLinePunct w:val="0"/>
+              <w:autoSpaceDE w:val="0"/>
+              <w:autoSpaceDN w:val="0"/>
+              <w:bidi w:val="0"/>
+              <w:adjustRightInd w:val="0"/>
+              <w:snapToGrid w:val="0"/>
+              <w:spacing w:before="149" w:line="323" w:lineRule="auto"/>
+              <w:ind w:left="73" w:right="57" w:hanging="6"/>
+              <w:textAlignment w:val="baseline"/>
+              <w:rPr>
+                <w:rFonts w:ascii="宋体" w:hAnsi="宋体" w:eastAsia="宋体" w:cs="宋体"/>
+                <w:sz w:val="24"/>
+                <w:szCs w:val="24"/>
+              </w:rPr>
+            </w:pPr>
+            <w:r>
+              <w:rPr>
+                <w:rFonts w:ascii="宋体" w:hAnsi="宋体" w:eastAsia="宋体" w:cs="宋体"/>
+                <w:sz w:val="24"/>
+                <w:szCs w:val="24"/>
+              </w:rPr>
+              <w:t>服务目录经理：一般由运维部经理担任，如运维部经</w:t>
+            </w:r>
+            <w:r>
+              <w:rPr>
+                <w:rFonts w:ascii="宋体" w:hAnsi="宋体" w:eastAsia="宋体" w:cs="宋体"/>
+                <w:spacing w:val="-1"/>
+                <w:sz w:val="24"/>
+                <w:szCs w:val="24"/>
+              </w:rPr>
+              <w:t>理空缺由上一层级的技术</w:t>
+            </w:r>
+            <w:r>
+              <w:rPr>
+                <w:rFonts w:ascii="宋体" w:hAnsi="宋体" w:eastAsia="宋体" w:cs="宋体"/>
+                <w:spacing w:val="-4"/>
+                <w:sz w:val="24"/>
+                <w:szCs w:val="24"/>
+              </w:rPr>
+              <w:t>总监担任。</w:t>
             </w:r>
           </w:p>
         </w:tc>
@@ -10557,2204 +12167,6 @@
         <w:textAlignment w:val="baseline"/>
         <w:sectPr>
           <w:footerReference r:id="rId9" w:type="default"/>
-          <w:pgSz w:w="11910" w:h="16840"/>
-          <w:pgMar w:top="879" w:right="1162" w:bottom="1168" w:left="1420" w:header="0" w:footer="954" w:gutter="0"/>
-          <w:cols w:space="720" w:num="1"/>
-        </w:sectPr>
-      </w:pPr>
-    </w:p>
-    <w:p>
-      <w:pPr>
-        <w:keepNext w:val="0"/>
-        <w:keepLines w:val="0"/>
-        <w:pageBreakBefore w:val="0"/>
-        <w:widowControl w:val="0"/>
-        <w:kinsoku w:val="0"/>
-        <w:wordWrap/>
-        <w:overflowPunct/>
-        <w:topLinePunct w:val="0"/>
-        <w:autoSpaceDE w:val="0"/>
-        <w:autoSpaceDN w:val="0"/>
-        <w:bidi w:val="0"/>
-        <w:adjustRightInd w:val="0"/>
-        <w:snapToGrid w:val="0"/>
-        <w:spacing w:line="426" w:lineRule="exact"/>
-        <w:textAlignment w:val="baseline"/>
-      </w:pPr>
-      <w:r>
-        <w:rPr>
-          <w:position w:val="-8"/>
-        </w:rPr>
-        <w:drawing>
-          <wp:inline distT="0" distB="0" distL="0" distR="0">
-            <wp:extent cx="756920" cy="270510"/>
-            <wp:effectExtent l="0" t="0" r="0" b="0"/>
-            <wp:docPr id="58" name="IM 58"/>
-            <wp:cNvGraphicFramePr/>
-            <a:graphic xmlns:a="http://schemas.openxmlformats.org/drawingml/2006/main">
-              <a:graphicData uri="http://schemas.openxmlformats.org/drawingml/2006/picture">
-                <pic:pic xmlns:pic="http://schemas.openxmlformats.org/drawingml/2006/picture">
-                  <pic:nvPicPr>
-                    <pic:cNvPr id="58" name="IM 58"/>
-                    <pic:cNvPicPr/>
-                  </pic:nvPicPr>
-                  <pic:blipFill>
-                    <a:blip r:embed="rId13"/>
-                    <a:stretch>
-                      <a:fillRect/>
-                    </a:stretch>
-                  </pic:blipFill>
-                  <pic:spPr>
-                    <a:xfrm>
-                      <a:off x="0" y="0"/>
-                      <a:ext cx="757277" cy="270918"/>
-                    </a:xfrm>
-                    <a:prstGeom prst="rect">
-                      <a:avLst/>
-                    </a:prstGeom>
-                  </pic:spPr>
-                </pic:pic>
-              </a:graphicData>
-            </a:graphic>
-          </wp:inline>
-        </w:drawing>
-      </w:r>
-    </w:p>
-    <w:p>
-      <w:pPr>
-        <w:keepNext w:val="0"/>
-        <w:keepLines w:val="0"/>
-        <w:pageBreakBefore w:val="0"/>
-        <w:widowControl w:val="0"/>
-        <w:kinsoku w:val="0"/>
-        <w:wordWrap/>
-        <w:overflowPunct/>
-        <w:topLinePunct w:val="0"/>
-        <w:autoSpaceDE w:val="0"/>
-        <w:autoSpaceDN w:val="0"/>
-        <w:bidi w:val="0"/>
-        <w:adjustRightInd w:val="0"/>
-        <w:snapToGrid w:val="0"/>
-        <w:spacing w:line="96" w:lineRule="exact"/>
-        <w:textAlignment w:val="baseline"/>
-      </w:pPr>
-    </w:p>
-    <w:tbl>
-      <w:tblPr>
-        <w:tblStyle w:val="7"/>
-        <w:tblW w:w="9298" w:type="dxa"/>
-        <w:tblInd w:w="31" w:type="dxa"/>
-        <w:tblBorders>
-          <w:top w:val="single" w:color="000000" w:sz="2" w:space="0"/>
-          <w:left w:val="single" w:color="000000" w:sz="2" w:space="0"/>
-          <w:bottom w:val="single" w:color="000000" w:sz="2" w:space="0"/>
-          <w:right w:val="single" w:color="000000" w:sz="2" w:space="0"/>
-          <w:insideH w:val="single" w:color="000000" w:sz="2" w:space="0"/>
-          <w:insideV w:val="single" w:color="000000" w:sz="2" w:space="0"/>
-        </w:tblBorders>
-        <w:tblLayout w:type="fixed"/>
-        <w:tblCellMar>
-          <w:top w:w="0" w:type="dxa"/>
-          <w:left w:w="0" w:type="dxa"/>
-          <w:bottom w:w="0" w:type="dxa"/>
-          <w:right w:w="0" w:type="dxa"/>
-        </w:tblCellMar>
-      </w:tblPr>
-      <w:tblGrid>
-        <w:gridCol w:w="1017"/>
-        <w:gridCol w:w="3207"/>
-        <w:gridCol w:w="1701"/>
-        <w:gridCol w:w="1852"/>
-        <w:gridCol w:w="1521"/>
-      </w:tblGrid>
-      <w:tr>
-        <w:tblPrEx>
-          <w:tblBorders>
-            <w:top w:val="single" w:color="000000" w:sz="2" w:space="0"/>
-            <w:left w:val="single" w:color="000000" w:sz="2" w:space="0"/>
-            <w:bottom w:val="single" w:color="000000" w:sz="2" w:space="0"/>
-            <w:right w:val="single" w:color="000000" w:sz="2" w:space="0"/>
-            <w:insideH w:val="single" w:color="000000" w:sz="2" w:space="0"/>
-            <w:insideV w:val="single" w:color="000000" w:sz="2" w:space="0"/>
-          </w:tblBorders>
-          <w:tblCellMar>
-            <w:top w:w="0" w:type="dxa"/>
-            <w:left w:w="0" w:type="dxa"/>
-            <w:bottom w:w="0" w:type="dxa"/>
-            <w:right w:w="0" w:type="dxa"/>
-          </w:tblCellMar>
-        </w:tblPrEx>
-        <w:trPr>
-          <w:trHeight w:val="531" w:hRule="atLeast"/>
-        </w:trPr>
-        <w:tc>
-          <w:tcPr>
-            <w:tcW w:w="1017" w:type="dxa"/>
-            <w:shd w:val="clear" w:color="auto" w:fill="00B0F0"/>
-          </w:tcPr>
-          <w:p>
-            <w:pPr>
-              <w:keepNext w:val="0"/>
-              <w:keepLines w:val="0"/>
-              <w:pageBreakBefore w:val="0"/>
-              <w:widowControl w:val="0"/>
-              <w:kinsoku w:val="0"/>
-              <w:wordWrap/>
-              <w:overflowPunct/>
-              <w:topLinePunct w:val="0"/>
-              <w:autoSpaceDE w:val="0"/>
-              <w:autoSpaceDN w:val="0"/>
-              <w:bidi w:val="0"/>
-              <w:adjustRightInd w:val="0"/>
-              <w:snapToGrid w:val="0"/>
-              <w:spacing w:before="148" w:line="220" w:lineRule="auto"/>
-              <w:ind w:left="75"/>
-              <w:textAlignment w:val="baseline"/>
-              <w:rPr>
-                <w:rFonts w:ascii="宋体" w:hAnsi="宋体" w:eastAsia="宋体" w:cs="宋体"/>
-                <w:sz w:val="24"/>
-                <w:szCs w:val="24"/>
-              </w:rPr>
-            </w:pPr>
-            <w:r>
-              <w:rPr>
-                <w:rFonts w:ascii="宋体" w:hAnsi="宋体" w:eastAsia="宋体" w:cs="宋体"/>
-                <w:b/>
-                <w:bCs/>
-                <w:spacing w:val="-10"/>
-                <w:sz w:val="24"/>
-                <w:szCs w:val="24"/>
-              </w:rPr>
-              <w:t>活动</w:t>
-            </w:r>
-          </w:p>
-        </w:tc>
-        <w:tc>
-          <w:tcPr>
-            <w:tcW w:w="3207" w:type="dxa"/>
-            <w:shd w:val="clear" w:color="auto" w:fill="00B0F0"/>
-          </w:tcPr>
-          <w:p>
-            <w:pPr>
-              <w:keepNext w:val="0"/>
-              <w:keepLines w:val="0"/>
-              <w:pageBreakBefore w:val="0"/>
-              <w:widowControl w:val="0"/>
-              <w:kinsoku w:val="0"/>
-              <w:wordWrap/>
-              <w:overflowPunct/>
-              <w:topLinePunct w:val="0"/>
-              <w:autoSpaceDE w:val="0"/>
-              <w:autoSpaceDN w:val="0"/>
-              <w:bidi w:val="0"/>
-              <w:adjustRightInd w:val="0"/>
-              <w:snapToGrid w:val="0"/>
-              <w:spacing w:before="149" w:line="221" w:lineRule="auto"/>
-              <w:ind w:left="69"/>
-              <w:textAlignment w:val="baseline"/>
-              <w:rPr>
-                <w:rFonts w:ascii="宋体" w:hAnsi="宋体" w:eastAsia="宋体" w:cs="宋体"/>
-                <w:sz w:val="24"/>
-                <w:szCs w:val="24"/>
-              </w:rPr>
-            </w:pPr>
-            <w:r>
-              <w:rPr>
-                <w:rFonts w:ascii="宋体" w:hAnsi="宋体" w:eastAsia="宋体" w:cs="宋体"/>
-                <w:b/>
-                <w:bCs/>
-                <w:spacing w:val="-9"/>
-                <w:sz w:val="24"/>
-                <w:szCs w:val="24"/>
-              </w:rPr>
-              <w:t>描述</w:t>
-            </w:r>
-          </w:p>
-        </w:tc>
-        <w:tc>
-          <w:tcPr>
-            <w:tcW w:w="1701" w:type="dxa"/>
-            <w:shd w:val="clear" w:color="auto" w:fill="00B0F0"/>
-          </w:tcPr>
-          <w:p>
-            <w:pPr>
-              <w:keepNext w:val="0"/>
-              <w:keepLines w:val="0"/>
-              <w:pageBreakBefore w:val="0"/>
-              <w:widowControl w:val="0"/>
-              <w:kinsoku w:val="0"/>
-              <w:wordWrap/>
-              <w:overflowPunct/>
-              <w:topLinePunct w:val="0"/>
-              <w:autoSpaceDE w:val="0"/>
-              <w:autoSpaceDN w:val="0"/>
-              <w:bidi w:val="0"/>
-              <w:adjustRightInd w:val="0"/>
-              <w:snapToGrid w:val="0"/>
-              <w:spacing w:before="148" w:line="219" w:lineRule="auto"/>
-              <w:ind w:left="77"/>
-              <w:textAlignment w:val="baseline"/>
-              <w:rPr>
-                <w:rFonts w:ascii="宋体" w:hAnsi="宋体" w:eastAsia="宋体" w:cs="宋体"/>
-                <w:sz w:val="24"/>
-                <w:szCs w:val="24"/>
-              </w:rPr>
-            </w:pPr>
-            <w:r>
-              <w:rPr>
-                <w:rFonts w:ascii="宋体" w:hAnsi="宋体" w:eastAsia="宋体" w:cs="宋体"/>
-                <w:b/>
-                <w:bCs/>
-                <w:spacing w:val="-8"/>
-                <w:sz w:val="24"/>
-                <w:szCs w:val="24"/>
-              </w:rPr>
-              <w:t>责任人</w:t>
-            </w:r>
-          </w:p>
-        </w:tc>
-        <w:tc>
-          <w:tcPr>
-            <w:tcW w:w="1852" w:type="dxa"/>
-            <w:shd w:val="clear" w:color="auto" w:fill="00B0F0"/>
-          </w:tcPr>
-          <w:p>
-            <w:pPr>
-              <w:keepNext w:val="0"/>
-              <w:keepLines w:val="0"/>
-              <w:pageBreakBefore w:val="0"/>
-              <w:widowControl w:val="0"/>
-              <w:kinsoku w:val="0"/>
-              <w:wordWrap/>
-              <w:overflowPunct/>
-              <w:topLinePunct w:val="0"/>
-              <w:autoSpaceDE w:val="0"/>
-              <w:autoSpaceDN w:val="0"/>
-              <w:bidi w:val="0"/>
-              <w:adjustRightInd w:val="0"/>
-              <w:snapToGrid w:val="0"/>
-              <w:spacing w:before="148" w:line="219" w:lineRule="auto"/>
-              <w:ind w:left="66"/>
-              <w:textAlignment w:val="baseline"/>
-              <w:rPr>
-                <w:rFonts w:ascii="宋体" w:hAnsi="宋体" w:eastAsia="宋体" w:cs="宋体"/>
-                <w:sz w:val="24"/>
-                <w:szCs w:val="24"/>
-              </w:rPr>
-            </w:pPr>
-            <w:r>
-              <w:rPr>
-                <w:rFonts w:ascii="宋体" w:hAnsi="宋体" w:eastAsia="宋体" w:cs="宋体"/>
-                <w:b/>
-                <w:bCs/>
-                <w:spacing w:val="-7"/>
-                <w:sz w:val="24"/>
-                <w:szCs w:val="24"/>
-              </w:rPr>
-              <w:t>输入</w:t>
-            </w:r>
-          </w:p>
-        </w:tc>
-        <w:tc>
-          <w:tcPr>
-            <w:tcW w:w="1521" w:type="dxa"/>
-            <w:shd w:val="clear" w:color="auto" w:fill="00B0F0"/>
-          </w:tcPr>
-          <w:p>
-            <w:pPr>
-              <w:keepNext w:val="0"/>
-              <w:keepLines w:val="0"/>
-              <w:pageBreakBefore w:val="0"/>
-              <w:widowControl w:val="0"/>
-              <w:kinsoku w:val="0"/>
-              <w:wordWrap/>
-              <w:overflowPunct/>
-              <w:topLinePunct w:val="0"/>
-              <w:autoSpaceDE w:val="0"/>
-              <w:autoSpaceDN w:val="0"/>
-              <w:bidi w:val="0"/>
-              <w:adjustRightInd w:val="0"/>
-              <w:snapToGrid w:val="0"/>
-              <w:spacing w:before="148" w:line="219" w:lineRule="auto"/>
-              <w:ind w:left="67"/>
-              <w:textAlignment w:val="baseline"/>
-              <w:rPr>
-                <w:rFonts w:ascii="宋体" w:hAnsi="宋体" w:eastAsia="宋体" w:cs="宋体"/>
-                <w:sz w:val="24"/>
-                <w:szCs w:val="24"/>
-              </w:rPr>
-            </w:pPr>
-            <w:r>
-              <w:rPr>
-                <w:rFonts w:ascii="宋体" w:hAnsi="宋体" w:eastAsia="宋体" w:cs="宋体"/>
-                <w:b/>
-                <w:bCs/>
-                <w:spacing w:val="-7"/>
-                <w:sz w:val="24"/>
-                <w:szCs w:val="24"/>
-              </w:rPr>
-              <w:t>输出</w:t>
-            </w:r>
-          </w:p>
-        </w:tc>
-      </w:tr>
-      <w:tr>
-        <w:tblPrEx>
-          <w:tblBorders>
-            <w:top w:val="single" w:color="000000" w:sz="2" w:space="0"/>
-            <w:left w:val="single" w:color="000000" w:sz="2" w:space="0"/>
-            <w:bottom w:val="single" w:color="000000" w:sz="2" w:space="0"/>
-            <w:right w:val="single" w:color="000000" w:sz="2" w:space="0"/>
-            <w:insideH w:val="single" w:color="000000" w:sz="2" w:space="0"/>
-            <w:insideV w:val="single" w:color="000000" w:sz="2" w:space="0"/>
-          </w:tblBorders>
-          <w:tblCellMar>
-            <w:top w:w="0" w:type="dxa"/>
-            <w:left w:w="0" w:type="dxa"/>
-            <w:bottom w:w="0" w:type="dxa"/>
-            <w:right w:w="0" w:type="dxa"/>
-          </w:tblCellMar>
-        </w:tblPrEx>
-        <w:trPr>
-          <w:trHeight w:val="5672" w:hRule="atLeast"/>
-        </w:trPr>
-        <w:tc>
-          <w:tcPr>
-            <w:tcW w:w="1017" w:type="dxa"/>
-          </w:tcPr>
-          <w:p>
-            <w:pPr>
-              <w:pStyle w:val="8"/>
-              <w:keepNext w:val="0"/>
-              <w:keepLines w:val="0"/>
-              <w:pageBreakBefore w:val="0"/>
-              <w:widowControl w:val="0"/>
-              <w:kinsoku w:val="0"/>
-              <w:wordWrap/>
-              <w:overflowPunct/>
-              <w:topLinePunct w:val="0"/>
-              <w:autoSpaceDE w:val="0"/>
-              <w:autoSpaceDN w:val="0"/>
-              <w:bidi w:val="0"/>
-              <w:adjustRightInd w:val="0"/>
-              <w:snapToGrid w:val="0"/>
-              <w:spacing w:line="243" w:lineRule="auto"/>
-              <w:textAlignment w:val="baseline"/>
-            </w:pPr>
-            <w:bookmarkStart w:id="11" w:name="_GoBack"/>
-            <w:bookmarkEnd w:id="11"/>
-          </w:p>
-          <w:p>
-            <w:pPr>
-              <w:pStyle w:val="8"/>
-              <w:keepNext w:val="0"/>
-              <w:keepLines w:val="0"/>
-              <w:pageBreakBefore w:val="0"/>
-              <w:widowControl w:val="0"/>
-              <w:kinsoku w:val="0"/>
-              <w:wordWrap/>
-              <w:overflowPunct/>
-              <w:topLinePunct w:val="0"/>
-              <w:autoSpaceDE w:val="0"/>
-              <w:autoSpaceDN w:val="0"/>
-              <w:bidi w:val="0"/>
-              <w:adjustRightInd w:val="0"/>
-              <w:snapToGrid w:val="0"/>
-              <w:spacing w:line="243" w:lineRule="auto"/>
-              <w:textAlignment w:val="baseline"/>
-            </w:pPr>
-          </w:p>
-          <w:p>
-            <w:pPr>
-              <w:pStyle w:val="8"/>
-              <w:keepNext w:val="0"/>
-              <w:keepLines w:val="0"/>
-              <w:pageBreakBefore w:val="0"/>
-              <w:widowControl w:val="0"/>
-              <w:kinsoku w:val="0"/>
-              <w:wordWrap/>
-              <w:overflowPunct/>
-              <w:topLinePunct w:val="0"/>
-              <w:autoSpaceDE w:val="0"/>
-              <w:autoSpaceDN w:val="0"/>
-              <w:bidi w:val="0"/>
-              <w:adjustRightInd w:val="0"/>
-              <w:snapToGrid w:val="0"/>
-              <w:spacing w:line="243" w:lineRule="auto"/>
-              <w:textAlignment w:val="baseline"/>
-            </w:pPr>
-          </w:p>
-          <w:p>
-            <w:pPr>
-              <w:pStyle w:val="8"/>
-              <w:keepNext w:val="0"/>
-              <w:keepLines w:val="0"/>
-              <w:pageBreakBefore w:val="0"/>
-              <w:widowControl w:val="0"/>
-              <w:kinsoku w:val="0"/>
-              <w:wordWrap/>
-              <w:overflowPunct/>
-              <w:topLinePunct w:val="0"/>
-              <w:autoSpaceDE w:val="0"/>
-              <w:autoSpaceDN w:val="0"/>
-              <w:bidi w:val="0"/>
-              <w:adjustRightInd w:val="0"/>
-              <w:snapToGrid w:val="0"/>
-              <w:spacing w:line="243" w:lineRule="auto"/>
-              <w:textAlignment w:val="baseline"/>
-            </w:pPr>
-          </w:p>
-          <w:p>
-            <w:pPr>
-              <w:pStyle w:val="8"/>
-              <w:keepNext w:val="0"/>
-              <w:keepLines w:val="0"/>
-              <w:pageBreakBefore w:val="0"/>
-              <w:widowControl w:val="0"/>
-              <w:kinsoku w:val="0"/>
-              <w:wordWrap/>
-              <w:overflowPunct/>
-              <w:topLinePunct w:val="0"/>
-              <w:autoSpaceDE w:val="0"/>
-              <w:autoSpaceDN w:val="0"/>
-              <w:bidi w:val="0"/>
-              <w:adjustRightInd w:val="0"/>
-              <w:snapToGrid w:val="0"/>
-              <w:spacing w:line="243" w:lineRule="auto"/>
-              <w:textAlignment w:val="baseline"/>
-            </w:pPr>
-          </w:p>
-          <w:p>
-            <w:pPr>
-              <w:pStyle w:val="8"/>
-              <w:keepNext w:val="0"/>
-              <w:keepLines w:val="0"/>
-              <w:pageBreakBefore w:val="0"/>
-              <w:widowControl w:val="0"/>
-              <w:kinsoku w:val="0"/>
-              <w:wordWrap/>
-              <w:overflowPunct/>
-              <w:topLinePunct w:val="0"/>
-              <w:autoSpaceDE w:val="0"/>
-              <w:autoSpaceDN w:val="0"/>
-              <w:bidi w:val="0"/>
-              <w:adjustRightInd w:val="0"/>
-              <w:snapToGrid w:val="0"/>
-              <w:spacing w:line="244" w:lineRule="auto"/>
-              <w:textAlignment w:val="baseline"/>
-            </w:pPr>
-          </w:p>
-          <w:p>
-            <w:pPr>
-              <w:pStyle w:val="8"/>
-              <w:keepNext w:val="0"/>
-              <w:keepLines w:val="0"/>
-              <w:pageBreakBefore w:val="0"/>
-              <w:widowControl w:val="0"/>
-              <w:kinsoku w:val="0"/>
-              <w:wordWrap/>
-              <w:overflowPunct/>
-              <w:topLinePunct w:val="0"/>
-              <w:autoSpaceDE w:val="0"/>
-              <w:autoSpaceDN w:val="0"/>
-              <w:bidi w:val="0"/>
-              <w:adjustRightInd w:val="0"/>
-              <w:snapToGrid w:val="0"/>
-              <w:spacing w:line="244" w:lineRule="auto"/>
-              <w:textAlignment w:val="baseline"/>
-            </w:pPr>
-          </w:p>
-          <w:p>
-            <w:pPr>
-              <w:pStyle w:val="8"/>
-              <w:keepNext w:val="0"/>
-              <w:keepLines w:val="0"/>
-              <w:pageBreakBefore w:val="0"/>
-              <w:widowControl w:val="0"/>
-              <w:kinsoku w:val="0"/>
-              <w:wordWrap/>
-              <w:overflowPunct/>
-              <w:topLinePunct w:val="0"/>
-              <w:autoSpaceDE w:val="0"/>
-              <w:autoSpaceDN w:val="0"/>
-              <w:bidi w:val="0"/>
-              <w:adjustRightInd w:val="0"/>
-              <w:snapToGrid w:val="0"/>
-              <w:spacing w:line="244" w:lineRule="auto"/>
-              <w:textAlignment w:val="baseline"/>
-            </w:pPr>
-          </w:p>
-          <w:p>
-            <w:pPr>
-              <w:keepNext w:val="0"/>
-              <w:keepLines w:val="0"/>
-              <w:pageBreakBefore w:val="0"/>
-              <w:widowControl w:val="0"/>
-              <w:kinsoku w:val="0"/>
-              <w:wordWrap/>
-              <w:overflowPunct/>
-              <w:topLinePunct w:val="0"/>
-              <w:autoSpaceDE w:val="0"/>
-              <w:autoSpaceDN w:val="0"/>
-              <w:bidi w:val="0"/>
-              <w:adjustRightInd w:val="0"/>
-              <w:snapToGrid w:val="0"/>
-              <w:spacing w:before="78" w:line="365" w:lineRule="auto"/>
-              <w:ind w:left="71" w:right="109" w:firstLine="5"/>
-              <w:textAlignment w:val="baseline"/>
-              <w:rPr>
-                <w:rFonts w:ascii="宋体" w:hAnsi="宋体" w:eastAsia="宋体" w:cs="宋体"/>
-                <w:sz w:val="24"/>
-                <w:szCs w:val="24"/>
-              </w:rPr>
-            </w:pPr>
-            <w:r>
-              <w:rPr>
-                <w:rFonts w:ascii="宋体" w:hAnsi="宋体" w:eastAsia="宋体" w:cs="宋体"/>
-                <w:spacing w:val="-6"/>
-                <w:sz w:val="24"/>
-                <w:szCs w:val="24"/>
-              </w:rPr>
-              <w:t>定期检</w:t>
-            </w:r>
-            <w:r>
-              <w:rPr>
-                <w:rFonts w:ascii="宋体" w:hAnsi="宋体" w:eastAsia="宋体" w:cs="宋体"/>
-                <w:spacing w:val="-3"/>
-                <w:sz w:val="24"/>
-                <w:szCs w:val="24"/>
-              </w:rPr>
-              <w:t>查/回顾</w:t>
-            </w:r>
-            <w:r>
-              <w:rPr>
-                <w:rFonts w:ascii="宋体" w:hAnsi="宋体" w:eastAsia="宋体" w:cs="宋体"/>
-                <w:spacing w:val="-4"/>
-                <w:sz w:val="24"/>
-                <w:szCs w:val="24"/>
-              </w:rPr>
-              <w:t>服务目</w:t>
-            </w:r>
-            <w:r>
-              <w:rPr>
-                <w:rFonts w:ascii="宋体" w:hAnsi="宋体" w:eastAsia="宋体" w:cs="宋体"/>
-                <w:sz w:val="24"/>
-                <w:szCs w:val="24"/>
-              </w:rPr>
-              <w:t>录</w:t>
-            </w:r>
-          </w:p>
-        </w:tc>
-        <w:tc>
-          <w:tcPr>
-            <w:tcW w:w="3207" w:type="dxa"/>
-          </w:tcPr>
-          <w:p>
-            <w:pPr>
-              <w:keepNext w:val="0"/>
-              <w:keepLines w:val="0"/>
-              <w:pageBreakBefore w:val="0"/>
-              <w:widowControl w:val="0"/>
-              <w:kinsoku w:val="0"/>
-              <w:wordWrap/>
-              <w:overflowPunct/>
-              <w:topLinePunct w:val="0"/>
-              <w:autoSpaceDE w:val="0"/>
-              <w:autoSpaceDN w:val="0"/>
-              <w:bidi w:val="0"/>
-              <w:adjustRightInd w:val="0"/>
-              <w:snapToGrid w:val="0"/>
-              <w:spacing w:before="148" w:line="363" w:lineRule="auto"/>
-              <w:ind w:left="66" w:right="69"/>
-              <w:textAlignment w:val="baseline"/>
-              <w:rPr>
-                <w:rFonts w:ascii="宋体" w:hAnsi="宋体" w:eastAsia="宋体" w:cs="宋体"/>
-                <w:sz w:val="24"/>
-                <w:szCs w:val="24"/>
-              </w:rPr>
-            </w:pPr>
-            <w:r>
-              <w:rPr>
-                <w:rFonts w:ascii="宋体" w:hAnsi="宋体" w:eastAsia="宋体" w:cs="宋体"/>
-                <w:spacing w:val="-1"/>
-                <w:sz w:val="24"/>
-                <w:szCs w:val="24"/>
-              </w:rPr>
-              <w:t>服务目录经理根据服务级别</w:t>
-            </w:r>
-            <w:r>
-              <w:rPr>
-                <w:rFonts w:ascii="宋体" w:hAnsi="宋体" w:eastAsia="宋体" w:cs="宋体"/>
-                <w:spacing w:val="-5"/>
-                <w:sz w:val="24"/>
-                <w:szCs w:val="24"/>
-              </w:rPr>
-              <w:t>管理的服务级别协议（技术协议）执行情况和服务报告，定</w:t>
-            </w:r>
-            <w:r>
-              <w:rPr>
-                <w:rFonts w:ascii="宋体" w:hAnsi="宋体" w:eastAsia="宋体" w:cs="宋体"/>
-                <w:spacing w:val="-6"/>
-                <w:sz w:val="24"/>
-                <w:szCs w:val="24"/>
-              </w:rPr>
-              <w:t>期回顾检查运维服务目录，了</w:t>
-            </w:r>
-            <w:r>
-              <w:rPr>
-                <w:rFonts w:ascii="宋体" w:hAnsi="宋体" w:eastAsia="宋体" w:cs="宋体"/>
-                <w:spacing w:val="-1"/>
-                <w:sz w:val="24"/>
-                <w:szCs w:val="24"/>
-              </w:rPr>
-              <w:t>解用户满意度以及用户需求</w:t>
-            </w:r>
-            <w:r>
-              <w:rPr>
-                <w:rFonts w:ascii="宋体" w:hAnsi="宋体" w:eastAsia="宋体" w:cs="宋体"/>
-                <w:spacing w:val="-2"/>
-                <w:sz w:val="24"/>
-                <w:szCs w:val="24"/>
-              </w:rPr>
-              <w:t>变化信息。</w:t>
-            </w:r>
-          </w:p>
-          <w:p>
-            <w:pPr>
-              <w:keepNext w:val="0"/>
-              <w:keepLines w:val="0"/>
-              <w:pageBreakBefore w:val="0"/>
-              <w:widowControl w:val="0"/>
-              <w:kinsoku w:val="0"/>
-              <w:wordWrap/>
-              <w:overflowPunct/>
-              <w:topLinePunct w:val="0"/>
-              <w:autoSpaceDE w:val="0"/>
-              <w:autoSpaceDN w:val="0"/>
-              <w:bidi w:val="0"/>
-              <w:adjustRightInd w:val="0"/>
-              <w:snapToGrid w:val="0"/>
-              <w:spacing w:before="4" w:line="363" w:lineRule="auto"/>
-              <w:ind w:left="67" w:right="50"/>
-              <w:textAlignment w:val="baseline"/>
-              <w:rPr>
-                <w:rFonts w:ascii="宋体" w:hAnsi="宋体" w:eastAsia="宋体" w:cs="宋体"/>
-                <w:sz w:val="24"/>
-                <w:szCs w:val="24"/>
-              </w:rPr>
-            </w:pPr>
-            <w:r>
-              <w:rPr>
-                <w:rFonts w:ascii="宋体" w:hAnsi="宋体" w:eastAsia="宋体" w:cs="宋体"/>
-                <w:spacing w:val="-11"/>
-                <w:sz w:val="24"/>
-                <w:szCs w:val="24"/>
-              </w:rPr>
-              <w:t>服务目录经理每年 1 月份，定</w:t>
-            </w:r>
-            <w:r>
-              <w:rPr>
-                <w:rFonts w:ascii="宋体" w:hAnsi="宋体" w:eastAsia="宋体" w:cs="宋体"/>
-                <w:spacing w:val="-1"/>
-                <w:sz w:val="24"/>
-                <w:szCs w:val="24"/>
-              </w:rPr>
-              <w:t>期组织召开服务目录评审回</w:t>
-            </w:r>
-            <w:r>
-              <w:rPr>
-                <w:rFonts w:ascii="宋体" w:hAnsi="宋体" w:eastAsia="宋体" w:cs="宋体"/>
-                <w:spacing w:val="-7"/>
-                <w:sz w:val="24"/>
-                <w:szCs w:val="24"/>
-              </w:rPr>
-              <w:t>顾会，回顾一年的服务执行情</w:t>
-            </w:r>
-            <w:r>
-              <w:rPr>
-                <w:rFonts w:ascii="宋体" w:hAnsi="宋体" w:eastAsia="宋体" w:cs="宋体"/>
-                <w:spacing w:val="-8"/>
-                <w:sz w:val="24"/>
-                <w:szCs w:val="24"/>
-              </w:rPr>
-              <w:t>况，根据回顾会议的讨论内容</w:t>
-            </w:r>
-            <w:r>
-              <w:rPr>
-                <w:rFonts w:ascii="宋体" w:hAnsi="宋体" w:eastAsia="宋体" w:cs="宋体"/>
-                <w:spacing w:val="-5"/>
-                <w:sz w:val="24"/>
-                <w:szCs w:val="24"/>
-              </w:rPr>
-              <w:t>生成回顾记录，并形成对服务</w:t>
-            </w:r>
-          </w:p>
-          <w:p>
-            <w:pPr>
-              <w:keepNext w:val="0"/>
-              <w:keepLines w:val="0"/>
-              <w:pageBreakBefore w:val="0"/>
-              <w:widowControl w:val="0"/>
-              <w:kinsoku w:val="0"/>
-              <w:wordWrap/>
-              <w:overflowPunct/>
-              <w:topLinePunct w:val="0"/>
-              <w:autoSpaceDE w:val="0"/>
-              <w:autoSpaceDN w:val="0"/>
-              <w:bidi w:val="0"/>
-              <w:adjustRightInd w:val="0"/>
-              <w:snapToGrid w:val="0"/>
-              <w:spacing w:line="219" w:lineRule="auto"/>
-              <w:ind w:left="113"/>
-              <w:textAlignment w:val="baseline"/>
-              <w:rPr>
-                <w:rFonts w:ascii="宋体" w:hAnsi="宋体" w:eastAsia="宋体" w:cs="宋体"/>
-                <w:sz w:val="24"/>
-                <w:szCs w:val="24"/>
-              </w:rPr>
-            </w:pPr>
-            <w:r>
-              <w:rPr>
-                <w:rFonts w:ascii="宋体" w:hAnsi="宋体" w:eastAsia="宋体" w:cs="宋体"/>
-                <w:spacing w:val="-7"/>
-                <w:sz w:val="24"/>
-                <w:szCs w:val="24"/>
-              </w:rPr>
-              <w:t>目录的改进建议。</w:t>
-            </w:r>
-          </w:p>
-        </w:tc>
-        <w:tc>
-          <w:tcPr>
-            <w:tcW w:w="1701" w:type="dxa"/>
-          </w:tcPr>
-          <w:p>
-            <w:pPr>
-              <w:pStyle w:val="8"/>
-              <w:keepNext w:val="0"/>
-              <w:keepLines w:val="0"/>
-              <w:pageBreakBefore w:val="0"/>
-              <w:widowControl w:val="0"/>
-              <w:kinsoku w:val="0"/>
-              <w:wordWrap/>
-              <w:overflowPunct/>
-              <w:topLinePunct w:val="0"/>
-              <w:autoSpaceDE w:val="0"/>
-              <w:autoSpaceDN w:val="0"/>
-              <w:bidi w:val="0"/>
-              <w:adjustRightInd w:val="0"/>
-              <w:snapToGrid w:val="0"/>
-              <w:spacing w:line="242" w:lineRule="auto"/>
-              <w:textAlignment w:val="baseline"/>
-            </w:pPr>
-          </w:p>
-          <w:p>
-            <w:pPr>
-              <w:pStyle w:val="8"/>
-              <w:keepNext w:val="0"/>
-              <w:keepLines w:val="0"/>
-              <w:pageBreakBefore w:val="0"/>
-              <w:widowControl w:val="0"/>
-              <w:kinsoku w:val="0"/>
-              <w:wordWrap/>
-              <w:overflowPunct/>
-              <w:topLinePunct w:val="0"/>
-              <w:autoSpaceDE w:val="0"/>
-              <w:autoSpaceDN w:val="0"/>
-              <w:bidi w:val="0"/>
-              <w:adjustRightInd w:val="0"/>
-              <w:snapToGrid w:val="0"/>
-              <w:spacing w:line="242" w:lineRule="auto"/>
-              <w:textAlignment w:val="baseline"/>
-            </w:pPr>
-          </w:p>
-          <w:p>
-            <w:pPr>
-              <w:pStyle w:val="8"/>
-              <w:keepNext w:val="0"/>
-              <w:keepLines w:val="0"/>
-              <w:pageBreakBefore w:val="0"/>
-              <w:widowControl w:val="0"/>
-              <w:kinsoku w:val="0"/>
-              <w:wordWrap/>
-              <w:overflowPunct/>
-              <w:topLinePunct w:val="0"/>
-              <w:autoSpaceDE w:val="0"/>
-              <w:autoSpaceDN w:val="0"/>
-              <w:bidi w:val="0"/>
-              <w:adjustRightInd w:val="0"/>
-              <w:snapToGrid w:val="0"/>
-              <w:spacing w:line="242" w:lineRule="auto"/>
-              <w:textAlignment w:val="baseline"/>
-            </w:pPr>
-          </w:p>
-          <w:p>
-            <w:pPr>
-              <w:pStyle w:val="8"/>
-              <w:keepNext w:val="0"/>
-              <w:keepLines w:val="0"/>
-              <w:pageBreakBefore w:val="0"/>
-              <w:widowControl w:val="0"/>
-              <w:kinsoku w:val="0"/>
-              <w:wordWrap/>
-              <w:overflowPunct/>
-              <w:topLinePunct w:val="0"/>
-              <w:autoSpaceDE w:val="0"/>
-              <w:autoSpaceDN w:val="0"/>
-              <w:bidi w:val="0"/>
-              <w:adjustRightInd w:val="0"/>
-              <w:snapToGrid w:val="0"/>
-              <w:spacing w:line="242" w:lineRule="auto"/>
-              <w:textAlignment w:val="baseline"/>
-            </w:pPr>
-          </w:p>
-          <w:p>
-            <w:pPr>
-              <w:pStyle w:val="8"/>
-              <w:keepNext w:val="0"/>
-              <w:keepLines w:val="0"/>
-              <w:pageBreakBefore w:val="0"/>
-              <w:widowControl w:val="0"/>
-              <w:kinsoku w:val="0"/>
-              <w:wordWrap/>
-              <w:overflowPunct/>
-              <w:topLinePunct w:val="0"/>
-              <w:autoSpaceDE w:val="0"/>
-              <w:autoSpaceDN w:val="0"/>
-              <w:bidi w:val="0"/>
-              <w:adjustRightInd w:val="0"/>
-              <w:snapToGrid w:val="0"/>
-              <w:spacing w:line="242" w:lineRule="auto"/>
-              <w:textAlignment w:val="baseline"/>
-            </w:pPr>
-          </w:p>
-          <w:p>
-            <w:pPr>
-              <w:pStyle w:val="8"/>
-              <w:keepNext w:val="0"/>
-              <w:keepLines w:val="0"/>
-              <w:pageBreakBefore w:val="0"/>
-              <w:widowControl w:val="0"/>
-              <w:kinsoku w:val="0"/>
-              <w:wordWrap/>
-              <w:overflowPunct/>
-              <w:topLinePunct w:val="0"/>
-              <w:autoSpaceDE w:val="0"/>
-              <w:autoSpaceDN w:val="0"/>
-              <w:bidi w:val="0"/>
-              <w:adjustRightInd w:val="0"/>
-              <w:snapToGrid w:val="0"/>
-              <w:spacing w:line="242" w:lineRule="auto"/>
-              <w:textAlignment w:val="baseline"/>
-            </w:pPr>
-          </w:p>
-          <w:p>
-            <w:pPr>
-              <w:pStyle w:val="8"/>
-              <w:keepNext w:val="0"/>
-              <w:keepLines w:val="0"/>
-              <w:pageBreakBefore w:val="0"/>
-              <w:widowControl w:val="0"/>
-              <w:kinsoku w:val="0"/>
-              <w:wordWrap/>
-              <w:overflowPunct/>
-              <w:topLinePunct w:val="0"/>
-              <w:autoSpaceDE w:val="0"/>
-              <w:autoSpaceDN w:val="0"/>
-              <w:bidi w:val="0"/>
-              <w:adjustRightInd w:val="0"/>
-              <w:snapToGrid w:val="0"/>
-              <w:spacing w:line="242" w:lineRule="auto"/>
-              <w:textAlignment w:val="baseline"/>
-            </w:pPr>
-          </w:p>
-          <w:p>
-            <w:pPr>
-              <w:pStyle w:val="8"/>
-              <w:keepNext w:val="0"/>
-              <w:keepLines w:val="0"/>
-              <w:pageBreakBefore w:val="0"/>
-              <w:widowControl w:val="0"/>
-              <w:kinsoku w:val="0"/>
-              <w:wordWrap/>
-              <w:overflowPunct/>
-              <w:topLinePunct w:val="0"/>
-              <w:autoSpaceDE w:val="0"/>
-              <w:autoSpaceDN w:val="0"/>
-              <w:bidi w:val="0"/>
-              <w:adjustRightInd w:val="0"/>
-              <w:snapToGrid w:val="0"/>
-              <w:spacing w:line="242" w:lineRule="auto"/>
-              <w:textAlignment w:val="baseline"/>
-            </w:pPr>
-          </w:p>
-          <w:p>
-            <w:pPr>
-              <w:pStyle w:val="8"/>
-              <w:keepNext w:val="0"/>
-              <w:keepLines w:val="0"/>
-              <w:pageBreakBefore w:val="0"/>
-              <w:widowControl w:val="0"/>
-              <w:kinsoku w:val="0"/>
-              <w:wordWrap/>
-              <w:overflowPunct/>
-              <w:topLinePunct w:val="0"/>
-              <w:autoSpaceDE w:val="0"/>
-              <w:autoSpaceDN w:val="0"/>
-              <w:bidi w:val="0"/>
-              <w:adjustRightInd w:val="0"/>
-              <w:snapToGrid w:val="0"/>
-              <w:spacing w:line="243" w:lineRule="auto"/>
-              <w:textAlignment w:val="baseline"/>
-            </w:pPr>
-          </w:p>
-          <w:p>
-            <w:pPr>
-              <w:pStyle w:val="8"/>
-              <w:keepNext w:val="0"/>
-              <w:keepLines w:val="0"/>
-              <w:pageBreakBefore w:val="0"/>
-              <w:widowControl w:val="0"/>
-              <w:kinsoku w:val="0"/>
-              <w:wordWrap/>
-              <w:overflowPunct/>
-              <w:topLinePunct w:val="0"/>
-              <w:autoSpaceDE w:val="0"/>
-              <w:autoSpaceDN w:val="0"/>
-              <w:bidi w:val="0"/>
-              <w:adjustRightInd w:val="0"/>
-              <w:snapToGrid w:val="0"/>
-              <w:spacing w:line="243" w:lineRule="auto"/>
-              <w:textAlignment w:val="baseline"/>
-            </w:pPr>
-          </w:p>
-          <w:p>
-            <w:pPr>
-              <w:keepNext w:val="0"/>
-              <w:keepLines w:val="0"/>
-              <w:pageBreakBefore w:val="0"/>
-              <w:widowControl w:val="0"/>
-              <w:kinsoku w:val="0"/>
-              <w:wordWrap/>
-              <w:overflowPunct/>
-              <w:topLinePunct w:val="0"/>
-              <w:autoSpaceDE w:val="0"/>
-              <w:autoSpaceDN w:val="0"/>
-              <w:bidi w:val="0"/>
-              <w:adjustRightInd w:val="0"/>
-              <w:snapToGrid w:val="0"/>
-              <w:spacing w:before="78" w:line="364" w:lineRule="auto"/>
-              <w:ind w:left="80" w:right="195" w:hanging="11"/>
-              <w:textAlignment w:val="baseline"/>
-              <w:rPr>
-                <w:rFonts w:ascii="宋体" w:hAnsi="宋体" w:eastAsia="宋体" w:cs="宋体"/>
-                <w:sz w:val="24"/>
-                <w:szCs w:val="24"/>
-              </w:rPr>
-            </w:pPr>
-            <w:r>
-              <w:rPr>
-                <w:rFonts w:ascii="宋体" w:hAnsi="宋体" w:eastAsia="宋体" w:cs="宋体"/>
-                <w:spacing w:val="-2"/>
-                <w:sz w:val="24"/>
-                <w:szCs w:val="24"/>
-              </w:rPr>
-              <w:t>服务目录经理</w:t>
-            </w:r>
-            <w:r>
-              <w:rPr>
-                <w:rFonts w:ascii="宋体" w:hAnsi="宋体" w:eastAsia="宋体" w:cs="宋体"/>
-                <w:spacing w:val="-4"/>
-                <w:sz w:val="24"/>
-                <w:szCs w:val="24"/>
-              </w:rPr>
-              <w:t>（运维经理）</w:t>
-            </w:r>
-          </w:p>
-        </w:tc>
-        <w:tc>
-          <w:tcPr>
-            <w:tcW w:w="1852" w:type="dxa"/>
-          </w:tcPr>
-          <w:p>
-            <w:pPr>
-              <w:pStyle w:val="8"/>
-              <w:keepNext w:val="0"/>
-              <w:keepLines w:val="0"/>
-              <w:pageBreakBefore w:val="0"/>
-              <w:widowControl w:val="0"/>
-              <w:kinsoku w:val="0"/>
-              <w:wordWrap/>
-              <w:overflowPunct/>
-              <w:topLinePunct w:val="0"/>
-              <w:autoSpaceDE w:val="0"/>
-              <w:autoSpaceDN w:val="0"/>
-              <w:bidi w:val="0"/>
-              <w:adjustRightInd w:val="0"/>
-              <w:snapToGrid w:val="0"/>
-              <w:spacing w:line="242" w:lineRule="auto"/>
-              <w:textAlignment w:val="baseline"/>
-            </w:pPr>
-          </w:p>
-          <w:p>
-            <w:pPr>
-              <w:pStyle w:val="8"/>
-              <w:keepNext w:val="0"/>
-              <w:keepLines w:val="0"/>
-              <w:pageBreakBefore w:val="0"/>
-              <w:widowControl w:val="0"/>
-              <w:kinsoku w:val="0"/>
-              <w:wordWrap/>
-              <w:overflowPunct/>
-              <w:topLinePunct w:val="0"/>
-              <w:autoSpaceDE w:val="0"/>
-              <w:autoSpaceDN w:val="0"/>
-              <w:bidi w:val="0"/>
-              <w:adjustRightInd w:val="0"/>
-              <w:snapToGrid w:val="0"/>
-              <w:spacing w:line="242" w:lineRule="auto"/>
-              <w:textAlignment w:val="baseline"/>
-            </w:pPr>
-          </w:p>
-          <w:p>
-            <w:pPr>
-              <w:pStyle w:val="8"/>
-              <w:keepNext w:val="0"/>
-              <w:keepLines w:val="0"/>
-              <w:pageBreakBefore w:val="0"/>
-              <w:widowControl w:val="0"/>
-              <w:kinsoku w:val="0"/>
-              <w:wordWrap/>
-              <w:overflowPunct/>
-              <w:topLinePunct w:val="0"/>
-              <w:autoSpaceDE w:val="0"/>
-              <w:autoSpaceDN w:val="0"/>
-              <w:bidi w:val="0"/>
-              <w:adjustRightInd w:val="0"/>
-              <w:snapToGrid w:val="0"/>
-              <w:spacing w:line="243" w:lineRule="auto"/>
-              <w:textAlignment w:val="baseline"/>
-            </w:pPr>
-          </w:p>
-          <w:p>
-            <w:pPr>
-              <w:pStyle w:val="8"/>
-              <w:keepNext w:val="0"/>
-              <w:keepLines w:val="0"/>
-              <w:pageBreakBefore w:val="0"/>
-              <w:widowControl w:val="0"/>
-              <w:kinsoku w:val="0"/>
-              <w:wordWrap/>
-              <w:overflowPunct/>
-              <w:topLinePunct w:val="0"/>
-              <w:autoSpaceDE w:val="0"/>
-              <w:autoSpaceDN w:val="0"/>
-              <w:bidi w:val="0"/>
-              <w:adjustRightInd w:val="0"/>
-              <w:snapToGrid w:val="0"/>
-              <w:spacing w:line="243" w:lineRule="auto"/>
-              <w:textAlignment w:val="baseline"/>
-            </w:pPr>
-          </w:p>
-          <w:p>
-            <w:pPr>
-              <w:pStyle w:val="8"/>
-              <w:keepNext w:val="0"/>
-              <w:keepLines w:val="0"/>
-              <w:pageBreakBefore w:val="0"/>
-              <w:widowControl w:val="0"/>
-              <w:kinsoku w:val="0"/>
-              <w:wordWrap/>
-              <w:overflowPunct/>
-              <w:topLinePunct w:val="0"/>
-              <w:autoSpaceDE w:val="0"/>
-              <w:autoSpaceDN w:val="0"/>
-              <w:bidi w:val="0"/>
-              <w:adjustRightInd w:val="0"/>
-              <w:snapToGrid w:val="0"/>
-              <w:spacing w:line="243" w:lineRule="auto"/>
-              <w:textAlignment w:val="baseline"/>
-            </w:pPr>
-          </w:p>
-          <w:p>
-            <w:pPr>
-              <w:pStyle w:val="8"/>
-              <w:keepNext w:val="0"/>
-              <w:keepLines w:val="0"/>
-              <w:pageBreakBefore w:val="0"/>
-              <w:widowControl w:val="0"/>
-              <w:kinsoku w:val="0"/>
-              <w:wordWrap/>
-              <w:overflowPunct/>
-              <w:topLinePunct w:val="0"/>
-              <w:autoSpaceDE w:val="0"/>
-              <w:autoSpaceDN w:val="0"/>
-              <w:bidi w:val="0"/>
-              <w:adjustRightInd w:val="0"/>
-              <w:snapToGrid w:val="0"/>
-              <w:spacing w:line="243" w:lineRule="auto"/>
-              <w:textAlignment w:val="baseline"/>
-            </w:pPr>
-          </w:p>
-          <w:p>
-            <w:pPr>
-              <w:pStyle w:val="8"/>
-              <w:keepNext w:val="0"/>
-              <w:keepLines w:val="0"/>
-              <w:pageBreakBefore w:val="0"/>
-              <w:widowControl w:val="0"/>
-              <w:kinsoku w:val="0"/>
-              <w:wordWrap/>
-              <w:overflowPunct/>
-              <w:topLinePunct w:val="0"/>
-              <w:autoSpaceDE w:val="0"/>
-              <w:autoSpaceDN w:val="0"/>
-              <w:bidi w:val="0"/>
-              <w:adjustRightInd w:val="0"/>
-              <w:snapToGrid w:val="0"/>
-              <w:spacing w:line="243" w:lineRule="auto"/>
-              <w:textAlignment w:val="baseline"/>
-            </w:pPr>
-          </w:p>
-          <w:p>
-            <w:pPr>
-              <w:pStyle w:val="8"/>
-              <w:keepNext w:val="0"/>
-              <w:keepLines w:val="0"/>
-              <w:pageBreakBefore w:val="0"/>
-              <w:widowControl w:val="0"/>
-              <w:kinsoku w:val="0"/>
-              <w:wordWrap/>
-              <w:overflowPunct/>
-              <w:topLinePunct w:val="0"/>
-              <w:autoSpaceDE w:val="0"/>
-              <w:autoSpaceDN w:val="0"/>
-              <w:bidi w:val="0"/>
-              <w:adjustRightInd w:val="0"/>
-              <w:snapToGrid w:val="0"/>
-              <w:spacing w:line="243" w:lineRule="auto"/>
-              <w:textAlignment w:val="baseline"/>
-            </w:pPr>
-          </w:p>
-          <w:p>
-            <w:pPr>
-              <w:pStyle w:val="8"/>
-              <w:keepNext w:val="0"/>
-              <w:keepLines w:val="0"/>
-              <w:pageBreakBefore w:val="0"/>
-              <w:widowControl w:val="0"/>
-              <w:kinsoku w:val="0"/>
-              <w:wordWrap/>
-              <w:overflowPunct/>
-              <w:topLinePunct w:val="0"/>
-              <w:autoSpaceDE w:val="0"/>
-              <w:autoSpaceDN w:val="0"/>
-              <w:bidi w:val="0"/>
-              <w:adjustRightInd w:val="0"/>
-              <w:snapToGrid w:val="0"/>
-              <w:spacing w:line="243" w:lineRule="auto"/>
-              <w:textAlignment w:val="baseline"/>
-            </w:pPr>
-          </w:p>
-          <w:p>
-            <w:pPr>
-              <w:keepNext w:val="0"/>
-              <w:keepLines w:val="0"/>
-              <w:pageBreakBefore w:val="0"/>
-              <w:widowControl w:val="0"/>
-              <w:kinsoku w:val="0"/>
-              <w:wordWrap/>
-              <w:overflowPunct/>
-              <w:topLinePunct w:val="0"/>
-              <w:autoSpaceDE w:val="0"/>
-              <w:autoSpaceDN w:val="0"/>
-              <w:bidi w:val="0"/>
-              <w:adjustRightInd w:val="0"/>
-              <w:snapToGrid w:val="0"/>
-              <w:spacing w:before="78" w:line="364" w:lineRule="auto"/>
-              <w:ind w:left="65" w:right="106" w:firstLine="2"/>
-              <w:jc w:val="both"/>
-              <w:textAlignment w:val="baseline"/>
-              <w:rPr>
-                <w:rFonts w:ascii="宋体" w:hAnsi="宋体" w:eastAsia="宋体" w:cs="宋体"/>
-                <w:sz w:val="24"/>
-                <w:szCs w:val="24"/>
-              </w:rPr>
-            </w:pPr>
-            <w:r>
-              <w:rPr>
-                <w:rFonts w:ascii="宋体" w:hAnsi="宋体" w:eastAsia="宋体" w:cs="宋体"/>
-                <w:spacing w:val="-2"/>
-                <w:sz w:val="24"/>
-                <w:szCs w:val="24"/>
-              </w:rPr>
-              <w:t>技术协议、服务</w:t>
-            </w:r>
-            <w:r>
-              <w:rPr>
-                <w:rFonts w:ascii="宋体" w:hAnsi="宋体" w:eastAsia="宋体" w:cs="宋体"/>
-                <w:spacing w:val="-1"/>
-                <w:sz w:val="24"/>
-                <w:szCs w:val="24"/>
-              </w:rPr>
-              <w:t>报告、用户反馈</w:t>
-            </w:r>
-            <w:r>
-              <w:rPr>
-                <w:rFonts w:ascii="宋体" w:hAnsi="宋体" w:eastAsia="宋体" w:cs="宋体"/>
-                <w:spacing w:val="-4"/>
-                <w:sz w:val="24"/>
-                <w:szCs w:val="24"/>
-              </w:rPr>
-              <w:t>信息</w:t>
-            </w:r>
-          </w:p>
-        </w:tc>
-        <w:tc>
-          <w:tcPr>
-            <w:tcW w:w="1521" w:type="dxa"/>
-          </w:tcPr>
-          <w:p>
-            <w:pPr>
-              <w:pStyle w:val="8"/>
-              <w:keepNext w:val="0"/>
-              <w:keepLines w:val="0"/>
-              <w:pageBreakBefore w:val="0"/>
-              <w:widowControl w:val="0"/>
-              <w:kinsoku w:val="0"/>
-              <w:wordWrap/>
-              <w:overflowPunct/>
-              <w:topLinePunct w:val="0"/>
-              <w:autoSpaceDE w:val="0"/>
-              <w:autoSpaceDN w:val="0"/>
-              <w:bidi w:val="0"/>
-              <w:adjustRightInd w:val="0"/>
-              <w:snapToGrid w:val="0"/>
-              <w:spacing w:line="243" w:lineRule="auto"/>
-              <w:textAlignment w:val="baseline"/>
-            </w:pPr>
-          </w:p>
-          <w:p>
-            <w:pPr>
-              <w:pStyle w:val="8"/>
-              <w:keepNext w:val="0"/>
-              <w:keepLines w:val="0"/>
-              <w:pageBreakBefore w:val="0"/>
-              <w:widowControl w:val="0"/>
-              <w:kinsoku w:val="0"/>
-              <w:wordWrap/>
-              <w:overflowPunct/>
-              <w:topLinePunct w:val="0"/>
-              <w:autoSpaceDE w:val="0"/>
-              <w:autoSpaceDN w:val="0"/>
-              <w:bidi w:val="0"/>
-              <w:adjustRightInd w:val="0"/>
-              <w:snapToGrid w:val="0"/>
-              <w:spacing w:line="243" w:lineRule="auto"/>
-              <w:textAlignment w:val="baseline"/>
-            </w:pPr>
-          </w:p>
-          <w:p>
-            <w:pPr>
-              <w:pStyle w:val="8"/>
-              <w:keepNext w:val="0"/>
-              <w:keepLines w:val="0"/>
-              <w:pageBreakBefore w:val="0"/>
-              <w:widowControl w:val="0"/>
-              <w:kinsoku w:val="0"/>
-              <w:wordWrap/>
-              <w:overflowPunct/>
-              <w:topLinePunct w:val="0"/>
-              <w:autoSpaceDE w:val="0"/>
-              <w:autoSpaceDN w:val="0"/>
-              <w:bidi w:val="0"/>
-              <w:adjustRightInd w:val="0"/>
-              <w:snapToGrid w:val="0"/>
-              <w:spacing w:line="244" w:lineRule="auto"/>
-              <w:textAlignment w:val="baseline"/>
-            </w:pPr>
-          </w:p>
-          <w:p>
-            <w:pPr>
-              <w:pStyle w:val="8"/>
-              <w:keepNext w:val="0"/>
-              <w:keepLines w:val="0"/>
-              <w:pageBreakBefore w:val="0"/>
-              <w:widowControl w:val="0"/>
-              <w:kinsoku w:val="0"/>
-              <w:wordWrap/>
-              <w:overflowPunct/>
-              <w:topLinePunct w:val="0"/>
-              <w:autoSpaceDE w:val="0"/>
-              <w:autoSpaceDN w:val="0"/>
-              <w:bidi w:val="0"/>
-              <w:adjustRightInd w:val="0"/>
-              <w:snapToGrid w:val="0"/>
-              <w:spacing w:line="244" w:lineRule="auto"/>
-              <w:textAlignment w:val="baseline"/>
-            </w:pPr>
-          </w:p>
-          <w:p>
-            <w:pPr>
-              <w:pStyle w:val="8"/>
-              <w:keepNext w:val="0"/>
-              <w:keepLines w:val="0"/>
-              <w:pageBreakBefore w:val="0"/>
-              <w:widowControl w:val="0"/>
-              <w:kinsoku w:val="0"/>
-              <w:wordWrap/>
-              <w:overflowPunct/>
-              <w:topLinePunct w:val="0"/>
-              <w:autoSpaceDE w:val="0"/>
-              <w:autoSpaceDN w:val="0"/>
-              <w:bidi w:val="0"/>
-              <w:adjustRightInd w:val="0"/>
-              <w:snapToGrid w:val="0"/>
-              <w:spacing w:line="244" w:lineRule="auto"/>
-              <w:textAlignment w:val="baseline"/>
-            </w:pPr>
-          </w:p>
-          <w:p>
-            <w:pPr>
-              <w:pStyle w:val="8"/>
-              <w:keepNext w:val="0"/>
-              <w:keepLines w:val="0"/>
-              <w:pageBreakBefore w:val="0"/>
-              <w:widowControl w:val="0"/>
-              <w:kinsoku w:val="0"/>
-              <w:wordWrap/>
-              <w:overflowPunct/>
-              <w:topLinePunct w:val="0"/>
-              <w:autoSpaceDE w:val="0"/>
-              <w:autoSpaceDN w:val="0"/>
-              <w:bidi w:val="0"/>
-              <w:adjustRightInd w:val="0"/>
-              <w:snapToGrid w:val="0"/>
-              <w:spacing w:line="244" w:lineRule="auto"/>
-              <w:textAlignment w:val="baseline"/>
-            </w:pPr>
-          </w:p>
-          <w:p>
-            <w:pPr>
-              <w:pStyle w:val="8"/>
-              <w:keepNext w:val="0"/>
-              <w:keepLines w:val="0"/>
-              <w:pageBreakBefore w:val="0"/>
-              <w:widowControl w:val="0"/>
-              <w:kinsoku w:val="0"/>
-              <w:wordWrap/>
-              <w:overflowPunct/>
-              <w:topLinePunct w:val="0"/>
-              <w:autoSpaceDE w:val="0"/>
-              <w:autoSpaceDN w:val="0"/>
-              <w:bidi w:val="0"/>
-              <w:adjustRightInd w:val="0"/>
-              <w:snapToGrid w:val="0"/>
-              <w:spacing w:line="244" w:lineRule="auto"/>
-              <w:textAlignment w:val="baseline"/>
-            </w:pPr>
-          </w:p>
-          <w:p>
-            <w:pPr>
-              <w:pStyle w:val="8"/>
-              <w:keepNext w:val="0"/>
-              <w:keepLines w:val="0"/>
-              <w:pageBreakBefore w:val="0"/>
-              <w:widowControl w:val="0"/>
-              <w:kinsoku w:val="0"/>
-              <w:wordWrap/>
-              <w:overflowPunct/>
-              <w:topLinePunct w:val="0"/>
-              <w:autoSpaceDE w:val="0"/>
-              <w:autoSpaceDN w:val="0"/>
-              <w:bidi w:val="0"/>
-              <w:adjustRightInd w:val="0"/>
-              <w:snapToGrid w:val="0"/>
-              <w:spacing w:line="244" w:lineRule="auto"/>
-              <w:textAlignment w:val="baseline"/>
-            </w:pPr>
-          </w:p>
-          <w:p>
-            <w:pPr>
-              <w:keepNext w:val="0"/>
-              <w:keepLines w:val="0"/>
-              <w:pageBreakBefore w:val="0"/>
-              <w:widowControl w:val="0"/>
-              <w:kinsoku w:val="0"/>
-              <w:wordWrap/>
-              <w:overflowPunct/>
-              <w:topLinePunct w:val="0"/>
-              <w:autoSpaceDE w:val="0"/>
-              <w:autoSpaceDN w:val="0"/>
-              <w:bidi w:val="0"/>
-              <w:adjustRightInd w:val="0"/>
-              <w:snapToGrid w:val="0"/>
-              <w:spacing w:before="78" w:line="364" w:lineRule="auto"/>
-              <w:ind w:left="66" w:right="75" w:firstLine="1"/>
-              <w:jc w:val="both"/>
-              <w:textAlignment w:val="baseline"/>
-              <w:rPr>
-                <w:rFonts w:ascii="宋体" w:hAnsi="宋体" w:eastAsia="宋体" w:cs="宋体"/>
-                <w:sz w:val="24"/>
-                <w:szCs w:val="24"/>
-              </w:rPr>
-            </w:pPr>
-            <w:r>
-              <w:rPr>
-                <w:rFonts w:ascii="宋体" w:hAnsi="宋体" w:eastAsia="宋体" w:cs="宋体"/>
-                <w:spacing w:val="-2"/>
-                <w:sz w:val="24"/>
-                <w:szCs w:val="24"/>
-              </w:rPr>
-              <w:t>运维服务回</w:t>
-            </w:r>
-            <w:r>
-              <w:rPr>
-                <w:rFonts w:ascii="宋体" w:hAnsi="宋体" w:eastAsia="宋体" w:cs="宋体"/>
-                <w:spacing w:val="-12"/>
-                <w:sz w:val="24"/>
-                <w:szCs w:val="24"/>
-              </w:rPr>
-              <w:t>顾会议记录、</w:t>
-            </w:r>
-            <w:r>
-              <w:rPr>
-                <w:rFonts w:ascii="宋体" w:hAnsi="宋体" w:eastAsia="宋体" w:cs="宋体"/>
-                <w:spacing w:val="-2"/>
-                <w:sz w:val="24"/>
-                <w:szCs w:val="24"/>
-              </w:rPr>
-              <w:t>服务目录改</w:t>
-            </w:r>
-            <w:r>
-              <w:rPr>
-                <w:rFonts w:ascii="宋体" w:hAnsi="宋体" w:eastAsia="宋体" w:cs="宋体"/>
-                <w:spacing w:val="-3"/>
-                <w:sz w:val="24"/>
-                <w:szCs w:val="24"/>
-              </w:rPr>
-              <w:t>进建议</w:t>
-            </w:r>
-          </w:p>
-        </w:tc>
-      </w:tr>
-      <w:tr>
-        <w:tblPrEx>
-          <w:tblBorders>
-            <w:top w:val="single" w:color="000000" w:sz="2" w:space="0"/>
-            <w:left w:val="single" w:color="000000" w:sz="2" w:space="0"/>
-            <w:bottom w:val="single" w:color="000000" w:sz="2" w:space="0"/>
-            <w:right w:val="single" w:color="000000" w:sz="2" w:space="0"/>
-            <w:insideH w:val="single" w:color="000000" w:sz="2" w:space="0"/>
-            <w:insideV w:val="single" w:color="000000" w:sz="2" w:space="0"/>
-          </w:tblBorders>
-          <w:tblCellMar>
-            <w:top w:w="0" w:type="dxa"/>
-            <w:left w:w="0" w:type="dxa"/>
-            <w:bottom w:w="0" w:type="dxa"/>
-            <w:right w:w="0" w:type="dxa"/>
-          </w:tblCellMar>
-        </w:tblPrEx>
-        <w:trPr>
-          <w:trHeight w:val="2401" w:hRule="atLeast"/>
-        </w:trPr>
-        <w:tc>
-          <w:tcPr>
-            <w:tcW w:w="1017" w:type="dxa"/>
-          </w:tcPr>
-          <w:p>
-            <w:pPr>
-              <w:pStyle w:val="8"/>
-              <w:keepNext w:val="0"/>
-              <w:keepLines w:val="0"/>
-              <w:pageBreakBefore w:val="0"/>
-              <w:widowControl w:val="0"/>
-              <w:kinsoku w:val="0"/>
-              <w:wordWrap/>
-              <w:overflowPunct/>
-              <w:topLinePunct w:val="0"/>
-              <w:autoSpaceDE w:val="0"/>
-              <w:autoSpaceDN w:val="0"/>
-              <w:bidi w:val="0"/>
-              <w:adjustRightInd w:val="0"/>
-              <w:snapToGrid w:val="0"/>
-              <w:spacing w:line="257" w:lineRule="auto"/>
-              <w:textAlignment w:val="baseline"/>
-            </w:pPr>
-          </w:p>
-          <w:p>
-            <w:pPr>
-              <w:pStyle w:val="8"/>
-              <w:keepNext w:val="0"/>
-              <w:keepLines w:val="0"/>
-              <w:pageBreakBefore w:val="0"/>
-              <w:widowControl w:val="0"/>
-              <w:kinsoku w:val="0"/>
-              <w:wordWrap/>
-              <w:overflowPunct/>
-              <w:topLinePunct w:val="0"/>
-              <w:autoSpaceDE w:val="0"/>
-              <w:autoSpaceDN w:val="0"/>
-              <w:bidi w:val="0"/>
-              <w:adjustRightInd w:val="0"/>
-              <w:snapToGrid w:val="0"/>
-              <w:spacing w:line="258" w:lineRule="auto"/>
-              <w:textAlignment w:val="baseline"/>
-            </w:pPr>
-          </w:p>
-          <w:p>
-            <w:pPr>
-              <w:pStyle w:val="8"/>
-              <w:keepNext w:val="0"/>
-              <w:keepLines w:val="0"/>
-              <w:pageBreakBefore w:val="0"/>
-              <w:widowControl w:val="0"/>
-              <w:kinsoku w:val="0"/>
-              <w:wordWrap/>
-              <w:overflowPunct/>
-              <w:topLinePunct w:val="0"/>
-              <w:autoSpaceDE w:val="0"/>
-              <w:autoSpaceDN w:val="0"/>
-              <w:bidi w:val="0"/>
-              <w:adjustRightInd w:val="0"/>
-              <w:snapToGrid w:val="0"/>
-              <w:spacing w:line="258" w:lineRule="auto"/>
-              <w:textAlignment w:val="baseline"/>
-            </w:pPr>
-          </w:p>
-          <w:p>
-            <w:pPr>
-              <w:keepNext w:val="0"/>
-              <w:keepLines w:val="0"/>
-              <w:pageBreakBefore w:val="0"/>
-              <w:widowControl w:val="0"/>
-              <w:kinsoku w:val="0"/>
-              <w:wordWrap/>
-              <w:overflowPunct/>
-              <w:topLinePunct w:val="0"/>
-              <w:autoSpaceDE w:val="0"/>
-              <w:autoSpaceDN w:val="0"/>
-              <w:bidi w:val="0"/>
-              <w:adjustRightInd w:val="0"/>
-              <w:snapToGrid w:val="0"/>
-              <w:spacing w:before="78" w:line="366" w:lineRule="auto"/>
-              <w:ind w:left="73" w:right="229"/>
-              <w:textAlignment w:val="baseline"/>
-              <w:rPr>
-                <w:rFonts w:ascii="宋体" w:hAnsi="宋体" w:eastAsia="宋体" w:cs="宋体"/>
-                <w:sz w:val="24"/>
-                <w:szCs w:val="24"/>
-              </w:rPr>
-            </w:pPr>
-            <w:r>
-              <w:rPr>
-                <w:rFonts w:ascii="宋体" w:hAnsi="宋体" w:eastAsia="宋体" w:cs="宋体"/>
-                <w:spacing w:val="-5"/>
-                <w:sz w:val="24"/>
-                <w:szCs w:val="24"/>
-              </w:rPr>
-              <w:t>更新服</w:t>
-            </w:r>
-            <w:r>
-              <w:rPr>
-                <w:rFonts w:ascii="宋体" w:hAnsi="宋体" w:eastAsia="宋体" w:cs="宋体"/>
-                <w:spacing w:val="-4"/>
-                <w:sz w:val="24"/>
-                <w:szCs w:val="24"/>
-              </w:rPr>
-              <w:t>务目录</w:t>
-            </w:r>
-          </w:p>
-        </w:tc>
-        <w:tc>
-          <w:tcPr>
-            <w:tcW w:w="3207" w:type="dxa"/>
-          </w:tcPr>
-          <w:p>
-            <w:pPr>
-              <w:keepNext w:val="0"/>
-              <w:keepLines w:val="0"/>
-              <w:pageBreakBefore w:val="0"/>
-              <w:widowControl w:val="0"/>
-              <w:kinsoku w:val="0"/>
-              <w:wordWrap/>
-              <w:overflowPunct/>
-              <w:topLinePunct w:val="0"/>
-              <w:autoSpaceDE w:val="0"/>
-              <w:autoSpaceDN w:val="0"/>
-              <w:bidi w:val="0"/>
-              <w:adjustRightInd w:val="0"/>
-              <w:snapToGrid w:val="0"/>
-              <w:spacing w:before="145" w:line="364" w:lineRule="auto"/>
-              <w:ind w:left="67" w:right="95"/>
-              <w:textAlignment w:val="baseline"/>
-              <w:rPr>
-                <w:rFonts w:ascii="宋体" w:hAnsi="宋体" w:eastAsia="宋体" w:cs="宋体"/>
-                <w:sz w:val="24"/>
-                <w:szCs w:val="24"/>
-              </w:rPr>
-            </w:pPr>
-            <w:r>
-              <w:rPr>
-                <w:rFonts w:ascii="宋体" w:hAnsi="宋体" w:eastAsia="宋体" w:cs="宋体"/>
-                <w:spacing w:val="-1"/>
-                <w:sz w:val="24"/>
-                <w:szCs w:val="24"/>
-              </w:rPr>
-              <w:t>服务目录经理按照回顾会议</w:t>
-            </w:r>
-            <w:r>
-              <w:rPr>
-                <w:rFonts w:ascii="宋体" w:hAnsi="宋体" w:eastAsia="宋体" w:cs="宋体"/>
-                <w:spacing w:val="-7"/>
-                <w:sz w:val="24"/>
-                <w:szCs w:val="24"/>
-              </w:rPr>
-              <w:t>的改进建议，对服务目录进行</w:t>
-            </w:r>
-            <w:r>
-              <w:rPr>
-                <w:rFonts w:ascii="宋体" w:hAnsi="宋体" w:eastAsia="宋体" w:cs="宋体"/>
-                <w:spacing w:val="-4"/>
-                <w:sz w:val="24"/>
-                <w:szCs w:val="24"/>
-              </w:rPr>
-              <w:t>修订。</w:t>
-            </w:r>
-          </w:p>
-          <w:p>
-            <w:pPr>
-              <w:keepNext w:val="0"/>
-              <w:keepLines w:val="0"/>
-              <w:pageBreakBefore w:val="0"/>
-              <w:widowControl w:val="0"/>
-              <w:kinsoku w:val="0"/>
-              <w:wordWrap/>
-              <w:overflowPunct/>
-              <w:topLinePunct w:val="0"/>
-              <w:autoSpaceDE w:val="0"/>
-              <w:autoSpaceDN w:val="0"/>
-              <w:bidi w:val="0"/>
-              <w:adjustRightInd w:val="0"/>
-              <w:snapToGrid w:val="0"/>
-              <w:spacing w:before="1" w:line="317" w:lineRule="auto"/>
-              <w:ind w:left="69" w:right="23" w:hanging="3"/>
-              <w:textAlignment w:val="baseline"/>
-              <w:rPr>
-                <w:rFonts w:ascii="宋体" w:hAnsi="宋体" w:eastAsia="宋体" w:cs="宋体"/>
-                <w:sz w:val="24"/>
-                <w:szCs w:val="24"/>
-              </w:rPr>
-            </w:pPr>
-            <w:r>
-              <w:rPr>
-                <w:rFonts w:ascii="宋体" w:hAnsi="宋体" w:eastAsia="宋体" w:cs="宋体"/>
-                <w:spacing w:val="-1"/>
-                <w:sz w:val="24"/>
-                <w:szCs w:val="24"/>
-              </w:rPr>
-              <w:t>对服务目录的变更，要依据变</w:t>
-            </w:r>
-            <w:r>
-              <w:rPr>
-                <w:rFonts w:ascii="宋体" w:hAnsi="宋体" w:eastAsia="宋体" w:cs="宋体"/>
-                <w:spacing w:val="-2"/>
-                <w:sz w:val="24"/>
-                <w:szCs w:val="24"/>
-              </w:rPr>
-              <w:t>更管理流程进行更改。</w:t>
-            </w:r>
-          </w:p>
-        </w:tc>
-        <w:tc>
-          <w:tcPr>
-            <w:tcW w:w="1701" w:type="dxa"/>
-          </w:tcPr>
-          <w:p>
-            <w:pPr>
-              <w:pStyle w:val="8"/>
-              <w:keepNext w:val="0"/>
-              <w:keepLines w:val="0"/>
-              <w:pageBreakBefore w:val="0"/>
-              <w:widowControl w:val="0"/>
-              <w:kinsoku w:val="0"/>
-              <w:wordWrap/>
-              <w:overflowPunct/>
-              <w:topLinePunct w:val="0"/>
-              <w:autoSpaceDE w:val="0"/>
-              <w:autoSpaceDN w:val="0"/>
-              <w:bidi w:val="0"/>
-              <w:adjustRightInd w:val="0"/>
-              <w:snapToGrid w:val="0"/>
-              <w:spacing w:line="258" w:lineRule="auto"/>
-              <w:textAlignment w:val="baseline"/>
-            </w:pPr>
-          </w:p>
-          <w:p>
-            <w:pPr>
-              <w:pStyle w:val="8"/>
-              <w:keepNext w:val="0"/>
-              <w:keepLines w:val="0"/>
-              <w:pageBreakBefore w:val="0"/>
-              <w:widowControl w:val="0"/>
-              <w:kinsoku w:val="0"/>
-              <w:wordWrap/>
-              <w:overflowPunct/>
-              <w:topLinePunct w:val="0"/>
-              <w:autoSpaceDE w:val="0"/>
-              <w:autoSpaceDN w:val="0"/>
-              <w:bidi w:val="0"/>
-              <w:adjustRightInd w:val="0"/>
-              <w:snapToGrid w:val="0"/>
-              <w:spacing w:line="258" w:lineRule="auto"/>
-              <w:textAlignment w:val="baseline"/>
-            </w:pPr>
-          </w:p>
-          <w:p>
-            <w:pPr>
-              <w:pStyle w:val="8"/>
-              <w:keepNext w:val="0"/>
-              <w:keepLines w:val="0"/>
-              <w:pageBreakBefore w:val="0"/>
-              <w:widowControl w:val="0"/>
-              <w:kinsoku w:val="0"/>
-              <w:wordWrap/>
-              <w:overflowPunct/>
-              <w:topLinePunct w:val="0"/>
-              <w:autoSpaceDE w:val="0"/>
-              <w:autoSpaceDN w:val="0"/>
-              <w:bidi w:val="0"/>
-              <w:adjustRightInd w:val="0"/>
-              <w:snapToGrid w:val="0"/>
-              <w:spacing w:line="259" w:lineRule="auto"/>
-              <w:textAlignment w:val="baseline"/>
-            </w:pPr>
-          </w:p>
-          <w:p>
-            <w:pPr>
-              <w:keepNext w:val="0"/>
-              <w:keepLines w:val="0"/>
-              <w:pageBreakBefore w:val="0"/>
-              <w:widowControl w:val="0"/>
-              <w:kinsoku w:val="0"/>
-              <w:wordWrap/>
-              <w:overflowPunct/>
-              <w:topLinePunct w:val="0"/>
-              <w:autoSpaceDE w:val="0"/>
-              <w:autoSpaceDN w:val="0"/>
-              <w:bidi w:val="0"/>
-              <w:adjustRightInd w:val="0"/>
-              <w:snapToGrid w:val="0"/>
-              <w:spacing w:before="78" w:line="364" w:lineRule="auto"/>
-              <w:ind w:left="80" w:right="195" w:hanging="11"/>
-              <w:textAlignment w:val="baseline"/>
-              <w:rPr>
-                <w:rFonts w:ascii="宋体" w:hAnsi="宋体" w:eastAsia="宋体" w:cs="宋体"/>
-                <w:sz w:val="24"/>
-                <w:szCs w:val="24"/>
-              </w:rPr>
-            </w:pPr>
-            <w:r>
-              <w:rPr>
-                <w:rFonts w:ascii="宋体" w:hAnsi="宋体" w:eastAsia="宋体" w:cs="宋体"/>
-                <w:spacing w:val="-2"/>
-                <w:sz w:val="24"/>
-                <w:szCs w:val="24"/>
-              </w:rPr>
-              <w:t>服务目录经理</w:t>
-            </w:r>
-            <w:r>
-              <w:rPr>
-                <w:rFonts w:ascii="宋体" w:hAnsi="宋体" w:eastAsia="宋体" w:cs="宋体"/>
-                <w:spacing w:val="-4"/>
-                <w:sz w:val="24"/>
-                <w:szCs w:val="24"/>
-              </w:rPr>
-              <w:t>（运维经理）</w:t>
-            </w:r>
-          </w:p>
-        </w:tc>
-        <w:tc>
-          <w:tcPr>
-            <w:tcW w:w="1852" w:type="dxa"/>
-          </w:tcPr>
-          <w:p>
-            <w:pPr>
-              <w:pStyle w:val="8"/>
-              <w:keepNext w:val="0"/>
-              <w:keepLines w:val="0"/>
-              <w:pageBreakBefore w:val="0"/>
-              <w:widowControl w:val="0"/>
-              <w:kinsoku w:val="0"/>
-              <w:wordWrap/>
-              <w:overflowPunct/>
-              <w:topLinePunct w:val="0"/>
-              <w:autoSpaceDE w:val="0"/>
-              <w:autoSpaceDN w:val="0"/>
-              <w:bidi w:val="0"/>
-              <w:adjustRightInd w:val="0"/>
-              <w:snapToGrid w:val="0"/>
-              <w:spacing w:line="258" w:lineRule="auto"/>
-              <w:textAlignment w:val="baseline"/>
-            </w:pPr>
-          </w:p>
-          <w:p>
-            <w:pPr>
-              <w:pStyle w:val="8"/>
-              <w:keepNext w:val="0"/>
-              <w:keepLines w:val="0"/>
-              <w:pageBreakBefore w:val="0"/>
-              <w:widowControl w:val="0"/>
-              <w:kinsoku w:val="0"/>
-              <w:wordWrap/>
-              <w:overflowPunct/>
-              <w:topLinePunct w:val="0"/>
-              <w:autoSpaceDE w:val="0"/>
-              <w:autoSpaceDN w:val="0"/>
-              <w:bidi w:val="0"/>
-              <w:adjustRightInd w:val="0"/>
-              <w:snapToGrid w:val="0"/>
-              <w:spacing w:line="258" w:lineRule="auto"/>
-              <w:textAlignment w:val="baseline"/>
-            </w:pPr>
-          </w:p>
-          <w:p>
-            <w:pPr>
-              <w:pStyle w:val="8"/>
-              <w:keepNext w:val="0"/>
-              <w:keepLines w:val="0"/>
-              <w:pageBreakBefore w:val="0"/>
-              <w:widowControl w:val="0"/>
-              <w:kinsoku w:val="0"/>
-              <w:wordWrap/>
-              <w:overflowPunct/>
-              <w:topLinePunct w:val="0"/>
-              <w:autoSpaceDE w:val="0"/>
-              <w:autoSpaceDN w:val="0"/>
-              <w:bidi w:val="0"/>
-              <w:adjustRightInd w:val="0"/>
-              <w:snapToGrid w:val="0"/>
-              <w:spacing w:line="258" w:lineRule="auto"/>
-              <w:textAlignment w:val="baseline"/>
-            </w:pPr>
-          </w:p>
-          <w:p>
-            <w:pPr>
-              <w:keepNext w:val="0"/>
-              <w:keepLines w:val="0"/>
-              <w:pageBreakBefore w:val="0"/>
-              <w:widowControl w:val="0"/>
-              <w:kinsoku w:val="0"/>
-              <w:wordWrap/>
-              <w:overflowPunct/>
-              <w:topLinePunct w:val="0"/>
-              <w:autoSpaceDE w:val="0"/>
-              <w:autoSpaceDN w:val="0"/>
-              <w:bidi w:val="0"/>
-              <w:adjustRightInd w:val="0"/>
-              <w:snapToGrid w:val="0"/>
-              <w:spacing w:before="78" w:line="366" w:lineRule="auto"/>
-              <w:ind w:left="69" w:right="108" w:hanging="2"/>
-              <w:textAlignment w:val="baseline"/>
-              <w:rPr>
-                <w:rFonts w:ascii="宋体" w:hAnsi="宋体" w:eastAsia="宋体" w:cs="宋体"/>
-                <w:sz w:val="24"/>
-                <w:szCs w:val="24"/>
-              </w:rPr>
-            </w:pPr>
-            <w:r>
-              <w:rPr>
-                <w:rFonts w:ascii="宋体" w:hAnsi="宋体" w:eastAsia="宋体" w:cs="宋体"/>
-                <w:spacing w:val="-2"/>
-                <w:sz w:val="24"/>
-                <w:szCs w:val="24"/>
-              </w:rPr>
-              <w:t>服务目录的改进</w:t>
-            </w:r>
-            <w:r>
-              <w:rPr>
-                <w:rFonts w:ascii="宋体" w:hAnsi="宋体" w:eastAsia="宋体" w:cs="宋体"/>
-                <w:spacing w:val="-7"/>
-                <w:sz w:val="24"/>
-                <w:szCs w:val="24"/>
-              </w:rPr>
-              <w:t>建议</w:t>
-            </w:r>
-          </w:p>
-        </w:tc>
-        <w:tc>
-          <w:tcPr>
-            <w:tcW w:w="1521" w:type="dxa"/>
-          </w:tcPr>
-          <w:p>
-            <w:pPr>
-              <w:pStyle w:val="8"/>
-              <w:keepNext w:val="0"/>
-              <w:keepLines w:val="0"/>
-              <w:pageBreakBefore w:val="0"/>
-              <w:widowControl w:val="0"/>
-              <w:kinsoku w:val="0"/>
-              <w:wordWrap/>
-              <w:overflowPunct/>
-              <w:topLinePunct w:val="0"/>
-              <w:autoSpaceDE w:val="0"/>
-              <w:autoSpaceDN w:val="0"/>
-              <w:bidi w:val="0"/>
-              <w:adjustRightInd w:val="0"/>
-              <w:snapToGrid w:val="0"/>
-              <w:spacing w:line="271" w:lineRule="auto"/>
-              <w:textAlignment w:val="baseline"/>
-            </w:pPr>
-          </w:p>
-          <w:p>
-            <w:pPr>
-              <w:pStyle w:val="8"/>
-              <w:keepNext w:val="0"/>
-              <w:keepLines w:val="0"/>
-              <w:pageBreakBefore w:val="0"/>
-              <w:widowControl w:val="0"/>
-              <w:kinsoku w:val="0"/>
-              <w:wordWrap/>
-              <w:overflowPunct/>
-              <w:topLinePunct w:val="0"/>
-              <w:autoSpaceDE w:val="0"/>
-              <w:autoSpaceDN w:val="0"/>
-              <w:bidi w:val="0"/>
-              <w:adjustRightInd w:val="0"/>
-              <w:snapToGrid w:val="0"/>
-              <w:spacing w:line="271" w:lineRule="auto"/>
-              <w:textAlignment w:val="baseline"/>
-            </w:pPr>
-          </w:p>
-          <w:p>
-            <w:pPr>
-              <w:keepNext w:val="0"/>
-              <w:keepLines w:val="0"/>
-              <w:pageBreakBefore w:val="0"/>
-              <w:widowControl w:val="0"/>
-              <w:kinsoku w:val="0"/>
-              <w:wordWrap/>
-              <w:overflowPunct/>
-              <w:topLinePunct w:val="0"/>
-              <w:autoSpaceDE w:val="0"/>
-              <w:autoSpaceDN w:val="0"/>
-              <w:bidi w:val="0"/>
-              <w:adjustRightInd w:val="0"/>
-              <w:snapToGrid w:val="0"/>
-              <w:spacing w:before="78" w:line="364" w:lineRule="auto"/>
-              <w:ind w:left="68" w:right="52" w:firstLine="2"/>
-              <w:textAlignment w:val="baseline"/>
-              <w:rPr>
-                <w:rFonts w:ascii="宋体" w:hAnsi="宋体" w:eastAsia="宋体" w:cs="宋体"/>
-                <w:sz w:val="24"/>
-                <w:szCs w:val="24"/>
-              </w:rPr>
-            </w:pPr>
-            <w:r>
-              <w:rPr>
-                <w:rFonts w:ascii="宋体" w:hAnsi="宋体" w:eastAsia="宋体" w:cs="宋体"/>
-                <w:spacing w:val="-3"/>
-                <w:sz w:val="24"/>
-                <w:szCs w:val="24"/>
-              </w:rPr>
-              <w:t>组织级运维</w:t>
-            </w:r>
-            <w:r>
-              <w:rPr>
-                <w:rFonts w:ascii="宋体" w:hAnsi="宋体" w:eastAsia="宋体" w:cs="宋体"/>
-                <w:spacing w:val="-8"/>
-                <w:sz w:val="24"/>
-                <w:szCs w:val="24"/>
-              </w:rPr>
-              <w:t>服务目录（修</w:t>
-            </w:r>
-            <w:r>
-              <w:rPr>
-                <w:rFonts w:ascii="宋体" w:hAnsi="宋体" w:eastAsia="宋体" w:cs="宋体"/>
-                <w:spacing w:val="-4"/>
-                <w:sz w:val="24"/>
-                <w:szCs w:val="24"/>
-              </w:rPr>
-              <w:t>订版）</w:t>
-            </w:r>
-          </w:p>
-        </w:tc>
-      </w:tr>
-      <w:tr>
-        <w:tblPrEx>
-          <w:tblBorders>
-            <w:top w:val="single" w:color="000000" w:sz="2" w:space="0"/>
-            <w:left w:val="single" w:color="000000" w:sz="2" w:space="0"/>
-            <w:bottom w:val="single" w:color="000000" w:sz="2" w:space="0"/>
-            <w:right w:val="single" w:color="000000" w:sz="2" w:space="0"/>
-            <w:insideH w:val="single" w:color="000000" w:sz="2" w:space="0"/>
-            <w:insideV w:val="single" w:color="000000" w:sz="2" w:space="0"/>
-          </w:tblBorders>
-          <w:tblCellMar>
-            <w:top w:w="0" w:type="dxa"/>
-            <w:left w:w="0" w:type="dxa"/>
-            <w:bottom w:w="0" w:type="dxa"/>
-            <w:right w:w="0" w:type="dxa"/>
-          </w:tblCellMar>
-        </w:tblPrEx>
-        <w:trPr>
-          <w:trHeight w:val="999" w:hRule="atLeast"/>
-        </w:trPr>
-        <w:tc>
-          <w:tcPr>
-            <w:tcW w:w="1017" w:type="dxa"/>
-          </w:tcPr>
-          <w:p>
-            <w:pPr>
-              <w:pStyle w:val="8"/>
-              <w:keepNext w:val="0"/>
-              <w:keepLines w:val="0"/>
-              <w:pageBreakBefore w:val="0"/>
-              <w:widowControl w:val="0"/>
-              <w:kinsoku w:val="0"/>
-              <w:wordWrap/>
-              <w:overflowPunct/>
-              <w:topLinePunct w:val="0"/>
-              <w:autoSpaceDE w:val="0"/>
-              <w:autoSpaceDN w:val="0"/>
-              <w:bidi w:val="0"/>
-              <w:adjustRightInd w:val="0"/>
-              <w:snapToGrid w:val="0"/>
-              <w:spacing w:line="305" w:lineRule="auto"/>
-              <w:textAlignment w:val="baseline"/>
-            </w:pPr>
-          </w:p>
-          <w:p>
-            <w:pPr>
-              <w:keepNext w:val="0"/>
-              <w:keepLines w:val="0"/>
-              <w:pageBreakBefore w:val="0"/>
-              <w:widowControl w:val="0"/>
-              <w:kinsoku w:val="0"/>
-              <w:wordWrap/>
-              <w:overflowPunct/>
-              <w:topLinePunct w:val="0"/>
-              <w:autoSpaceDE w:val="0"/>
-              <w:autoSpaceDN w:val="0"/>
-              <w:bidi w:val="0"/>
-              <w:adjustRightInd w:val="0"/>
-              <w:snapToGrid w:val="0"/>
-              <w:spacing w:before="78" w:line="224" w:lineRule="auto"/>
-              <w:ind w:left="71"/>
-              <w:textAlignment w:val="baseline"/>
-              <w:rPr>
-                <w:rFonts w:ascii="宋体" w:hAnsi="宋体" w:eastAsia="宋体" w:cs="宋体"/>
-                <w:sz w:val="24"/>
-                <w:szCs w:val="24"/>
-              </w:rPr>
-            </w:pPr>
-            <w:r>
-              <w:rPr>
-                <w:rFonts w:ascii="宋体" w:hAnsi="宋体" w:eastAsia="宋体" w:cs="宋体"/>
-                <w:spacing w:val="-5"/>
-                <w:sz w:val="24"/>
-                <w:szCs w:val="24"/>
-              </w:rPr>
-              <w:t>注：</w:t>
-            </w:r>
-          </w:p>
-        </w:tc>
-        <w:tc>
-          <w:tcPr>
-            <w:tcW w:w="8281" w:type="dxa"/>
-            <w:gridSpan w:val="4"/>
-          </w:tcPr>
-          <w:p>
-            <w:pPr>
-              <w:keepNext w:val="0"/>
-              <w:keepLines w:val="0"/>
-              <w:pageBreakBefore w:val="0"/>
-              <w:widowControl w:val="0"/>
-              <w:kinsoku w:val="0"/>
-              <w:wordWrap/>
-              <w:overflowPunct/>
-              <w:topLinePunct w:val="0"/>
-              <w:autoSpaceDE w:val="0"/>
-              <w:autoSpaceDN w:val="0"/>
-              <w:bidi w:val="0"/>
-              <w:adjustRightInd w:val="0"/>
-              <w:snapToGrid w:val="0"/>
-              <w:spacing w:before="149" w:line="323" w:lineRule="auto"/>
-              <w:ind w:left="73" w:right="57" w:hanging="6"/>
-              <w:textAlignment w:val="baseline"/>
-              <w:rPr>
-                <w:rFonts w:ascii="宋体" w:hAnsi="宋体" w:eastAsia="宋体" w:cs="宋体"/>
-                <w:sz w:val="24"/>
-                <w:szCs w:val="24"/>
-              </w:rPr>
-            </w:pPr>
-            <w:r>
-              <w:rPr>
-                <w:rFonts w:ascii="宋体" w:hAnsi="宋体" w:eastAsia="宋体" w:cs="宋体"/>
-                <w:sz w:val="24"/>
-                <w:szCs w:val="24"/>
-              </w:rPr>
-              <w:t>服务目录经理：一般由运维部经理担任，如运维部经</w:t>
-            </w:r>
-            <w:r>
-              <w:rPr>
-                <w:rFonts w:ascii="宋体" w:hAnsi="宋体" w:eastAsia="宋体" w:cs="宋体"/>
-                <w:spacing w:val="-1"/>
-                <w:sz w:val="24"/>
-                <w:szCs w:val="24"/>
-              </w:rPr>
-              <w:t>理空缺由上一层级的技术</w:t>
-            </w:r>
-            <w:r>
-              <w:rPr>
-                <w:rFonts w:ascii="宋体" w:hAnsi="宋体" w:eastAsia="宋体" w:cs="宋体"/>
-                <w:spacing w:val="-4"/>
-                <w:sz w:val="24"/>
-                <w:szCs w:val="24"/>
-              </w:rPr>
-              <w:t>总监担任。</w:t>
-            </w:r>
-          </w:p>
-        </w:tc>
-      </w:tr>
-    </w:tbl>
-    <w:p>
-      <w:pPr>
-        <w:pStyle w:val="2"/>
-        <w:keepNext w:val="0"/>
-        <w:keepLines w:val="0"/>
-        <w:pageBreakBefore w:val="0"/>
-        <w:widowControl w:val="0"/>
-        <w:kinsoku w:val="0"/>
-        <w:wordWrap/>
-        <w:overflowPunct/>
-        <w:topLinePunct w:val="0"/>
-        <w:autoSpaceDE w:val="0"/>
-        <w:autoSpaceDN w:val="0"/>
-        <w:bidi w:val="0"/>
-        <w:adjustRightInd w:val="0"/>
-        <w:snapToGrid w:val="0"/>
-        <w:textAlignment w:val="baseline"/>
-      </w:pPr>
-    </w:p>
-    <w:p>
-      <w:pPr>
-        <w:keepNext w:val="0"/>
-        <w:keepLines w:val="0"/>
-        <w:pageBreakBefore w:val="0"/>
-        <w:widowControl w:val="0"/>
-        <w:kinsoku w:val="0"/>
-        <w:wordWrap/>
-        <w:overflowPunct/>
-        <w:topLinePunct w:val="0"/>
-        <w:autoSpaceDE w:val="0"/>
-        <w:autoSpaceDN w:val="0"/>
-        <w:bidi w:val="0"/>
-        <w:adjustRightInd w:val="0"/>
-        <w:snapToGrid w:val="0"/>
-        <w:textAlignment w:val="baseline"/>
-        <w:sectPr>
-          <w:footerReference r:id="rId10" w:type="default"/>
           <w:pgSz w:w="11910" w:h="16840"/>
           <w:pgMar w:top="879" w:right="1157" w:bottom="1168" w:left="1420" w:header="0" w:footer="954" w:gutter="0"/>
           <w:cols w:space="720" w:num="1"/>
@@ -12797,7 +12209,7 @@
                     <pic:cNvPicPr/>
                   </pic:nvPicPr>
                   <pic:blipFill>
-                    <a:blip r:embed="rId13"/>
+                    <a:blip r:embed="rId12"/>
                     <a:stretch>
                       <a:fillRect/>
                     </a:stretch>
@@ -12884,26 +12296,6 @@
         <w:bidi w:val="0"/>
         <w:adjustRightInd w:val="0"/>
         <w:snapToGrid w:val="0"/>
-        <w:spacing w:line="403" w:lineRule="auto"/>
-        <w:textAlignment w:val="baseline"/>
-      </w:pPr>
-    </w:p>
-    <w:p>
-      <w:pPr>
-        <w:pStyle w:val="2"/>
-        <w:keepNext w:val="0"/>
-        <w:keepLines w:val="0"/>
-        <w:pageBreakBefore w:val="0"/>
-        <w:widowControl w:val="0"/>
-        <w:kinsoku w:val="0"/>
-        <w:wordWrap/>
-        <w:overflowPunct/>
-        <w:topLinePunct w:val="0"/>
-        <w:autoSpaceDE w:val="0"/>
-        <w:autoSpaceDN w:val="0"/>
-        <w:bidi w:val="0"/>
-        <w:adjustRightInd w:val="0"/>
-        <w:snapToGrid w:val="0"/>
         <w:spacing w:line="320" w:lineRule="auto"/>
         <w:textAlignment w:val="baseline"/>
       </w:pPr>
@@ -12926,7 +12318,7 @@
                     </pic:cNvPicPr>
                   </pic:nvPicPr>
                   <pic:blipFill>
-                    <a:blip r:embed="rId17"/>
+                    <a:blip r:embed="rId16"/>
                     <a:stretch>
                       <a:fillRect/>
                     </a:stretch>
@@ -13116,7 +12508,7 @@
       </w:r>
     </w:p>
     <w:sectPr>
-      <w:footerReference r:id="rId11" w:type="default"/>
+      <w:footerReference r:id="rId10" w:type="default"/>
       <w:pgSz w:w="11910" w:h="16840"/>
       <w:pgMar w:top="879" w:right="1021" w:bottom="1168" w:left="1420" w:header="0" w:footer="954" w:gutter="0"/>
       <w:cols w:space="720" w:num="1"/>
@@ -13539,7 +12931,7 @@
         <w:sz w:val="18"/>
         <w:szCs w:val="18"/>
       </w:rPr>
-      <w:t>8</w:t>
+      <w:t>9</w:t>
     </w:r>
     <w:r>
       <w:rPr>
@@ -13591,94 +12983,6 @@
 </file>
 
 <file path=word/footer6.xml><?xml version="1.0" encoding="utf-8"?>
-<w:ftr xmlns:wpc="http://schemas.microsoft.com/office/word/2010/wordprocessingCanvas" xmlns:mc="http://schemas.openxmlformats.org/markup-compatibility/2006" xmlns:o="urn:schemas-microsoft-com:office:office" xmlns:r="http://schemas.openxmlformats.org/officeDocument/2006/relationships" xmlns:m="http://schemas.openxmlformats.org/officeDocument/2006/math" xmlns:v="urn:schemas-microsoft-com:vml" xmlns:wp14="http://schemas.microsoft.com/office/word/2010/wordprocessingDrawing" xmlns:wp="http://schemas.openxmlformats.org/drawingml/2006/wordprocessingDrawing" xmlns:w10="urn:schemas-microsoft-com:office:word" xmlns:w="http://schemas.openxmlformats.org/wordprocessingml/2006/main" xmlns:w14="http://schemas.microsoft.com/office/word/2010/wordml" xmlns:w15="http://schemas.microsoft.com/office/word/2012/wordml" xmlns:wpg="http://schemas.microsoft.com/office/word/2010/wordprocessingGroup" xmlns:wpi="http://schemas.microsoft.com/office/word/2010/wordprocessingInk" xmlns:wne="http://schemas.microsoft.com/office/word/2006/wordml" xmlns:wps="http://schemas.microsoft.com/office/word/2010/wordprocessingShape" xmlns:wpsCustomData="http://www.wps.cn/officeDocument/2013/wpsCustomData" mc:Ignorable="w14 w15 wp14">
-  <w:p>
-    <w:pPr>
-      <w:spacing w:line="209" w:lineRule="auto"/>
-      <w:ind w:left="3958"/>
-      <w:rPr>
-        <w:rFonts w:ascii="宋体" w:hAnsi="宋体" w:eastAsia="宋体" w:cs="宋体"/>
-        <w:sz w:val="18"/>
-        <w:szCs w:val="18"/>
-      </w:rPr>
-    </w:pPr>
-    <w:r>
-      <w:rPr>
-        <w:rFonts w:ascii="宋体" w:hAnsi="宋体" w:eastAsia="宋体" w:cs="宋体"/>
-        <w:spacing w:val="-9"/>
-        <w:sz w:val="18"/>
-        <w:szCs w:val="18"/>
-      </w:rPr>
-      <w:t>第</w:t>
-    </w:r>
-    <w:r>
-      <w:rPr>
-        <w:rFonts w:ascii="宋体" w:hAnsi="宋体" w:eastAsia="宋体" w:cs="宋体"/>
-        <w:spacing w:val="-33"/>
-        <w:sz w:val="18"/>
-        <w:szCs w:val="18"/>
-      </w:rPr>
-      <w:t xml:space="preserve"> </w:t>
-    </w:r>
-    <w:r>
-      <w:rPr>
-        <w:rFonts w:ascii="宋体" w:hAnsi="宋体" w:eastAsia="宋体" w:cs="宋体"/>
-        <w:spacing w:val="-9"/>
-        <w:sz w:val="18"/>
-        <w:szCs w:val="18"/>
-      </w:rPr>
-      <w:t>9</w:t>
-    </w:r>
-    <w:r>
-      <w:rPr>
-        <w:rFonts w:ascii="宋体" w:hAnsi="宋体" w:eastAsia="宋体" w:cs="宋体"/>
-        <w:spacing w:val="-39"/>
-        <w:sz w:val="18"/>
-        <w:szCs w:val="18"/>
-      </w:rPr>
-      <w:t xml:space="preserve"> </w:t>
-    </w:r>
-    <w:r>
-      <w:rPr>
-        <w:rFonts w:ascii="宋体" w:hAnsi="宋体" w:eastAsia="宋体" w:cs="宋体"/>
-        <w:spacing w:val="-9"/>
-        <w:sz w:val="18"/>
-        <w:szCs w:val="18"/>
-      </w:rPr>
-      <w:t xml:space="preserve">页，共 </w:t>
-    </w:r>
-    <w:r>
-      <w:rPr>
-        <w:rFonts w:ascii="Calibri" w:hAnsi="Calibri" w:eastAsia="Calibri" w:cs="Calibri"/>
-        <w:spacing w:val="-9"/>
-        <w:sz w:val="18"/>
-        <w:szCs w:val="18"/>
-      </w:rPr>
-      <w:t>10</w:t>
-    </w:r>
-    <w:r>
-      <w:rPr>
-        <w:rFonts w:ascii="Calibri" w:hAnsi="Calibri" w:eastAsia="Calibri" w:cs="Calibri"/>
-        <w:spacing w:val="12"/>
-        <w:sz w:val="18"/>
-        <w:szCs w:val="18"/>
-      </w:rPr>
-      <w:t xml:space="preserve"> </w:t>
-    </w:r>
-    <w:r>
-      <w:rPr>
-        <w:rFonts w:ascii="宋体" w:hAnsi="宋体" w:eastAsia="宋体" w:cs="宋体"/>
-        <w:spacing w:val="-9"/>
-        <w:sz w:val="18"/>
-        <w:szCs w:val="18"/>
-      </w:rPr>
-      <w:t>页</w:t>
-    </w:r>
-  </w:p>
-</w:ftr>
-</file>
-
-<file path=word/footer7.xml><?xml version="1.0" encoding="utf-8"?>
 <w:ftr xmlns:wpc="http://schemas.microsoft.com/office/word/2010/wordprocessingCanvas" xmlns:mc="http://schemas.openxmlformats.org/markup-compatibility/2006" xmlns:o="urn:schemas-microsoft-com:office:office" xmlns:r="http://schemas.openxmlformats.org/officeDocument/2006/relationships" xmlns:m="http://schemas.openxmlformats.org/officeDocument/2006/math" xmlns:v="urn:schemas-microsoft-com:vml" xmlns:wp14="http://schemas.microsoft.com/office/word/2010/wordprocessingDrawing" xmlns:wp="http://schemas.openxmlformats.org/drawingml/2006/wordprocessingDrawing" xmlns:w10="urn:schemas-microsoft-com:office:word" xmlns:w="http://schemas.openxmlformats.org/wordprocessingml/2006/main" xmlns:w14="http://schemas.microsoft.com/office/word/2010/wordml" xmlns:w15="http://schemas.microsoft.com/office/word/2012/wordml" xmlns:wpg="http://schemas.microsoft.com/office/word/2010/wordprocessingGroup" xmlns:wpi="http://schemas.microsoft.com/office/word/2010/wordprocessingInk" xmlns:wne="http://schemas.microsoft.com/office/word/2006/wordml" xmlns:wps="http://schemas.microsoft.com/office/word/2010/wordprocessingShape" xmlns:wpsCustomData="http://www.wps.cn/officeDocument/2013/wpsCustomData" mc:Ignorable="w14 w15 wp14">
   <w:p>
     <w:pPr>
@@ -13822,7 +13126,7 @@
     <w:lsdException w:uiPriority="99" w:name="index 8"/>
     <w:lsdException w:uiPriority="99" w:name="index 9"/>
     <w:lsdException w:uiPriority="39" w:name="toc 1"/>
-    <w:lsdException w:uiPriority="39" w:name="toc 2"/>
+    <w:lsdException w:qFormat="1" w:uiPriority="39" w:name="toc 2"/>
     <w:lsdException w:uiPriority="39" w:name="toc 3"/>
     <w:lsdException w:uiPriority="39" w:name="toc 4"/>
     <w:lsdException w:uiPriority="39" w:name="toc 5"/>
@@ -14123,6 +13427,7 @@
     <w:next w:val="1"/>
     <w:semiHidden/>
     <w:unhideWhenUsed/>
+    <w:qFormat/>
     <w:uiPriority w:val="39"/>
     <w:pPr>
       <w:ind w:left="420" w:leftChars="200"/>
